--- a/SPRING_ANNOTATIONS_WITH_ITS_EXPLINATION.docx
+++ b/SPRING_ANNOTATIONS_WITH_ITS_EXPLINATION.docx
@@ -1,6 +1,6 @@
 
 <file path=word/document.xml><?xml version="1.0" encoding="utf-8"?>
-<w:document xmlns:wpc="http://schemas.microsoft.com/office/word/2010/wordprocessingCanvas" xmlns:cx="http://schemas.microsoft.com/office/drawing/2014/chartex" xmlns:cx1="http://schemas.microsoft.com/office/drawing/2015/9/8/chartex" xmlns:cx2="http://schemas.microsoft.com/office/drawing/2015/10/21/chartex" xmlns:cx3="http://schemas.microsoft.com/office/drawing/2016/5/9/chartex" xmlns:cx4="http://schemas.microsoft.com/office/drawing/2016/5/10/chartex" xmlns:cx5="http://schemas.microsoft.com/office/drawing/2016/5/11/chartex" xmlns:cx6="http://schemas.microsoft.com/office/drawing/2016/5/12/chartex" xmlns:cx7="http://schemas.microsoft.com/office/drawing/2016/5/13/chartex" xmlns:cx8="http://schemas.microsoft.com/office/drawing/2016/5/14/chartex" xmlns:mc="http://schemas.openxmlformats.org/markup-compatibility/2006" xmlns:aink="http://schemas.microsoft.com/office/drawing/2016/ink" xmlns:am3d="http://schemas.microsoft.com/office/drawing/2017/model3d" xmlns:o="urn:schemas-microsoft-com:office:office" xmlns:oel="http://schemas.microsoft.com/office/2019/extlst" xmlns:r="http://schemas.openxmlformats.org/officeDocument/2006/relationships" xmlns:m="http://schemas.openxmlformats.org/officeDocument/2006/math" xmlns:v="urn:schemas-microsoft-com:vml" xmlns:wp14="http://schemas.microsoft.com/office/word/2010/wordprocessingDrawing" xmlns:wp="http://schemas.openxmlformats.org/drawingml/2006/wordprocessingDrawing" xmlns:w10="urn:schemas-microsoft-com:office:word" xmlns:w="http://schemas.openxmlformats.org/wordprocessingml/2006/main" xmlns:w14="http://schemas.microsoft.com/office/word/2010/wordml" xmlns:w15="http://schemas.microsoft.com/office/word/2012/wordml" xmlns:w16cex="http://schemas.microsoft.com/office/word/2018/wordml/cex" xmlns:w16cid="http://schemas.microsoft.com/office/word/2016/wordml/cid" xmlns:w16="http://schemas.microsoft.com/office/word/2018/wordml" xmlns:w16sdtdh="http://schemas.microsoft.com/office/word/2020/wordml/sdtdatahash" xmlns:w16se="http://schemas.microsoft.com/office/word/2015/wordml/symex" xmlns:wpg="http://schemas.microsoft.com/office/word/2010/wordprocessingGroup" xmlns:wpi="http://schemas.microsoft.com/office/word/2010/wordprocessingInk" xmlns:wne="http://schemas.microsoft.com/office/word/2006/wordml" xmlns:wps="http://schemas.microsoft.com/office/word/2010/wordprocessingShape" mc:Ignorable="w14 w15 w16se w16cid w16 w16cex w16sdtdh wp14">
+<w:document xmlns:wpc="http://schemas.microsoft.com/office/word/2010/wordprocessingCanvas" xmlns:cx="http://schemas.microsoft.com/office/drawing/2014/chartex" xmlns:cx1="http://schemas.microsoft.com/office/drawing/2015/9/8/chartex" xmlns:cx2="http://schemas.microsoft.com/office/drawing/2015/10/21/chartex" xmlns:cx3="http://schemas.microsoft.com/office/drawing/2016/5/9/chartex" xmlns:cx4="http://schemas.microsoft.com/office/drawing/2016/5/10/chartex" xmlns:cx5="http://schemas.microsoft.com/office/drawing/2016/5/11/chartex" xmlns:cx6="http://schemas.microsoft.com/office/drawing/2016/5/12/chartex" xmlns:cx7="http://schemas.microsoft.com/office/drawing/2016/5/13/chartex" xmlns:cx8="http://schemas.microsoft.com/office/drawing/2016/5/14/chartex" xmlns:mc="http://schemas.openxmlformats.org/markup-compatibility/2006" xmlns:aink="http://schemas.microsoft.com/office/drawing/2016/ink" xmlns:am3d="http://schemas.microsoft.com/office/drawing/2017/model3d" xmlns:o="urn:schemas-microsoft-com:office:office" xmlns:oel="http://schemas.microsoft.com/office/2019/extlst" xmlns:r="http://schemas.openxmlformats.org/officeDocument/2006/relationships" xmlns:m="http://schemas.openxmlformats.org/officeDocument/2006/math" xmlns:v="urn:schemas-microsoft-com:vml" xmlns:wp14="http://schemas.microsoft.com/office/word/2010/wordprocessingDrawing" xmlns:wp="http://schemas.openxmlformats.org/drawingml/2006/wordprocessingDrawing" xmlns:w10="urn:schemas-microsoft-com:office:word" xmlns:w="http://schemas.openxmlformats.org/wordprocessingml/2006/main" xmlns:w14="http://schemas.microsoft.com/office/word/2010/wordml" xmlns:w15="http://schemas.microsoft.com/office/word/2012/wordml" xmlns:w16cex="http://schemas.microsoft.com/office/word/2018/wordml/cex" xmlns:w16cid="http://schemas.microsoft.com/office/word/2016/wordml/cid" xmlns:w16="http://schemas.microsoft.com/office/word/2018/wordml" xmlns:w16du="http://schemas.microsoft.com/office/word/2023/wordml/word16du" xmlns:w16sdtdh="http://schemas.microsoft.com/office/word/2020/wordml/sdtdatahash" xmlns:w16se="http://schemas.microsoft.com/office/word/2015/wordml/symex" xmlns:wpg="http://schemas.microsoft.com/office/word/2010/wordprocessingGroup" xmlns:wpi="http://schemas.microsoft.com/office/word/2010/wordprocessingInk" xmlns:wne="http://schemas.microsoft.com/office/word/2006/wordml" xmlns:wps="http://schemas.microsoft.com/office/word/2010/wordprocessingShape" mc:Ignorable="w14 w15 w16se w16cid w16 w16cex w16sdtdh w16du wp14">
   <w:body>
     <w:p>
       <w:pPr>
@@ -41,7 +41,7 @@
         <w:tc>
           <w:tcPr>
             <w:cnfStyle w:val="001000000000" w:firstRow="0" w:lastRow="0" w:firstColumn="1" w:lastColumn="0" w:oddVBand="0" w:evenVBand="0" w:oddHBand="0" w:evenHBand="0" w:firstRowFirstColumn="0" w:firstRowLastColumn="0" w:lastRowFirstColumn="0" w:lastRowLastColumn="0"/>
-            <w:tcW w:w="1073" w:type="dxa"/>
+            <w:tcW w:w="1044" w:type="dxa"/>
             <w:tcBorders>
               <w:top w:val="single" w:sz="12" w:space="0" w:color="auto"/>
               <w:left w:val="single" w:sz="12" w:space="0" w:color="auto"/>
@@ -70,7 +70,7 @@
         </w:tc>
         <w:tc>
           <w:tcPr>
-            <w:tcW w:w="2607" w:type="dxa"/>
+            <w:tcW w:w="2930" w:type="dxa"/>
             <w:tcBorders>
               <w:top w:val="single" w:sz="12" w:space="0" w:color="auto"/>
               <w:left w:val="single" w:sz="12" w:space="0" w:color="auto"/>
@@ -100,7 +100,7 @@
         </w:tc>
         <w:tc>
           <w:tcPr>
-            <w:tcW w:w="2245" w:type="dxa"/>
+            <w:tcW w:w="2109" w:type="dxa"/>
             <w:tcBorders>
               <w:top w:val="single" w:sz="12" w:space="0" w:color="auto"/>
               <w:left w:val="single" w:sz="12" w:space="0" w:color="auto"/>
@@ -130,7 +130,7 @@
         </w:tc>
         <w:tc>
           <w:tcPr>
-            <w:tcW w:w="4755" w:type="dxa"/>
+            <w:tcW w:w="4597" w:type="dxa"/>
             <w:tcBorders>
               <w:top w:val="single" w:sz="12" w:space="0" w:color="auto"/>
               <w:left w:val="single" w:sz="12" w:space="0" w:color="auto"/>
@@ -166,7 +166,7 @@
         <w:tc>
           <w:tcPr>
             <w:cnfStyle w:val="001000000000" w:firstRow="0" w:lastRow="0" w:firstColumn="1" w:lastColumn="0" w:oddVBand="0" w:evenVBand="0" w:oddHBand="0" w:evenHBand="0" w:firstRowFirstColumn="0" w:firstRowLastColumn="0" w:lastRowFirstColumn="0" w:lastRowLastColumn="0"/>
-            <w:tcW w:w="1073" w:type="dxa"/>
+            <w:tcW w:w="1044" w:type="dxa"/>
             <w:tcBorders>
               <w:top w:val="single" w:sz="12" w:space="0" w:color="auto"/>
               <w:left w:val="single" w:sz="12" w:space="0" w:color="auto"/>
@@ -175,28 +175,23 @@
           </w:tcPr>
           <w:p>
             <w:pPr>
-              <w:jc w:val="center"/>
-              <w:rPr>
-                <w:rFonts w:ascii="Times New Roman" w:hAnsi="Times New Roman" w:cs="Times New Roman"/>
-                <w:sz w:val="24"/>
-                <w:szCs w:val="22"/>
-              </w:rPr>
-            </w:pPr>
-            <w:r>
-              <w:rPr>
-                <w:rFonts w:ascii="Times New Roman" w:hAnsi="Times New Roman" w:cs="Times New Roman"/>
-                <w:b w:val="0"/>
-                <w:bCs w:val="0"/>
-                <w:sz w:val="24"/>
-                <w:szCs w:val="22"/>
-              </w:rPr>
-              <w:t>1</w:t>
-            </w:r>
-          </w:p>
-        </w:tc>
-        <w:tc>
-          <w:tcPr>
-            <w:tcW w:w="2607" w:type="dxa"/>
+              <w:pStyle w:val="ListParagraph"/>
+              <w:numPr>
+                <w:ilvl w:val="0"/>
+                <w:numId w:val="4"/>
+              </w:numPr>
+              <w:jc w:val="center"/>
+              <w:rPr>
+                <w:rFonts w:ascii="Times New Roman" w:hAnsi="Times New Roman" w:cs="Times New Roman"/>
+                <w:sz w:val="24"/>
+                <w:szCs w:val="22"/>
+              </w:rPr>
+            </w:pPr>
+          </w:p>
+        </w:tc>
+        <w:tc>
+          <w:tcPr>
+            <w:tcW w:w="2930" w:type="dxa"/>
             <w:tcBorders>
               <w:top w:val="single" w:sz="12" w:space="0" w:color="auto"/>
               <w:left w:val="single" w:sz="12" w:space="0" w:color="auto"/>
@@ -225,7 +220,7 @@
         </w:tc>
         <w:tc>
           <w:tcPr>
-            <w:tcW w:w="2245" w:type="dxa"/>
+            <w:tcW w:w="2109" w:type="dxa"/>
             <w:tcBorders>
               <w:top w:val="single" w:sz="12" w:space="0" w:color="auto"/>
               <w:left w:val="single" w:sz="12" w:space="0" w:color="auto"/>
@@ -270,7 +265,7 @@
         </w:tc>
         <w:tc>
           <w:tcPr>
-            <w:tcW w:w="4755" w:type="dxa"/>
+            <w:tcW w:w="4597" w:type="dxa"/>
             <w:tcBorders>
               <w:top w:val="single" w:sz="12" w:space="0" w:color="auto"/>
               <w:left w:val="single" w:sz="12" w:space="0" w:color="auto"/>
@@ -312,38 +307,31 @@
         <w:tc>
           <w:tcPr>
             <w:cnfStyle w:val="001000000000" w:firstRow="0" w:lastRow="0" w:firstColumn="1" w:lastColumn="0" w:oddVBand="0" w:evenVBand="0" w:oddHBand="0" w:evenHBand="0" w:firstRowFirstColumn="0" w:firstRowLastColumn="0" w:lastRowFirstColumn="0" w:lastRowLastColumn="0"/>
-            <w:tcW w:w="1073" w:type="dxa"/>
-            <w:tcBorders>
-              <w:left w:val="single" w:sz="12" w:space="0" w:color="auto"/>
-              <w:right w:val="single" w:sz="12" w:space="0" w:color="auto"/>
-            </w:tcBorders>
-          </w:tcPr>
-          <w:p>
-            <w:pPr>
-              <w:jc w:val="center"/>
-              <w:rPr>
-                <w:rFonts w:ascii="Times New Roman" w:hAnsi="Times New Roman" w:cs="Times New Roman"/>
-                <w:b w:val="0"/>
-                <w:bCs w:val="0"/>
-                <w:sz w:val="24"/>
-                <w:szCs w:val="22"/>
-              </w:rPr>
-            </w:pPr>
-            <w:r>
-              <w:rPr>
-                <w:rFonts w:ascii="Times New Roman" w:hAnsi="Times New Roman" w:cs="Times New Roman"/>
-                <w:b w:val="0"/>
-                <w:bCs w:val="0"/>
-                <w:sz w:val="24"/>
-                <w:szCs w:val="22"/>
-              </w:rPr>
-              <w:t>2</w:t>
-            </w:r>
-          </w:p>
-        </w:tc>
-        <w:tc>
-          <w:tcPr>
-            <w:tcW w:w="2607" w:type="dxa"/>
+            <w:tcW w:w="1044" w:type="dxa"/>
+            <w:tcBorders>
+              <w:left w:val="single" w:sz="12" w:space="0" w:color="auto"/>
+              <w:right w:val="single" w:sz="12" w:space="0" w:color="auto"/>
+            </w:tcBorders>
+          </w:tcPr>
+          <w:p>
+            <w:pPr>
+              <w:pStyle w:val="ListParagraph"/>
+              <w:numPr>
+                <w:ilvl w:val="0"/>
+                <w:numId w:val="4"/>
+              </w:numPr>
+              <w:jc w:val="center"/>
+              <w:rPr>
+                <w:rFonts w:ascii="Times New Roman" w:hAnsi="Times New Roman" w:cs="Times New Roman"/>
+                <w:sz w:val="24"/>
+                <w:szCs w:val="22"/>
+              </w:rPr>
+            </w:pPr>
+          </w:p>
+        </w:tc>
+        <w:tc>
+          <w:tcPr>
+            <w:tcW w:w="2930" w:type="dxa"/>
             <w:tcBorders>
               <w:left w:val="single" w:sz="12" w:space="0" w:color="auto"/>
               <w:right w:val="single" w:sz="12" w:space="0" w:color="auto"/>
@@ -371,7 +359,7 @@
         </w:tc>
         <w:tc>
           <w:tcPr>
-            <w:tcW w:w="2245" w:type="dxa"/>
+            <w:tcW w:w="2109" w:type="dxa"/>
             <w:tcBorders>
               <w:left w:val="single" w:sz="12" w:space="0" w:color="auto"/>
               <w:right w:val="single" w:sz="12" w:space="0" w:color="auto"/>
@@ -415,7 +403,7 @@
         </w:tc>
         <w:tc>
           <w:tcPr>
-            <w:tcW w:w="4755" w:type="dxa"/>
+            <w:tcW w:w="4597" w:type="dxa"/>
             <w:tcBorders>
               <w:left w:val="single" w:sz="12" w:space="0" w:color="auto"/>
               <w:right w:val="single" w:sz="12" w:space="0" w:color="auto"/>
@@ -493,38 +481,31 @@
         <w:tc>
           <w:tcPr>
             <w:cnfStyle w:val="001000000000" w:firstRow="0" w:lastRow="0" w:firstColumn="1" w:lastColumn="0" w:oddVBand="0" w:evenVBand="0" w:oddHBand="0" w:evenHBand="0" w:firstRowFirstColumn="0" w:firstRowLastColumn="0" w:lastRowFirstColumn="0" w:lastRowLastColumn="0"/>
-            <w:tcW w:w="1073" w:type="dxa"/>
-            <w:tcBorders>
-              <w:left w:val="single" w:sz="12" w:space="0" w:color="auto"/>
-              <w:right w:val="single" w:sz="12" w:space="0" w:color="auto"/>
-            </w:tcBorders>
-          </w:tcPr>
-          <w:p>
-            <w:pPr>
-              <w:jc w:val="center"/>
-              <w:rPr>
-                <w:rFonts w:ascii="Times New Roman" w:hAnsi="Times New Roman" w:cs="Times New Roman"/>
-                <w:b w:val="0"/>
-                <w:bCs w:val="0"/>
-                <w:sz w:val="24"/>
-                <w:szCs w:val="22"/>
-              </w:rPr>
-            </w:pPr>
-            <w:r>
-              <w:rPr>
-                <w:rFonts w:ascii="Times New Roman" w:hAnsi="Times New Roman" w:cs="Times New Roman"/>
-                <w:b w:val="0"/>
-                <w:bCs w:val="0"/>
-                <w:sz w:val="24"/>
-                <w:szCs w:val="22"/>
-              </w:rPr>
-              <w:t>3</w:t>
-            </w:r>
-          </w:p>
-        </w:tc>
-        <w:tc>
-          <w:tcPr>
-            <w:tcW w:w="2607" w:type="dxa"/>
+            <w:tcW w:w="1044" w:type="dxa"/>
+            <w:tcBorders>
+              <w:left w:val="single" w:sz="12" w:space="0" w:color="auto"/>
+              <w:right w:val="single" w:sz="12" w:space="0" w:color="auto"/>
+            </w:tcBorders>
+          </w:tcPr>
+          <w:p>
+            <w:pPr>
+              <w:pStyle w:val="ListParagraph"/>
+              <w:numPr>
+                <w:ilvl w:val="0"/>
+                <w:numId w:val="4"/>
+              </w:numPr>
+              <w:jc w:val="center"/>
+              <w:rPr>
+                <w:rFonts w:ascii="Times New Roman" w:hAnsi="Times New Roman" w:cs="Times New Roman"/>
+                <w:sz w:val="24"/>
+                <w:szCs w:val="22"/>
+              </w:rPr>
+            </w:pPr>
+          </w:p>
+        </w:tc>
+        <w:tc>
+          <w:tcPr>
+            <w:tcW w:w="2930" w:type="dxa"/>
             <w:tcBorders>
               <w:left w:val="single" w:sz="12" w:space="0" w:color="auto"/>
               <w:right w:val="single" w:sz="12" w:space="0" w:color="auto"/>
@@ -552,7 +533,7 @@
         </w:tc>
         <w:tc>
           <w:tcPr>
-            <w:tcW w:w="2245" w:type="dxa"/>
+            <w:tcW w:w="2109" w:type="dxa"/>
             <w:tcBorders>
               <w:left w:val="single" w:sz="12" w:space="0" w:color="auto"/>
               <w:right w:val="single" w:sz="12" w:space="0" w:color="auto"/>
@@ -580,7 +561,7 @@
         </w:tc>
         <w:tc>
           <w:tcPr>
-            <w:tcW w:w="4755" w:type="dxa"/>
+            <w:tcW w:w="4597" w:type="dxa"/>
             <w:tcBorders>
               <w:left w:val="single" w:sz="12" w:space="0" w:color="auto"/>
               <w:right w:val="single" w:sz="12" w:space="0" w:color="auto"/>
@@ -611,38 +592,31 @@
         <w:tc>
           <w:tcPr>
             <w:cnfStyle w:val="001000000000" w:firstRow="0" w:lastRow="0" w:firstColumn="1" w:lastColumn="0" w:oddVBand="0" w:evenVBand="0" w:oddHBand="0" w:evenHBand="0" w:firstRowFirstColumn="0" w:firstRowLastColumn="0" w:lastRowFirstColumn="0" w:lastRowLastColumn="0"/>
-            <w:tcW w:w="1073" w:type="dxa"/>
-            <w:tcBorders>
-              <w:left w:val="single" w:sz="12" w:space="0" w:color="auto"/>
-              <w:right w:val="single" w:sz="12" w:space="0" w:color="auto"/>
-            </w:tcBorders>
-          </w:tcPr>
-          <w:p>
-            <w:pPr>
-              <w:jc w:val="center"/>
-              <w:rPr>
-                <w:rFonts w:ascii="Times New Roman" w:hAnsi="Times New Roman" w:cs="Times New Roman"/>
-                <w:b w:val="0"/>
-                <w:bCs w:val="0"/>
-                <w:sz w:val="24"/>
-                <w:szCs w:val="22"/>
-              </w:rPr>
-            </w:pPr>
-            <w:r>
-              <w:rPr>
-                <w:rFonts w:ascii="Times New Roman" w:hAnsi="Times New Roman" w:cs="Times New Roman"/>
-                <w:b w:val="0"/>
-                <w:bCs w:val="0"/>
-                <w:sz w:val="24"/>
-                <w:szCs w:val="22"/>
-              </w:rPr>
-              <w:t>4</w:t>
-            </w:r>
-          </w:p>
-        </w:tc>
-        <w:tc>
-          <w:tcPr>
-            <w:tcW w:w="2607" w:type="dxa"/>
+            <w:tcW w:w="1044" w:type="dxa"/>
+            <w:tcBorders>
+              <w:left w:val="single" w:sz="12" w:space="0" w:color="auto"/>
+              <w:right w:val="single" w:sz="12" w:space="0" w:color="auto"/>
+            </w:tcBorders>
+          </w:tcPr>
+          <w:p>
+            <w:pPr>
+              <w:pStyle w:val="ListParagraph"/>
+              <w:numPr>
+                <w:ilvl w:val="0"/>
+                <w:numId w:val="4"/>
+              </w:numPr>
+              <w:jc w:val="center"/>
+              <w:rPr>
+                <w:rFonts w:ascii="Times New Roman" w:hAnsi="Times New Roman" w:cs="Times New Roman"/>
+                <w:sz w:val="24"/>
+                <w:szCs w:val="22"/>
+              </w:rPr>
+            </w:pPr>
+          </w:p>
+        </w:tc>
+        <w:tc>
+          <w:tcPr>
+            <w:tcW w:w="2930" w:type="dxa"/>
             <w:tcBorders>
               <w:left w:val="single" w:sz="12" w:space="0" w:color="auto"/>
               <w:right w:val="single" w:sz="12" w:space="0" w:color="auto"/>
@@ -664,13 +638,13 @@
                 <w:sz w:val="24"/>
                 <w:szCs w:val="22"/>
               </w:rPr>
-              <w:t>@Configuration</w:t>
-            </w:r>
-          </w:p>
-        </w:tc>
-        <w:tc>
-          <w:tcPr>
-            <w:tcW w:w="2245" w:type="dxa"/>
+              <w:t>@Bean</w:t>
+            </w:r>
+          </w:p>
+        </w:tc>
+        <w:tc>
+          <w:tcPr>
+            <w:tcW w:w="2109" w:type="dxa"/>
             <w:tcBorders>
               <w:left w:val="single" w:sz="12" w:space="0" w:color="auto"/>
               <w:right w:val="single" w:sz="12" w:space="0" w:color="auto"/>
@@ -692,13 +666,13 @@
                 <w:sz w:val="24"/>
                 <w:szCs w:val="22"/>
               </w:rPr>
-              <w:t>Class level</w:t>
-            </w:r>
-          </w:p>
-        </w:tc>
-        <w:tc>
-          <w:tcPr>
-            <w:tcW w:w="4755" w:type="dxa"/>
+              <w:t>Method level</w:t>
+            </w:r>
+          </w:p>
+        </w:tc>
+        <w:tc>
+          <w:tcPr>
+            <w:tcW w:w="4597" w:type="dxa"/>
             <w:tcBorders>
               <w:left w:val="single" w:sz="12" w:space="0" w:color="auto"/>
               <w:right w:val="single" w:sz="12" w:space="0" w:color="auto"/>
@@ -720,63 +694,7 @@
                 <w:sz w:val="24"/>
                 <w:szCs w:val="22"/>
               </w:rPr>
-              <w:t>It’s a class level or Stereotype annotation,</w:t>
-            </w:r>
-            <w:r>
-              <w:rPr>
-                <w:rFonts w:ascii="Times New Roman" w:hAnsi="Times New Roman" w:cs="Times New Roman"/>
-                <w:sz w:val="24"/>
-                <w:szCs w:val="22"/>
-              </w:rPr>
-              <w:t xml:space="preserve"> this annotation is replacement for XML configuration file,</w:t>
-            </w:r>
-            <w:r>
-              <w:rPr>
-                <w:rFonts w:ascii="Times New Roman" w:hAnsi="Times New Roman" w:cs="Times New Roman"/>
-                <w:sz w:val="24"/>
-                <w:szCs w:val="22"/>
-              </w:rPr>
-              <w:t xml:space="preserve"> when this annotation is used on a class then it means</w:t>
-            </w:r>
-            <w:r>
-              <w:rPr>
-                <w:rFonts w:ascii="Times New Roman" w:hAnsi="Times New Roman" w:cs="Times New Roman"/>
-                <w:sz w:val="24"/>
-                <w:szCs w:val="22"/>
-              </w:rPr>
-              <w:t>,</w:t>
-            </w:r>
-            <w:r>
-              <w:rPr>
-                <w:rFonts w:ascii="Times New Roman" w:hAnsi="Times New Roman" w:cs="Times New Roman"/>
-                <w:sz w:val="24"/>
-                <w:szCs w:val="22"/>
-              </w:rPr>
-              <w:t xml:space="preserve"> that </w:t>
-            </w:r>
-            <w:r>
-              <w:rPr>
-                <w:rFonts w:ascii="Times New Roman" w:hAnsi="Times New Roman" w:cs="Times New Roman"/>
-                <w:sz w:val="24"/>
-                <w:szCs w:val="22"/>
-              </w:rPr>
-              <w:t>class is a configuration file using Java classes and it will be responsible for creating and configuring the beans for our</w:t>
-            </w:r>
-            <w:r>
-              <w:rPr>
-                <w:rFonts w:ascii="Times New Roman" w:hAnsi="Times New Roman" w:cs="Times New Roman"/>
-                <w:sz w:val="24"/>
-                <w:szCs w:val="22"/>
-              </w:rPr>
-              <w:t xml:space="preserve"> application</w:t>
-            </w:r>
-            <w:r>
-              <w:rPr>
-                <w:rFonts w:ascii="Times New Roman" w:hAnsi="Times New Roman" w:cs="Times New Roman"/>
-                <w:sz w:val="24"/>
-                <w:szCs w:val="22"/>
-              </w:rPr>
-              <w:t>.</w:t>
+              <w:t xml:space="preserve">It is used to create a spring bean, and that bean will be maintained by spring container. </w:t>
             </w:r>
           </w:p>
         </w:tc>
@@ -788,38 +706,31 @@
         <w:tc>
           <w:tcPr>
             <w:cnfStyle w:val="001000000000" w:firstRow="0" w:lastRow="0" w:firstColumn="1" w:lastColumn="0" w:oddVBand="0" w:evenVBand="0" w:oddHBand="0" w:evenHBand="0" w:firstRowFirstColumn="0" w:firstRowLastColumn="0" w:lastRowFirstColumn="0" w:lastRowLastColumn="0"/>
-            <w:tcW w:w="1073" w:type="dxa"/>
-            <w:tcBorders>
-              <w:left w:val="single" w:sz="12" w:space="0" w:color="auto"/>
-              <w:right w:val="single" w:sz="12" w:space="0" w:color="auto"/>
-            </w:tcBorders>
-          </w:tcPr>
-          <w:p>
-            <w:pPr>
-              <w:jc w:val="center"/>
-              <w:rPr>
-                <w:rFonts w:ascii="Times New Roman" w:hAnsi="Times New Roman" w:cs="Times New Roman"/>
-                <w:b w:val="0"/>
-                <w:bCs w:val="0"/>
-                <w:sz w:val="24"/>
-                <w:szCs w:val="22"/>
-              </w:rPr>
-            </w:pPr>
-            <w:r>
-              <w:rPr>
-                <w:rFonts w:ascii="Times New Roman" w:hAnsi="Times New Roman" w:cs="Times New Roman"/>
-                <w:b w:val="0"/>
-                <w:bCs w:val="0"/>
-                <w:sz w:val="24"/>
-                <w:szCs w:val="22"/>
-              </w:rPr>
-              <w:t>5</w:t>
-            </w:r>
-          </w:p>
-        </w:tc>
-        <w:tc>
-          <w:tcPr>
-            <w:tcW w:w="2607" w:type="dxa"/>
+            <w:tcW w:w="1044" w:type="dxa"/>
+            <w:tcBorders>
+              <w:left w:val="single" w:sz="12" w:space="0" w:color="auto"/>
+              <w:right w:val="single" w:sz="12" w:space="0" w:color="auto"/>
+            </w:tcBorders>
+          </w:tcPr>
+          <w:p>
+            <w:pPr>
+              <w:pStyle w:val="ListParagraph"/>
+              <w:numPr>
+                <w:ilvl w:val="0"/>
+                <w:numId w:val="4"/>
+              </w:numPr>
+              <w:jc w:val="center"/>
+              <w:rPr>
+                <w:rFonts w:ascii="Times New Roman" w:hAnsi="Times New Roman" w:cs="Times New Roman"/>
+                <w:sz w:val="24"/>
+                <w:szCs w:val="22"/>
+              </w:rPr>
+            </w:pPr>
+          </w:p>
+        </w:tc>
+        <w:tc>
+          <w:tcPr>
+            <w:tcW w:w="2930" w:type="dxa"/>
             <w:tcBorders>
               <w:left w:val="single" w:sz="12" w:space="0" w:color="auto"/>
               <w:right w:val="single" w:sz="12" w:space="0" w:color="auto"/>
@@ -841,13 +752,13 @@
                 <w:sz w:val="24"/>
                 <w:szCs w:val="22"/>
               </w:rPr>
-              <w:t>@ComponentScan</w:t>
-            </w:r>
-          </w:p>
-        </w:tc>
-        <w:tc>
-          <w:tcPr>
-            <w:tcW w:w="2245" w:type="dxa"/>
+              <w:t>@Value</w:t>
+            </w:r>
+          </w:p>
+        </w:tc>
+        <w:tc>
+          <w:tcPr>
+            <w:tcW w:w="2109" w:type="dxa"/>
             <w:tcBorders>
               <w:left w:val="single" w:sz="12" w:space="0" w:color="auto"/>
               <w:right w:val="single" w:sz="12" w:space="0" w:color="auto"/>
@@ -869,13 +780,13 @@
                 <w:sz w:val="24"/>
                 <w:szCs w:val="22"/>
               </w:rPr>
-              <w:t>Class level</w:t>
-            </w:r>
-          </w:p>
-        </w:tc>
-        <w:tc>
-          <w:tcPr>
-            <w:tcW w:w="4755" w:type="dxa"/>
+              <w:t>Field level, method parameter level, constructor parameter level</w:t>
+            </w:r>
+          </w:p>
+        </w:tc>
+        <w:tc>
+          <w:tcPr>
+            <w:tcW w:w="4597" w:type="dxa"/>
             <w:tcBorders>
               <w:left w:val="single" w:sz="12" w:space="0" w:color="auto"/>
               <w:right w:val="single" w:sz="12" w:space="0" w:color="auto"/>
@@ -897,7 +808,115 @@
                 <w:sz w:val="24"/>
                 <w:szCs w:val="22"/>
               </w:rPr>
-              <w:t xml:space="preserve">It is used at base package in spring application where it will scan its packages and if any specific package is not defined, then scanning will occur from the package of class where this annotation is declared. </w:t>
+              <w:t>It is used to inject the value into a field or to a parameter from the properties file during the run time.</w:t>
+            </w:r>
+            <w:r>
+              <w:rPr>
+                <w:rFonts w:ascii="Times New Roman" w:hAnsi="Times New Roman" w:cs="Times New Roman"/>
+                <w:sz w:val="24"/>
+                <w:szCs w:val="22"/>
+              </w:rPr>
+              <w:t xml:space="preserve"> [it works same as @Autowire but here it will fetch the value from properties file and inject during runtime.]</w:t>
+            </w:r>
+            <w:r>
+              <w:rPr>
+                <w:rFonts w:ascii="Times New Roman" w:hAnsi="Times New Roman" w:cs="Times New Roman"/>
+                <w:sz w:val="24"/>
+                <w:szCs w:val="22"/>
+              </w:rPr>
+              <w:t xml:space="preserve"> </w:t>
+            </w:r>
+            <w:r>
+              <w:rPr>
+                <w:rFonts w:ascii="Times New Roman" w:hAnsi="Times New Roman" w:cs="Times New Roman"/>
+                <w:sz w:val="24"/>
+                <w:szCs w:val="22"/>
+              </w:rPr>
+              <w:t xml:space="preserve">it </w:t>
+            </w:r>
+            <w:r>
+              <w:rPr>
+                <w:rFonts w:ascii="Times New Roman" w:hAnsi="Times New Roman" w:cs="Times New Roman"/>
+                <w:b/>
+                <w:bCs/>
+                <w:sz w:val="24"/>
+                <w:szCs w:val="22"/>
+              </w:rPr>
+              <w:t xml:space="preserve">supports two placeholders </w:t>
+            </w:r>
+            <w:r>
+              <w:rPr>
+                <w:rFonts w:ascii="Times New Roman" w:hAnsi="Times New Roman" w:cs="Times New Roman"/>
+                <w:sz w:val="24"/>
+                <w:szCs w:val="22"/>
+              </w:rPr>
+              <w:t xml:space="preserve">they </w:t>
+            </w:r>
+            <w:proofErr w:type="gramStart"/>
+            <w:r>
+              <w:rPr>
+                <w:rFonts w:ascii="Times New Roman" w:hAnsi="Times New Roman" w:cs="Times New Roman"/>
+                <w:sz w:val="24"/>
+                <w:szCs w:val="22"/>
+              </w:rPr>
+              <w:t>are</w:t>
+            </w:r>
+            <w:r>
+              <w:rPr>
+                <w:rFonts w:ascii="Times New Roman" w:hAnsi="Times New Roman" w:cs="Times New Roman"/>
+                <w:b/>
+                <w:bCs/>
+                <w:sz w:val="24"/>
+                <w:szCs w:val="22"/>
+              </w:rPr>
+              <w:t xml:space="preserve"> :</w:t>
+            </w:r>
+            <w:proofErr w:type="gramEnd"/>
+            <w:r>
+              <w:rPr>
+                <w:rFonts w:ascii="Times New Roman" w:hAnsi="Times New Roman" w:cs="Times New Roman"/>
+                <w:b/>
+                <w:bCs/>
+                <w:sz w:val="24"/>
+                <w:szCs w:val="22"/>
+              </w:rPr>
+              <w:t>-</w:t>
+            </w:r>
+            <w:r>
+              <w:rPr>
+                <w:rFonts w:ascii="Times New Roman" w:hAnsi="Times New Roman" w:cs="Times New Roman"/>
+                <w:sz w:val="24"/>
+                <w:szCs w:val="22"/>
+              </w:rPr>
+              <w:t xml:space="preserve"> </w:t>
+            </w:r>
+            <w:r>
+              <w:rPr>
+                <w:rFonts w:ascii="Times New Roman" w:hAnsi="Times New Roman" w:cs="Times New Roman"/>
+                <w:b/>
+                <w:bCs/>
+                <w:sz w:val="24"/>
+                <w:szCs w:val="22"/>
+              </w:rPr>
+              <w:t xml:space="preserve">“#{…}” </w:t>
+            </w:r>
+            <w:r>
+              <w:rPr>
+                <w:rFonts w:ascii="Times New Roman" w:hAnsi="Times New Roman" w:cs="Times New Roman"/>
+                <w:sz w:val="24"/>
+                <w:szCs w:val="22"/>
+              </w:rPr>
+              <w:t>and</w:t>
+            </w:r>
+            <w:r>
+              <w:rPr>
+                <w:rFonts w:ascii="Times New Roman" w:hAnsi="Times New Roman" w:cs="Times New Roman"/>
+                <w:b/>
+                <w:bCs/>
+                <w:sz w:val="24"/>
+                <w:szCs w:val="22"/>
+              </w:rPr>
+              <w:t xml:space="preserve"> “${…}”</w:t>
             </w:r>
           </w:p>
         </w:tc>
@@ -906,114 +925,32 @@
         <w:tc>
           <w:tcPr>
             <w:cnfStyle w:val="001000000000" w:firstRow="0" w:lastRow="0" w:firstColumn="1" w:lastColumn="0" w:oddVBand="0" w:evenVBand="0" w:oddHBand="0" w:evenHBand="0" w:firstRowFirstColumn="0" w:firstRowLastColumn="0" w:lastRowFirstColumn="0" w:lastRowLastColumn="0"/>
-            <w:tcW w:w="1073" w:type="dxa"/>
-            <w:tcBorders>
-              <w:left w:val="single" w:sz="12" w:space="0" w:color="auto"/>
-              <w:right w:val="single" w:sz="12" w:space="0" w:color="auto"/>
-            </w:tcBorders>
-          </w:tcPr>
-          <w:p>
-            <w:pPr>
-              <w:jc w:val="center"/>
-              <w:rPr>
-                <w:rFonts w:ascii="Times New Roman" w:hAnsi="Times New Roman" w:cs="Times New Roman"/>
-                <w:sz w:val="24"/>
-                <w:szCs w:val="22"/>
-              </w:rPr>
-            </w:pPr>
-            <w:r>
-              <w:rPr>
-                <w:rFonts w:ascii="Times New Roman" w:hAnsi="Times New Roman" w:cs="Times New Roman"/>
-                <w:b w:val="0"/>
-                <w:bCs w:val="0"/>
-                <w:sz w:val="24"/>
-                <w:szCs w:val="22"/>
-              </w:rPr>
-              <w:t>6</w:t>
-            </w:r>
-          </w:p>
-        </w:tc>
-        <w:tc>
-          <w:tcPr>
-            <w:tcW w:w="2607" w:type="dxa"/>
-            <w:tcBorders>
-              <w:left w:val="single" w:sz="12" w:space="0" w:color="auto"/>
-              <w:right w:val="single" w:sz="12" w:space="0" w:color="auto"/>
-            </w:tcBorders>
-          </w:tcPr>
-          <w:p>
-            <w:pPr>
-              <w:jc w:val="center"/>
-              <w:cnfStyle w:val="000000000000" w:firstRow="0" w:lastRow="0" w:firstColumn="0" w:lastColumn="0" w:oddVBand="0" w:evenVBand="0" w:oddHBand="0" w:evenHBand="0" w:firstRowFirstColumn="0" w:firstRowLastColumn="0" w:lastRowFirstColumn="0" w:lastRowLastColumn="0"/>
-              <w:rPr>
-                <w:rFonts w:ascii="Times New Roman" w:hAnsi="Times New Roman" w:cs="Times New Roman"/>
-                <w:sz w:val="24"/>
-                <w:szCs w:val="22"/>
-              </w:rPr>
-            </w:pPr>
-            <w:r>
-              <w:rPr>
-                <w:rFonts w:ascii="Times New Roman" w:hAnsi="Times New Roman" w:cs="Times New Roman"/>
-                <w:sz w:val="24"/>
-                <w:szCs w:val="22"/>
-              </w:rPr>
-              <w:t>@Bean</w:t>
-            </w:r>
-          </w:p>
-        </w:tc>
-        <w:tc>
-          <w:tcPr>
-            <w:tcW w:w="2245" w:type="dxa"/>
-            <w:tcBorders>
-              <w:left w:val="single" w:sz="12" w:space="0" w:color="auto"/>
-              <w:right w:val="single" w:sz="12" w:space="0" w:color="auto"/>
-            </w:tcBorders>
-          </w:tcPr>
-          <w:p>
-            <w:pPr>
-              <w:jc w:val="center"/>
-              <w:cnfStyle w:val="000000000000" w:firstRow="0" w:lastRow="0" w:firstColumn="0" w:lastColumn="0" w:oddVBand="0" w:evenVBand="0" w:oddHBand="0" w:evenHBand="0" w:firstRowFirstColumn="0" w:firstRowLastColumn="0" w:lastRowFirstColumn="0" w:lastRowLastColumn="0"/>
-              <w:rPr>
-                <w:rFonts w:ascii="Times New Roman" w:hAnsi="Times New Roman" w:cs="Times New Roman"/>
-                <w:sz w:val="24"/>
-                <w:szCs w:val="22"/>
-              </w:rPr>
-            </w:pPr>
-            <w:r>
-              <w:rPr>
-                <w:rFonts w:ascii="Times New Roman" w:hAnsi="Times New Roman" w:cs="Times New Roman"/>
-                <w:sz w:val="24"/>
-                <w:szCs w:val="22"/>
-              </w:rPr>
-              <w:t>Method level</w:t>
-            </w:r>
-          </w:p>
-        </w:tc>
-        <w:tc>
-          <w:tcPr>
-            <w:tcW w:w="4755" w:type="dxa"/>
-            <w:tcBorders>
-              <w:left w:val="single" w:sz="12" w:space="0" w:color="auto"/>
-              <w:right w:val="single" w:sz="12" w:space="0" w:color="auto"/>
-            </w:tcBorders>
-          </w:tcPr>
-          <w:p>
-            <w:pPr>
-              <w:jc w:val="center"/>
-              <w:cnfStyle w:val="000000000000" w:firstRow="0" w:lastRow="0" w:firstColumn="0" w:lastColumn="0" w:oddVBand="0" w:evenVBand="0" w:oddHBand="0" w:evenHBand="0" w:firstRowFirstColumn="0" w:firstRowLastColumn="0" w:lastRowFirstColumn="0" w:lastRowLastColumn="0"/>
-              <w:rPr>
-                <w:rFonts w:ascii="Times New Roman" w:hAnsi="Times New Roman" w:cs="Times New Roman"/>
-                <w:sz w:val="24"/>
-                <w:szCs w:val="22"/>
-              </w:rPr>
-            </w:pPr>
-            <w:r>
-              <w:rPr>
-                <w:rFonts w:ascii="Times New Roman" w:hAnsi="Times New Roman" w:cs="Times New Roman"/>
-                <w:sz w:val="24"/>
-                <w:szCs w:val="22"/>
-              </w:rPr>
-              <w:t xml:space="preserve">It is used to create a spring bean, and that bean will be maintained by spring container. </w:t>
+            <w:tcW w:w="10680" w:type="dxa"/>
+            <w:gridSpan w:val="4"/>
+            <w:tcBorders>
+              <w:left w:val="single" w:sz="12" w:space="0" w:color="auto"/>
+              <w:right w:val="single" w:sz="12" w:space="0" w:color="auto"/>
+            </w:tcBorders>
+          </w:tcPr>
+          <w:p>
+            <w:pPr>
+              <w:jc w:val="center"/>
+              <w:rPr>
+                <w:rFonts w:ascii="Times New Roman" w:hAnsi="Times New Roman" w:cs="Times New Roman"/>
+                <w:sz w:val="24"/>
+                <w:szCs w:val="22"/>
+                <w:u w:val="single"/>
+              </w:rPr>
+            </w:pPr>
+            <w:r>
+              <w:rPr>
+                <w:rFonts w:ascii="Times New Roman" w:hAnsi="Times New Roman" w:cs="Times New Roman"/>
+                <w:color w:val="FF0000"/>
+                <w:sz w:val="28"/>
+                <w:szCs w:val="24"/>
+                <w:u w:val="single"/>
+              </w:rPr>
+              <w:t>STEREOTYPE ANNOTATIONS</w:t>
             </w:r>
           </w:p>
         </w:tc>
@@ -1025,38 +962,39 @@
         <w:tc>
           <w:tcPr>
             <w:cnfStyle w:val="001000000000" w:firstRow="0" w:lastRow="0" w:firstColumn="1" w:lastColumn="0" w:oddVBand="0" w:evenVBand="0" w:oddHBand="0" w:evenHBand="0" w:firstRowFirstColumn="0" w:firstRowLastColumn="0" w:lastRowFirstColumn="0" w:lastRowLastColumn="0"/>
-            <w:tcW w:w="1073" w:type="dxa"/>
-            <w:tcBorders>
-              <w:left w:val="single" w:sz="12" w:space="0" w:color="auto"/>
-              <w:right w:val="single" w:sz="12" w:space="0" w:color="auto"/>
-            </w:tcBorders>
-          </w:tcPr>
-          <w:p>
-            <w:pPr>
-              <w:jc w:val="center"/>
-              <w:rPr>
-                <w:rFonts w:ascii="Times New Roman" w:hAnsi="Times New Roman" w:cs="Times New Roman"/>
-                <w:b w:val="0"/>
-                <w:bCs w:val="0"/>
-                <w:sz w:val="24"/>
-                <w:szCs w:val="22"/>
-              </w:rPr>
-            </w:pPr>
-            <w:r>
-              <w:rPr>
-                <w:rFonts w:ascii="Times New Roman" w:hAnsi="Times New Roman" w:cs="Times New Roman"/>
-                <w:b w:val="0"/>
-                <w:bCs w:val="0"/>
-                <w:sz w:val="24"/>
-                <w:szCs w:val="22"/>
-              </w:rPr>
-              <w:t>7</w:t>
-            </w:r>
-          </w:p>
-        </w:tc>
-        <w:tc>
-          <w:tcPr>
-            <w:tcW w:w="2607" w:type="dxa"/>
+            <w:tcW w:w="1044" w:type="dxa"/>
+            <w:tcBorders>
+              <w:left w:val="single" w:sz="12" w:space="0" w:color="auto"/>
+              <w:right w:val="single" w:sz="12" w:space="0" w:color="auto"/>
+            </w:tcBorders>
+          </w:tcPr>
+          <w:p>
+            <w:pPr>
+              <w:pStyle w:val="ListParagraph"/>
+              <w:numPr>
+                <w:ilvl w:val="0"/>
+                <w:numId w:val="4"/>
+              </w:numPr>
+              <w:jc w:val="center"/>
+              <w:rPr>
+                <w:rFonts w:ascii="Times New Roman" w:hAnsi="Times New Roman" w:cs="Times New Roman"/>
+                <w:sz w:val="24"/>
+                <w:szCs w:val="22"/>
+              </w:rPr>
+            </w:pPr>
+            <w:r>
+              <w:rPr>
+                <w:rFonts w:ascii="Times New Roman" w:hAnsi="Times New Roman" w:cs="Times New Roman"/>
+                <w:sz w:val="24"/>
+                <w:szCs w:val="22"/>
+              </w:rPr>
+              <w:t xml:space="preserve"> </w:t>
+            </w:r>
+          </w:p>
+        </w:tc>
+        <w:tc>
+          <w:tcPr>
+            <w:tcW w:w="2930" w:type="dxa"/>
             <w:tcBorders>
               <w:left w:val="single" w:sz="12" w:space="0" w:color="auto"/>
               <w:right w:val="single" w:sz="12" w:space="0" w:color="auto"/>
@@ -1078,13 +1016,13 @@
                 <w:sz w:val="24"/>
                 <w:szCs w:val="22"/>
               </w:rPr>
-              <w:t>@Lazy</w:t>
-            </w:r>
-          </w:p>
-        </w:tc>
-        <w:tc>
-          <w:tcPr>
-            <w:tcW w:w="2245" w:type="dxa"/>
+              <w:t>@Component</w:t>
+            </w:r>
+          </w:p>
+        </w:tc>
+        <w:tc>
+          <w:tcPr>
+            <w:tcW w:w="2109" w:type="dxa"/>
             <w:tcBorders>
               <w:left w:val="single" w:sz="12" w:space="0" w:color="auto"/>
               <w:right w:val="single" w:sz="12" w:space="0" w:color="auto"/>
@@ -1106,13 +1044,13 @@
                 <w:sz w:val="24"/>
                 <w:szCs w:val="22"/>
               </w:rPr>
-              <w:t>Class level</w:t>
-            </w:r>
-          </w:p>
-        </w:tc>
-        <w:tc>
-          <w:tcPr>
-            <w:tcW w:w="4755" w:type="dxa"/>
+              <w:t>Class Level</w:t>
+            </w:r>
+          </w:p>
+        </w:tc>
+        <w:tc>
+          <w:tcPr>
+            <w:tcW w:w="4597" w:type="dxa"/>
             <w:tcBorders>
               <w:left w:val="single" w:sz="12" w:space="0" w:color="auto"/>
               <w:right w:val="single" w:sz="12" w:space="0" w:color="auto"/>
@@ -1134,139 +1072,23 @@
                 <w:sz w:val="24"/>
                 <w:szCs w:val="22"/>
               </w:rPr>
-              <w:t xml:space="preserve">All the </w:t>
-            </w:r>
-            <w:proofErr w:type="spellStart"/>
-            <w:r>
-              <w:rPr>
-                <w:rFonts w:ascii="Times New Roman" w:hAnsi="Times New Roman" w:cs="Times New Roman"/>
-                <w:sz w:val="24"/>
-                <w:szCs w:val="22"/>
-              </w:rPr>
-              <w:t>Autowired</w:t>
-            </w:r>
-            <w:proofErr w:type="spellEnd"/>
-            <w:r>
-              <w:rPr>
-                <w:rFonts w:ascii="Times New Roman" w:hAnsi="Times New Roman" w:cs="Times New Roman"/>
-                <w:sz w:val="24"/>
-                <w:szCs w:val="22"/>
-              </w:rPr>
-              <w:t xml:space="preserve"> beans will be created</w:t>
-            </w:r>
-            <w:r>
-              <w:rPr>
-                <w:rFonts w:ascii="Times New Roman" w:hAnsi="Times New Roman" w:cs="Times New Roman"/>
-                <w:sz w:val="24"/>
-                <w:szCs w:val="22"/>
-              </w:rPr>
-              <w:t xml:space="preserve"> or instantiated</w:t>
-            </w:r>
-            <w:r>
-              <w:rPr>
-                <w:rFonts w:ascii="Times New Roman" w:hAnsi="Times New Roman" w:cs="Times New Roman"/>
-                <w:sz w:val="24"/>
-                <w:szCs w:val="22"/>
-              </w:rPr>
-              <w:t xml:space="preserve"> during the application startup only, but when we use this annotation</w:t>
-            </w:r>
-            <w:r>
-              <w:rPr>
-                <w:rFonts w:ascii="Times New Roman" w:hAnsi="Times New Roman" w:cs="Times New Roman"/>
-                <w:sz w:val="24"/>
-                <w:szCs w:val="22"/>
-              </w:rPr>
-              <w:t xml:space="preserve"> along</w:t>
-            </w:r>
-            <w:r>
-              <w:rPr>
-                <w:rFonts w:ascii="Times New Roman" w:hAnsi="Times New Roman" w:cs="Times New Roman"/>
-                <w:sz w:val="24"/>
-                <w:szCs w:val="22"/>
-              </w:rPr>
-              <w:t xml:space="preserve"> with a</w:t>
-            </w:r>
-            <w:r>
-              <w:rPr>
-                <w:rFonts w:ascii="Times New Roman" w:hAnsi="Times New Roman" w:cs="Times New Roman"/>
-                <w:sz w:val="24"/>
-                <w:szCs w:val="22"/>
-              </w:rPr>
-              <w:t>n</w:t>
-            </w:r>
-            <w:r>
-              <w:rPr>
-                <w:rFonts w:ascii="Times New Roman" w:hAnsi="Times New Roman" w:cs="Times New Roman"/>
-                <w:sz w:val="24"/>
-                <w:szCs w:val="22"/>
-              </w:rPr>
-              <w:t xml:space="preserve"> @component class the </w:t>
-            </w:r>
-            <w:proofErr w:type="spellStart"/>
-            <w:r>
-              <w:rPr>
-                <w:rFonts w:ascii="Times New Roman" w:hAnsi="Times New Roman" w:cs="Times New Roman"/>
-                <w:sz w:val="24"/>
-                <w:szCs w:val="22"/>
-              </w:rPr>
-              <w:t>Autowired</w:t>
-            </w:r>
-            <w:proofErr w:type="spellEnd"/>
-            <w:r>
-              <w:rPr>
-                <w:rFonts w:ascii="Times New Roman" w:hAnsi="Times New Roman" w:cs="Times New Roman"/>
-                <w:sz w:val="24"/>
-                <w:szCs w:val="22"/>
-              </w:rPr>
-              <w:t xml:space="preserve"> beans will be created</w:t>
-            </w:r>
-            <w:r>
-              <w:rPr>
-                <w:rFonts w:ascii="Times New Roman" w:hAnsi="Times New Roman" w:cs="Times New Roman"/>
-                <w:sz w:val="24"/>
-                <w:szCs w:val="22"/>
-              </w:rPr>
-              <w:t xml:space="preserve"> or instantiated</w:t>
-            </w:r>
-            <w:r>
-              <w:rPr>
-                <w:rFonts w:ascii="Times New Roman" w:hAnsi="Times New Roman" w:cs="Times New Roman"/>
-                <w:sz w:val="24"/>
-                <w:szCs w:val="22"/>
-              </w:rPr>
-              <w:t xml:space="preserve"> when they are first</w:t>
-            </w:r>
-            <w:r>
-              <w:rPr>
-                <w:rFonts w:ascii="Times New Roman" w:hAnsi="Times New Roman" w:cs="Times New Roman"/>
-                <w:sz w:val="24"/>
-                <w:szCs w:val="22"/>
-              </w:rPr>
-              <w:t xml:space="preserve"> time</w:t>
-            </w:r>
-            <w:r>
-              <w:rPr>
-                <w:rFonts w:ascii="Times New Roman" w:hAnsi="Times New Roman" w:cs="Times New Roman"/>
-                <w:sz w:val="24"/>
-                <w:szCs w:val="22"/>
-              </w:rPr>
-              <w:t xml:space="preserve"> required instead of creating</w:t>
-            </w:r>
-            <w:r>
-              <w:rPr>
-                <w:rFonts w:ascii="Times New Roman" w:hAnsi="Times New Roman" w:cs="Times New Roman"/>
-                <w:sz w:val="24"/>
-                <w:szCs w:val="22"/>
-              </w:rPr>
-              <w:t xml:space="preserve"> or instantiating</w:t>
-            </w:r>
-            <w:r>
-              <w:rPr>
-                <w:rFonts w:ascii="Times New Roman" w:hAnsi="Times New Roman" w:cs="Times New Roman"/>
-                <w:sz w:val="24"/>
-                <w:szCs w:val="22"/>
-              </w:rPr>
-              <w:t xml:space="preserve"> it on the app startup.</w:t>
+              <w:t>It is used to specify a java class as a bean or as a component, so that the component scanning mechanism of spring will add to</w:t>
+            </w:r>
+            <w:r>
+              <w:rPr>
+                <w:rFonts w:ascii="Times New Roman" w:hAnsi="Times New Roman" w:cs="Times New Roman"/>
+                <w:sz w:val="24"/>
+                <w:szCs w:val="22"/>
+              </w:rPr>
+              <w:t xml:space="preserve"> its</w:t>
+            </w:r>
+            <w:r>
+              <w:rPr>
+                <w:rFonts w:ascii="Times New Roman" w:hAnsi="Times New Roman" w:cs="Times New Roman"/>
+                <w:sz w:val="24"/>
+                <w:szCs w:val="22"/>
+              </w:rPr>
+              <w:t xml:space="preserve"> application context.</w:t>
             </w:r>
           </w:p>
         </w:tc>
@@ -1275,38 +1097,30 @@
         <w:tc>
           <w:tcPr>
             <w:cnfStyle w:val="001000000000" w:firstRow="0" w:lastRow="0" w:firstColumn="1" w:lastColumn="0" w:oddVBand="0" w:evenVBand="0" w:oddHBand="0" w:evenHBand="0" w:firstRowFirstColumn="0" w:firstRowLastColumn="0" w:lastRowFirstColumn="0" w:lastRowLastColumn="0"/>
-            <w:tcW w:w="1073" w:type="dxa"/>
-            <w:tcBorders>
-              <w:left w:val="single" w:sz="12" w:space="0" w:color="auto"/>
-              <w:right w:val="single" w:sz="12" w:space="0" w:color="auto"/>
-            </w:tcBorders>
-          </w:tcPr>
-          <w:p>
-            <w:pPr>
-              <w:jc w:val="center"/>
-              <w:rPr>
-                <w:rFonts w:ascii="Times New Roman" w:hAnsi="Times New Roman" w:cs="Times New Roman"/>
-                <w:b w:val="0"/>
-                <w:bCs w:val="0"/>
-                <w:sz w:val="24"/>
-                <w:szCs w:val="22"/>
-              </w:rPr>
-            </w:pPr>
-            <w:r>
-              <w:rPr>
-                <w:rFonts w:ascii="Times New Roman" w:hAnsi="Times New Roman" w:cs="Times New Roman"/>
-                <w:b w:val="0"/>
-                <w:bCs w:val="0"/>
-                <w:sz w:val="24"/>
-                <w:szCs w:val="22"/>
-              </w:rPr>
-              <w:t>8</w:t>
-            </w:r>
-          </w:p>
-        </w:tc>
-        <w:tc>
-          <w:tcPr>
-            <w:tcW w:w="2607" w:type="dxa"/>
+            <w:tcW w:w="1044" w:type="dxa"/>
+            <w:tcBorders>
+              <w:left w:val="single" w:sz="12" w:space="0" w:color="auto"/>
+              <w:right w:val="single" w:sz="12" w:space="0" w:color="auto"/>
+            </w:tcBorders>
+          </w:tcPr>
+          <w:p>
+            <w:pPr>
+              <w:pStyle w:val="ListParagraph"/>
+              <w:numPr>
+                <w:ilvl w:val="0"/>
+                <w:numId w:val="4"/>
+              </w:numPr>
+              <w:rPr>
+                <w:rFonts w:ascii="Times New Roman" w:hAnsi="Times New Roman" w:cs="Times New Roman"/>
+                <w:sz w:val="24"/>
+                <w:szCs w:val="22"/>
+              </w:rPr>
+            </w:pPr>
+          </w:p>
+        </w:tc>
+        <w:tc>
+          <w:tcPr>
+            <w:tcW w:w="2930" w:type="dxa"/>
             <w:tcBorders>
               <w:left w:val="single" w:sz="12" w:space="0" w:color="auto"/>
               <w:right w:val="single" w:sz="12" w:space="0" w:color="auto"/>
@@ -1328,13 +1142,13 @@
                 <w:sz w:val="24"/>
                 <w:szCs w:val="22"/>
               </w:rPr>
-              <w:t>@Value</w:t>
-            </w:r>
-          </w:p>
-        </w:tc>
-        <w:tc>
-          <w:tcPr>
-            <w:tcW w:w="2245" w:type="dxa"/>
+              <w:t>@Controller</w:t>
+            </w:r>
+          </w:p>
+        </w:tc>
+        <w:tc>
+          <w:tcPr>
+            <w:tcW w:w="2109" w:type="dxa"/>
             <w:tcBorders>
               <w:left w:val="single" w:sz="12" w:space="0" w:color="auto"/>
               <w:right w:val="single" w:sz="12" w:space="0" w:color="auto"/>
@@ -1356,13 +1170,13 @@
                 <w:sz w:val="24"/>
                 <w:szCs w:val="22"/>
               </w:rPr>
-              <w:t>Field level, method parameter level, constructor parameter level</w:t>
-            </w:r>
-          </w:p>
-        </w:tc>
-        <w:tc>
-          <w:tcPr>
-            <w:tcW w:w="4755" w:type="dxa"/>
+              <w:t>Class Level</w:t>
+            </w:r>
+          </w:p>
+        </w:tc>
+        <w:tc>
+          <w:tcPr>
+            <w:tcW w:w="4597" w:type="dxa"/>
             <w:tcBorders>
               <w:left w:val="single" w:sz="12" w:space="0" w:color="auto"/>
               <w:right w:val="single" w:sz="12" w:space="0" w:color="auto"/>
@@ -1384,115 +1198,25 @@
                 <w:sz w:val="24"/>
                 <w:szCs w:val="22"/>
               </w:rPr>
-              <w:t>It is used to inject the value into a field or to a parameter from the properties file during the run time.</w:t>
-            </w:r>
-            <w:r>
-              <w:rPr>
-                <w:rFonts w:ascii="Times New Roman" w:hAnsi="Times New Roman" w:cs="Times New Roman"/>
-                <w:sz w:val="24"/>
-                <w:szCs w:val="22"/>
-              </w:rPr>
-              <w:t xml:space="preserve"> [it works same as @Autowire but here it will fetch the value from properties file and inject during runtime.]</w:t>
-            </w:r>
-            <w:r>
-              <w:rPr>
-                <w:rFonts w:ascii="Times New Roman" w:hAnsi="Times New Roman" w:cs="Times New Roman"/>
-                <w:sz w:val="24"/>
-                <w:szCs w:val="22"/>
-              </w:rPr>
-              <w:t xml:space="preserve"> </w:t>
-            </w:r>
-            <w:r>
-              <w:rPr>
-                <w:rFonts w:ascii="Times New Roman" w:hAnsi="Times New Roman" w:cs="Times New Roman"/>
-                <w:sz w:val="24"/>
-                <w:szCs w:val="22"/>
-              </w:rPr>
-              <w:t xml:space="preserve">it </w:t>
-            </w:r>
-            <w:r>
-              <w:rPr>
-                <w:rFonts w:ascii="Times New Roman" w:hAnsi="Times New Roman" w:cs="Times New Roman"/>
-                <w:b/>
-                <w:bCs/>
-                <w:sz w:val="24"/>
-                <w:szCs w:val="22"/>
-              </w:rPr>
-              <w:t xml:space="preserve">supports two placeholders </w:t>
-            </w:r>
-            <w:r>
-              <w:rPr>
-                <w:rFonts w:ascii="Times New Roman" w:hAnsi="Times New Roman" w:cs="Times New Roman"/>
-                <w:sz w:val="24"/>
-                <w:szCs w:val="22"/>
-              </w:rPr>
-              <w:t xml:space="preserve">they </w:t>
-            </w:r>
-            <w:proofErr w:type="gramStart"/>
-            <w:r>
-              <w:rPr>
-                <w:rFonts w:ascii="Times New Roman" w:hAnsi="Times New Roman" w:cs="Times New Roman"/>
-                <w:sz w:val="24"/>
-                <w:szCs w:val="22"/>
-              </w:rPr>
-              <w:t>are</w:t>
-            </w:r>
-            <w:r>
-              <w:rPr>
-                <w:rFonts w:ascii="Times New Roman" w:hAnsi="Times New Roman" w:cs="Times New Roman"/>
-                <w:b/>
-                <w:bCs/>
-                <w:sz w:val="24"/>
-                <w:szCs w:val="22"/>
-              </w:rPr>
-              <w:t xml:space="preserve"> :</w:t>
-            </w:r>
-            <w:proofErr w:type="gramEnd"/>
-            <w:r>
-              <w:rPr>
-                <w:rFonts w:ascii="Times New Roman" w:hAnsi="Times New Roman" w:cs="Times New Roman"/>
-                <w:b/>
-                <w:bCs/>
-                <w:sz w:val="24"/>
-                <w:szCs w:val="22"/>
-              </w:rPr>
-              <w:t>-</w:t>
-            </w:r>
-            <w:r>
-              <w:rPr>
-                <w:rFonts w:ascii="Times New Roman" w:hAnsi="Times New Roman" w:cs="Times New Roman"/>
-                <w:sz w:val="24"/>
-                <w:szCs w:val="22"/>
-              </w:rPr>
-              <w:t xml:space="preserve"> </w:t>
-            </w:r>
-            <w:r>
-              <w:rPr>
-                <w:rFonts w:ascii="Times New Roman" w:hAnsi="Times New Roman" w:cs="Times New Roman"/>
-                <w:b/>
-                <w:bCs/>
-                <w:sz w:val="24"/>
-                <w:szCs w:val="22"/>
-              </w:rPr>
-              <w:t xml:space="preserve">“#{…}” </w:t>
-            </w:r>
-            <w:r>
-              <w:rPr>
-                <w:rFonts w:ascii="Times New Roman" w:hAnsi="Times New Roman" w:cs="Times New Roman"/>
-                <w:sz w:val="24"/>
-                <w:szCs w:val="22"/>
-              </w:rPr>
-              <w:t>and</w:t>
-            </w:r>
-            <w:r>
-              <w:rPr>
-                <w:rFonts w:ascii="Times New Roman" w:hAnsi="Times New Roman" w:cs="Times New Roman"/>
-                <w:b/>
-                <w:bCs/>
-                <w:sz w:val="24"/>
-                <w:szCs w:val="22"/>
-              </w:rPr>
-              <w:t xml:space="preserve"> “${…}”</w:t>
+              <w:t xml:space="preserve">It is used to specify a java class as a Spring controller, this annotation can be used to identify the controllers of Spring MVC and Spring </w:t>
+            </w:r>
+            <w:proofErr w:type="spellStart"/>
+            <w:r>
+              <w:rPr>
+                <w:rFonts w:ascii="Times New Roman" w:hAnsi="Times New Roman" w:cs="Times New Roman"/>
+                <w:sz w:val="24"/>
+                <w:szCs w:val="22"/>
+              </w:rPr>
+              <w:t>WebFlux</w:t>
+            </w:r>
+            <w:proofErr w:type="spellEnd"/>
+            <w:r>
+              <w:rPr>
+                <w:rFonts w:ascii="Times New Roman" w:hAnsi="Times New Roman" w:cs="Times New Roman"/>
+                <w:sz w:val="24"/>
+                <w:szCs w:val="22"/>
+              </w:rPr>
+              <w:t>.</w:t>
             </w:r>
           </w:p>
         </w:tc>
@@ -1504,32 +1228,149 @@
         <w:tc>
           <w:tcPr>
             <w:cnfStyle w:val="001000000000" w:firstRow="0" w:lastRow="0" w:firstColumn="1" w:lastColumn="0" w:oddVBand="0" w:evenVBand="0" w:oddHBand="0" w:evenHBand="0" w:firstRowFirstColumn="0" w:firstRowLastColumn="0" w:lastRowFirstColumn="0" w:lastRowLastColumn="0"/>
-            <w:tcW w:w="10680" w:type="dxa"/>
-            <w:gridSpan w:val="4"/>
-            <w:tcBorders>
-              <w:left w:val="single" w:sz="12" w:space="0" w:color="auto"/>
-              <w:right w:val="single" w:sz="12" w:space="0" w:color="auto"/>
-            </w:tcBorders>
-          </w:tcPr>
-          <w:p>
-            <w:pPr>
-              <w:jc w:val="center"/>
-              <w:rPr>
-                <w:rFonts w:ascii="Times New Roman" w:hAnsi="Times New Roman" w:cs="Times New Roman"/>
-                <w:sz w:val="24"/>
-                <w:szCs w:val="22"/>
-                <w:u w:val="single"/>
-              </w:rPr>
-            </w:pPr>
-            <w:r>
-              <w:rPr>
-                <w:rFonts w:ascii="Times New Roman" w:hAnsi="Times New Roman" w:cs="Times New Roman"/>
-                <w:color w:val="FF0000"/>
-                <w:sz w:val="28"/>
-                <w:szCs w:val="24"/>
-                <w:u w:val="single"/>
-              </w:rPr>
-              <w:t>STEREOTYPE ANNOTATIONS</w:t>
+            <w:tcW w:w="1044" w:type="dxa"/>
+            <w:tcBorders>
+              <w:left w:val="single" w:sz="12" w:space="0" w:color="auto"/>
+              <w:right w:val="single" w:sz="12" w:space="0" w:color="auto"/>
+            </w:tcBorders>
+          </w:tcPr>
+          <w:p>
+            <w:pPr>
+              <w:pStyle w:val="ListParagraph"/>
+              <w:numPr>
+                <w:ilvl w:val="0"/>
+                <w:numId w:val="4"/>
+              </w:numPr>
+              <w:jc w:val="center"/>
+              <w:rPr>
+                <w:rFonts w:ascii="Times New Roman" w:hAnsi="Times New Roman" w:cs="Times New Roman"/>
+                <w:sz w:val="24"/>
+                <w:szCs w:val="22"/>
+              </w:rPr>
+            </w:pPr>
+          </w:p>
+        </w:tc>
+        <w:tc>
+          <w:tcPr>
+            <w:tcW w:w="2930" w:type="dxa"/>
+            <w:tcBorders>
+              <w:left w:val="single" w:sz="12" w:space="0" w:color="auto"/>
+              <w:right w:val="single" w:sz="12" w:space="0" w:color="auto"/>
+            </w:tcBorders>
+          </w:tcPr>
+          <w:p>
+            <w:pPr>
+              <w:jc w:val="center"/>
+              <w:cnfStyle w:val="000000100000" w:firstRow="0" w:lastRow="0" w:firstColumn="0" w:lastColumn="0" w:oddVBand="0" w:evenVBand="0" w:oddHBand="1" w:evenHBand="0" w:firstRowFirstColumn="0" w:firstRowLastColumn="0" w:lastRowFirstColumn="0" w:lastRowLastColumn="0"/>
+              <w:rPr>
+                <w:rFonts w:ascii="Times New Roman" w:hAnsi="Times New Roman" w:cs="Times New Roman"/>
+                <w:sz w:val="24"/>
+                <w:szCs w:val="22"/>
+              </w:rPr>
+            </w:pPr>
+            <w:r>
+              <w:rPr>
+                <w:rFonts w:ascii="Times New Roman" w:hAnsi="Times New Roman" w:cs="Times New Roman"/>
+                <w:sz w:val="24"/>
+                <w:szCs w:val="22"/>
+              </w:rPr>
+              <w:t>@Service</w:t>
+            </w:r>
+          </w:p>
+        </w:tc>
+        <w:tc>
+          <w:tcPr>
+            <w:tcW w:w="2109" w:type="dxa"/>
+            <w:tcBorders>
+              <w:left w:val="single" w:sz="12" w:space="0" w:color="auto"/>
+              <w:right w:val="single" w:sz="12" w:space="0" w:color="auto"/>
+            </w:tcBorders>
+          </w:tcPr>
+          <w:p>
+            <w:pPr>
+              <w:jc w:val="center"/>
+              <w:cnfStyle w:val="000000100000" w:firstRow="0" w:lastRow="0" w:firstColumn="0" w:lastColumn="0" w:oddVBand="0" w:evenVBand="0" w:oddHBand="1" w:evenHBand="0" w:firstRowFirstColumn="0" w:firstRowLastColumn="0" w:lastRowFirstColumn="0" w:lastRowLastColumn="0"/>
+              <w:rPr>
+                <w:rFonts w:ascii="Times New Roman" w:hAnsi="Times New Roman" w:cs="Times New Roman"/>
+                <w:sz w:val="24"/>
+                <w:szCs w:val="22"/>
+              </w:rPr>
+            </w:pPr>
+            <w:r>
+              <w:rPr>
+                <w:rFonts w:ascii="Times New Roman" w:hAnsi="Times New Roman" w:cs="Times New Roman"/>
+                <w:sz w:val="24"/>
+                <w:szCs w:val="22"/>
+              </w:rPr>
+              <w:t>Class Level</w:t>
+            </w:r>
+          </w:p>
+        </w:tc>
+        <w:tc>
+          <w:tcPr>
+            <w:tcW w:w="4597" w:type="dxa"/>
+            <w:tcBorders>
+              <w:left w:val="single" w:sz="12" w:space="0" w:color="auto"/>
+              <w:right w:val="single" w:sz="12" w:space="0" w:color="auto"/>
+            </w:tcBorders>
+          </w:tcPr>
+          <w:p>
+            <w:pPr>
+              <w:jc w:val="center"/>
+              <w:cnfStyle w:val="000000100000" w:firstRow="0" w:lastRow="0" w:firstColumn="0" w:lastColumn="0" w:oddVBand="0" w:evenVBand="0" w:oddHBand="1" w:evenHBand="0" w:firstRowFirstColumn="0" w:firstRowLastColumn="0" w:lastRowFirstColumn="0" w:lastRowLastColumn="0"/>
+              <w:rPr>
+                <w:rFonts w:ascii="Times New Roman" w:hAnsi="Times New Roman" w:cs="Times New Roman"/>
+                <w:sz w:val="24"/>
+                <w:szCs w:val="22"/>
+              </w:rPr>
+            </w:pPr>
+            <w:r>
+              <w:rPr>
+                <w:rFonts w:ascii="Times New Roman" w:hAnsi="Times New Roman" w:cs="Times New Roman"/>
+                <w:sz w:val="24"/>
+                <w:szCs w:val="22"/>
+              </w:rPr>
+              <w:t xml:space="preserve">This annotation is a specialized version of @Component </w:t>
+            </w:r>
+            <w:r>
+              <w:rPr>
+                <w:rFonts w:ascii="Times New Roman" w:hAnsi="Times New Roman" w:cs="Times New Roman"/>
+                <w:sz w:val="24"/>
+                <w:szCs w:val="22"/>
+              </w:rPr>
+              <w:t>annotation, where it is used to specify a java class that performs some operation or calculation’s such as executing the Business logics/</w:t>
+            </w:r>
+            <w:r>
+              <w:rPr>
+                <w:rFonts w:ascii="Times New Roman" w:hAnsi="Times New Roman" w:cs="Times New Roman"/>
+                <w:sz w:val="24"/>
+                <w:szCs w:val="22"/>
+              </w:rPr>
+              <w:t>performing some calculations</w:t>
+            </w:r>
+            <w:r>
+              <w:rPr>
+                <w:rFonts w:ascii="Times New Roman" w:hAnsi="Times New Roman" w:cs="Times New Roman"/>
+                <w:sz w:val="24"/>
+                <w:szCs w:val="22"/>
+              </w:rPr>
+              <w:t>/calling external API</w:t>
+            </w:r>
+            <w:r>
+              <w:rPr>
+                <w:rFonts w:ascii="Times New Roman" w:hAnsi="Times New Roman" w:cs="Times New Roman"/>
+                <w:sz w:val="24"/>
+                <w:szCs w:val="22"/>
+              </w:rPr>
+              <w:t>’s</w:t>
+            </w:r>
+            <w:r>
+              <w:rPr>
+                <w:rFonts w:ascii="Times New Roman" w:hAnsi="Times New Roman" w:cs="Times New Roman"/>
+                <w:sz w:val="24"/>
+                <w:szCs w:val="22"/>
+              </w:rPr>
+              <w:t>/ etc…</w:t>
             </w:r>
           </w:p>
         </w:tc>
@@ -1538,28 +1379,203 @@
         <w:tc>
           <w:tcPr>
             <w:cnfStyle w:val="001000000000" w:firstRow="0" w:lastRow="0" w:firstColumn="1" w:lastColumn="0" w:oddVBand="0" w:evenVBand="0" w:oddHBand="0" w:evenHBand="0" w:firstRowFirstColumn="0" w:firstRowLastColumn="0" w:lastRowFirstColumn="0" w:lastRowLastColumn="0"/>
-            <w:tcW w:w="1073" w:type="dxa"/>
-            <w:tcBorders>
-              <w:left w:val="single" w:sz="12" w:space="0" w:color="auto"/>
-              <w:right w:val="single" w:sz="12" w:space="0" w:color="auto"/>
-            </w:tcBorders>
-          </w:tcPr>
-          <w:p>
-            <w:pPr>
-              <w:jc w:val="center"/>
-              <w:rPr>
-                <w:rFonts w:ascii="Times New Roman" w:hAnsi="Times New Roman" w:cs="Times New Roman"/>
-                <w:b w:val="0"/>
-                <w:bCs w:val="0"/>
-                <w:sz w:val="24"/>
-                <w:szCs w:val="22"/>
-              </w:rPr>
-            </w:pPr>
-            <w:r>
-              <w:rPr>
-                <w:rFonts w:ascii="Times New Roman" w:hAnsi="Times New Roman" w:cs="Times New Roman"/>
-                <w:b w:val="0"/>
-                <w:bCs w:val="0"/>
+            <w:tcW w:w="1044" w:type="dxa"/>
+            <w:tcBorders>
+              <w:left w:val="single" w:sz="12" w:space="0" w:color="auto"/>
+              <w:right w:val="single" w:sz="12" w:space="0" w:color="auto"/>
+            </w:tcBorders>
+          </w:tcPr>
+          <w:p>
+            <w:pPr>
+              <w:pStyle w:val="ListParagraph"/>
+              <w:numPr>
+                <w:ilvl w:val="0"/>
+                <w:numId w:val="4"/>
+              </w:numPr>
+              <w:jc w:val="center"/>
+              <w:rPr>
+                <w:rFonts w:ascii="Times New Roman" w:hAnsi="Times New Roman" w:cs="Times New Roman"/>
+                <w:sz w:val="24"/>
+                <w:szCs w:val="22"/>
+              </w:rPr>
+            </w:pPr>
+          </w:p>
+        </w:tc>
+        <w:tc>
+          <w:tcPr>
+            <w:tcW w:w="2930" w:type="dxa"/>
+            <w:tcBorders>
+              <w:left w:val="single" w:sz="12" w:space="0" w:color="auto"/>
+              <w:right w:val="single" w:sz="12" w:space="0" w:color="auto"/>
+            </w:tcBorders>
+          </w:tcPr>
+          <w:p>
+            <w:pPr>
+              <w:jc w:val="center"/>
+              <w:cnfStyle w:val="000000000000" w:firstRow="0" w:lastRow="0" w:firstColumn="0" w:lastColumn="0" w:oddVBand="0" w:evenVBand="0" w:oddHBand="0" w:evenHBand="0" w:firstRowFirstColumn="0" w:firstRowLastColumn="0" w:lastRowFirstColumn="0" w:lastRowLastColumn="0"/>
+              <w:rPr>
+                <w:rFonts w:ascii="Times New Roman" w:hAnsi="Times New Roman" w:cs="Times New Roman"/>
+                <w:sz w:val="24"/>
+                <w:szCs w:val="22"/>
+              </w:rPr>
+            </w:pPr>
+            <w:r>
+              <w:rPr>
+                <w:rFonts w:ascii="Times New Roman" w:hAnsi="Times New Roman" w:cs="Times New Roman"/>
+                <w:sz w:val="24"/>
+                <w:szCs w:val="22"/>
+              </w:rPr>
+              <w:t>@Repository</w:t>
+            </w:r>
+          </w:p>
+        </w:tc>
+        <w:tc>
+          <w:tcPr>
+            <w:tcW w:w="2109" w:type="dxa"/>
+            <w:tcBorders>
+              <w:left w:val="single" w:sz="12" w:space="0" w:color="auto"/>
+              <w:right w:val="single" w:sz="12" w:space="0" w:color="auto"/>
+            </w:tcBorders>
+          </w:tcPr>
+          <w:p>
+            <w:pPr>
+              <w:jc w:val="center"/>
+              <w:cnfStyle w:val="000000000000" w:firstRow="0" w:lastRow="0" w:firstColumn="0" w:lastColumn="0" w:oddVBand="0" w:evenVBand="0" w:oddHBand="0" w:evenHBand="0" w:firstRowFirstColumn="0" w:firstRowLastColumn="0" w:lastRowFirstColumn="0" w:lastRowLastColumn="0"/>
+              <w:rPr>
+                <w:rFonts w:ascii="Times New Roman" w:hAnsi="Times New Roman" w:cs="Times New Roman"/>
+                <w:sz w:val="24"/>
+                <w:szCs w:val="22"/>
+              </w:rPr>
+            </w:pPr>
+            <w:r>
+              <w:rPr>
+                <w:rFonts w:ascii="Times New Roman" w:hAnsi="Times New Roman" w:cs="Times New Roman"/>
+                <w:sz w:val="24"/>
+                <w:szCs w:val="22"/>
+              </w:rPr>
+              <w:t>Class Level</w:t>
+            </w:r>
+          </w:p>
+        </w:tc>
+        <w:tc>
+          <w:tcPr>
+            <w:tcW w:w="4597" w:type="dxa"/>
+            <w:tcBorders>
+              <w:left w:val="single" w:sz="12" w:space="0" w:color="auto"/>
+              <w:right w:val="single" w:sz="12" w:space="0" w:color="auto"/>
+            </w:tcBorders>
+          </w:tcPr>
+          <w:p>
+            <w:pPr>
+              <w:jc w:val="center"/>
+              <w:cnfStyle w:val="000000000000" w:firstRow="0" w:lastRow="0" w:firstColumn="0" w:lastColumn="0" w:oddVBand="0" w:evenVBand="0" w:oddHBand="0" w:evenHBand="0" w:firstRowFirstColumn="0" w:firstRowLastColumn="0" w:lastRowFirstColumn="0" w:lastRowLastColumn="0"/>
+              <w:rPr>
+                <w:rFonts w:ascii="Times New Roman" w:hAnsi="Times New Roman" w:cs="Times New Roman"/>
+                <w:sz w:val="24"/>
+                <w:szCs w:val="22"/>
+              </w:rPr>
+            </w:pPr>
+            <w:r>
+              <w:rPr>
+                <w:rFonts w:ascii="Times New Roman" w:hAnsi="Times New Roman" w:cs="Times New Roman"/>
+                <w:sz w:val="24"/>
+                <w:szCs w:val="22"/>
+              </w:rPr>
+              <w:t>This is used to specify java class as a Repository</w:t>
+            </w:r>
+            <w:r>
+              <w:rPr>
+                <w:rFonts w:ascii="Times New Roman" w:hAnsi="Times New Roman" w:cs="Times New Roman"/>
+                <w:sz w:val="24"/>
+                <w:szCs w:val="22"/>
+              </w:rPr>
+              <w:t xml:space="preserve"> layer which is capable of direct access with the Database</w:t>
+            </w:r>
+            <w:r>
+              <w:rPr>
+                <w:rFonts w:ascii="Times New Roman" w:hAnsi="Times New Roman" w:cs="Times New Roman"/>
+                <w:sz w:val="24"/>
+                <w:szCs w:val="22"/>
+              </w:rPr>
+              <w:t>.</w:t>
+            </w:r>
+          </w:p>
+          <w:p>
+            <w:pPr>
+              <w:jc w:val="center"/>
+              <w:cnfStyle w:val="000000000000" w:firstRow="0" w:lastRow="0" w:firstColumn="0" w:lastColumn="0" w:oddVBand="0" w:evenVBand="0" w:oddHBand="0" w:evenHBand="0" w:firstRowFirstColumn="0" w:firstRowLastColumn="0" w:lastRowFirstColumn="0" w:lastRowLastColumn="0"/>
+              <w:rPr>
+                <w:rFonts w:ascii="Times New Roman" w:hAnsi="Times New Roman" w:cs="Times New Roman"/>
+                <w:sz w:val="24"/>
+                <w:szCs w:val="22"/>
+              </w:rPr>
+            </w:pPr>
+            <w:proofErr w:type="gramStart"/>
+            <w:r>
+              <w:rPr>
+                <w:rFonts w:ascii="Times New Roman" w:hAnsi="Times New Roman" w:cs="Times New Roman"/>
+                <w:b/>
+                <w:bCs/>
+                <w:sz w:val="24"/>
+                <w:szCs w:val="22"/>
+              </w:rPr>
+              <w:t>NOTE:</w:t>
+            </w:r>
+            <w:r>
+              <w:rPr>
+                <w:rFonts w:ascii="Times New Roman" w:hAnsi="Times New Roman" w:cs="Times New Roman"/>
+                <w:sz w:val="24"/>
+                <w:szCs w:val="22"/>
+              </w:rPr>
+              <w:t>-</w:t>
+            </w:r>
+            <w:proofErr w:type="gramEnd"/>
+            <w:r>
+              <w:rPr>
+                <w:rFonts w:ascii="Times New Roman" w:hAnsi="Times New Roman" w:cs="Times New Roman"/>
+                <w:sz w:val="24"/>
+                <w:szCs w:val="22"/>
+              </w:rPr>
+              <w:t xml:space="preserve"> Its optional provided that extended class must be annotated with this @Repository Annotation. </w:t>
+            </w:r>
+          </w:p>
+          <w:p>
+            <w:pPr>
+              <w:jc w:val="center"/>
+              <w:cnfStyle w:val="000000000000" w:firstRow="0" w:lastRow="0" w:firstColumn="0" w:lastColumn="0" w:oddVBand="0" w:evenVBand="0" w:oddHBand="0" w:evenHBand="0" w:firstRowFirstColumn="0" w:firstRowLastColumn="0" w:lastRowFirstColumn="0" w:lastRowLastColumn="0"/>
+              <w:rPr>
+                <w:rFonts w:ascii="Times New Roman" w:hAnsi="Times New Roman" w:cs="Times New Roman"/>
+                <w:sz w:val="24"/>
+                <w:szCs w:val="22"/>
+              </w:rPr>
+            </w:pPr>
+            <w:r>
+              <w:rPr>
+                <w:rFonts w:ascii="Times New Roman" w:hAnsi="Times New Roman" w:cs="Times New Roman"/>
+                <w:b/>
+                <w:bCs/>
+                <w:sz w:val="24"/>
+                <w:szCs w:val="22"/>
+              </w:rPr>
+              <w:t xml:space="preserve">SPL </w:t>
+            </w:r>
+            <w:proofErr w:type="gramStart"/>
+            <w:r>
+              <w:rPr>
+                <w:rFonts w:ascii="Times New Roman" w:hAnsi="Times New Roman" w:cs="Times New Roman"/>
+                <w:b/>
+                <w:bCs/>
+                <w:sz w:val="24"/>
+                <w:szCs w:val="22"/>
+              </w:rPr>
+              <w:t>NOTE:-</w:t>
+            </w:r>
+            <w:proofErr w:type="gramEnd"/>
+            <w:r>
+              <w:rPr>
+                <w:rFonts w:ascii="Times New Roman" w:hAnsi="Times New Roman" w:cs="Times New Roman"/>
+                <w:b/>
+                <w:bCs/>
                 <w:sz w:val="24"/>
                 <w:szCs w:val="22"/>
               </w:rPr>
@@ -1568,112 +1584,19 @@
             <w:r>
               <w:rPr>
                 <w:rFonts w:ascii="Times New Roman" w:hAnsi="Times New Roman" w:cs="Times New Roman"/>
-                <w:b w:val="0"/>
-                <w:bCs w:val="0"/>
-                <w:sz w:val="24"/>
-                <w:szCs w:val="22"/>
-              </w:rPr>
-              <w:t>9</w:t>
-            </w:r>
-          </w:p>
-        </w:tc>
-        <w:tc>
-          <w:tcPr>
-            <w:tcW w:w="2607" w:type="dxa"/>
-            <w:tcBorders>
-              <w:left w:val="single" w:sz="12" w:space="0" w:color="auto"/>
-              <w:right w:val="single" w:sz="12" w:space="0" w:color="auto"/>
-            </w:tcBorders>
-          </w:tcPr>
-          <w:p>
-            <w:pPr>
-              <w:jc w:val="center"/>
-              <w:cnfStyle w:val="000000000000" w:firstRow="0" w:lastRow="0" w:firstColumn="0" w:lastColumn="0" w:oddVBand="0" w:evenVBand="0" w:oddHBand="0" w:evenHBand="0" w:firstRowFirstColumn="0" w:firstRowLastColumn="0" w:lastRowFirstColumn="0" w:lastRowLastColumn="0"/>
-              <w:rPr>
-                <w:rFonts w:ascii="Times New Roman" w:hAnsi="Times New Roman" w:cs="Times New Roman"/>
-                <w:sz w:val="24"/>
-                <w:szCs w:val="22"/>
-              </w:rPr>
-            </w:pPr>
-            <w:r>
-              <w:rPr>
-                <w:rFonts w:ascii="Times New Roman" w:hAnsi="Times New Roman" w:cs="Times New Roman"/>
-                <w:sz w:val="24"/>
-                <w:szCs w:val="22"/>
-              </w:rPr>
-              <w:t>@Component</w:t>
-            </w:r>
-          </w:p>
-        </w:tc>
-        <w:tc>
-          <w:tcPr>
-            <w:tcW w:w="2245" w:type="dxa"/>
-            <w:tcBorders>
-              <w:left w:val="single" w:sz="12" w:space="0" w:color="auto"/>
-              <w:right w:val="single" w:sz="12" w:space="0" w:color="auto"/>
-            </w:tcBorders>
-          </w:tcPr>
-          <w:p>
-            <w:pPr>
-              <w:jc w:val="center"/>
-              <w:cnfStyle w:val="000000000000" w:firstRow="0" w:lastRow="0" w:firstColumn="0" w:lastColumn="0" w:oddVBand="0" w:evenVBand="0" w:oddHBand="0" w:evenHBand="0" w:firstRowFirstColumn="0" w:firstRowLastColumn="0" w:lastRowFirstColumn="0" w:lastRowLastColumn="0"/>
-              <w:rPr>
-                <w:rFonts w:ascii="Times New Roman" w:hAnsi="Times New Roman" w:cs="Times New Roman"/>
-                <w:sz w:val="24"/>
-                <w:szCs w:val="22"/>
-              </w:rPr>
-            </w:pPr>
-            <w:r>
-              <w:rPr>
-                <w:rFonts w:ascii="Times New Roman" w:hAnsi="Times New Roman" w:cs="Times New Roman"/>
-                <w:sz w:val="24"/>
-                <w:szCs w:val="22"/>
-              </w:rPr>
-              <w:t>Class Level</w:t>
-            </w:r>
-          </w:p>
-        </w:tc>
-        <w:tc>
-          <w:tcPr>
-            <w:tcW w:w="4755" w:type="dxa"/>
-            <w:tcBorders>
-              <w:left w:val="single" w:sz="12" w:space="0" w:color="auto"/>
-              <w:right w:val="single" w:sz="12" w:space="0" w:color="auto"/>
-            </w:tcBorders>
-          </w:tcPr>
-          <w:p>
-            <w:pPr>
-              <w:jc w:val="center"/>
-              <w:cnfStyle w:val="000000000000" w:firstRow="0" w:lastRow="0" w:firstColumn="0" w:lastColumn="0" w:oddVBand="0" w:evenVBand="0" w:oddHBand="0" w:evenHBand="0" w:firstRowFirstColumn="0" w:firstRowLastColumn="0" w:lastRowFirstColumn="0" w:lastRowLastColumn="0"/>
-              <w:rPr>
-                <w:rFonts w:ascii="Times New Roman" w:hAnsi="Times New Roman" w:cs="Times New Roman"/>
-                <w:sz w:val="24"/>
-                <w:szCs w:val="22"/>
-              </w:rPr>
-            </w:pPr>
-            <w:r>
-              <w:rPr>
-                <w:rFonts w:ascii="Times New Roman" w:hAnsi="Times New Roman" w:cs="Times New Roman"/>
-                <w:sz w:val="24"/>
-                <w:szCs w:val="22"/>
-              </w:rPr>
-              <w:t>It is used to specify a java class as a bean or as a component, so that the component scanning mechanism of spring will add to</w:t>
-            </w:r>
-            <w:r>
-              <w:rPr>
-                <w:rFonts w:ascii="Times New Roman" w:hAnsi="Times New Roman" w:cs="Times New Roman"/>
-                <w:sz w:val="24"/>
-                <w:szCs w:val="22"/>
-              </w:rPr>
-              <w:t xml:space="preserve"> its</w:t>
-            </w:r>
-            <w:r>
-              <w:rPr>
-                <w:rFonts w:ascii="Times New Roman" w:hAnsi="Times New Roman" w:cs="Times New Roman"/>
-                <w:sz w:val="24"/>
-                <w:szCs w:val="22"/>
-              </w:rPr>
-              <w:t xml:space="preserve"> application context.</w:t>
+                <w:sz w:val="24"/>
+                <w:szCs w:val="22"/>
+              </w:rPr>
+              <w:t xml:space="preserve">If any Exception occurs in this layer, there is an handler which handles this Exceptions and Developer no need to worry </w:t>
+            </w:r>
+            <w:r>
+              <w:rPr>
+                <w:rFonts w:ascii="Times New Roman" w:hAnsi="Times New Roman" w:cs="Times New Roman"/>
+                <w:sz w:val="24"/>
+                <w:szCs w:val="22"/>
+              </w:rPr>
+              <w:lastRenderedPageBreak/>
+              <w:t>about this and no need of using try and catch block to handle it.</w:t>
             </w:r>
           </w:p>
         </w:tc>
@@ -1685,39 +1608,31 @@
         <w:tc>
           <w:tcPr>
             <w:cnfStyle w:val="001000000000" w:firstRow="0" w:lastRow="0" w:firstColumn="1" w:lastColumn="0" w:oddVBand="0" w:evenVBand="0" w:oddHBand="0" w:evenHBand="0" w:firstRowFirstColumn="0" w:firstRowLastColumn="0" w:lastRowFirstColumn="0" w:lastRowLastColumn="0"/>
-            <w:tcW w:w="1073" w:type="dxa"/>
-            <w:tcBorders>
-              <w:left w:val="single" w:sz="12" w:space="0" w:color="auto"/>
-              <w:right w:val="single" w:sz="12" w:space="0" w:color="auto"/>
-            </w:tcBorders>
-          </w:tcPr>
-          <w:p>
-            <w:pPr>
-              <w:jc w:val="center"/>
-              <w:rPr>
-                <w:rFonts w:ascii="Times New Roman" w:hAnsi="Times New Roman" w:cs="Times New Roman"/>
-                <w:b w:val="0"/>
-                <w:bCs w:val="0"/>
-                <w:sz w:val="24"/>
-                <w:szCs w:val="22"/>
-              </w:rPr>
-            </w:pPr>
-            <w:r>
-              <w:rPr>
-                <w:rFonts w:ascii="Times New Roman" w:hAnsi="Times New Roman" w:cs="Times New Roman"/>
-                <w:b w:val="0"/>
-                <w:bCs w:val="0"/>
-                <w:sz w:val="24"/>
-                <w:szCs w:val="22"/>
-              </w:rPr>
-              <w:lastRenderedPageBreak/>
-              <w:t>10</w:t>
-            </w:r>
-          </w:p>
-        </w:tc>
-        <w:tc>
-          <w:tcPr>
-            <w:tcW w:w="2607" w:type="dxa"/>
+            <w:tcW w:w="1044" w:type="dxa"/>
+            <w:tcBorders>
+              <w:left w:val="single" w:sz="12" w:space="0" w:color="auto"/>
+              <w:right w:val="single" w:sz="12" w:space="0" w:color="auto"/>
+            </w:tcBorders>
+          </w:tcPr>
+          <w:p>
+            <w:pPr>
+              <w:pStyle w:val="ListParagraph"/>
+              <w:numPr>
+                <w:ilvl w:val="0"/>
+                <w:numId w:val="4"/>
+              </w:numPr>
+              <w:jc w:val="center"/>
+              <w:rPr>
+                <w:rFonts w:ascii="Times New Roman" w:hAnsi="Times New Roman" w:cs="Times New Roman"/>
+                <w:sz w:val="24"/>
+                <w:szCs w:val="22"/>
+              </w:rPr>
+            </w:pPr>
+          </w:p>
+        </w:tc>
+        <w:tc>
+          <w:tcPr>
+            <w:tcW w:w="2930" w:type="dxa"/>
             <w:tcBorders>
               <w:left w:val="single" w:sz="12" w:space="0" w:color="auto"/>
               <w:right w:val="single" w:sz="12" w:space="0" w:color="auto"/>
@@ -1739,13 +1654,13 @@
                 <w:sz w:val="24"/>
                 <w:szCs w:val="22"/>
               </w:rPr>
-              <w:t>@Controller</w:t>
-            </w:r>
-          </w:p>
-        </w:tc>
-        <w:tc>
-          <w:tcPr>
-            <w:tcW w:w="2245" w:type="dxa"/>
+              <w:t>@Configuration</w:t>
+            </w:r>
+          </w:p>
+        </w:tc>
+        <w:tc>
+          <w:tcPr>
+            <w:tcW w:w="2109" w:type="dxa"/>
             <w:tcBorders>
               <w:left w:val="single" w:sz="12" w:space="0" w:color="auto"/>
               <w:right w:val="single" w:sz="12" w:space="0" w:color="auto"/>
@@ -1767,13 +1682,13 @@
                 <w:sz w:val="24"/>
                 <w:szCs w:val="22"/>
               </w:rPr>
-              <w:t>Class Level</w:t>
-            </w:r>
-          </w:p>
-        </w:tc>
-        <w:tc>
-          <w:tcPr>
-            <w:tcW w:w="4755" w:type="dxa"/>
+              <w:t>Class level</w:t>
+            </w:r>
+          </w:p>
+        </w:tc>
+        <w:tc>
+          <w:tcPr>
+            <w:tcW w:w="4597" w:type="dxa"/>
             <w:tcBorders>
               <w:left w:val="single" w:sz="12" w:space="0" w:color="auto"/>
               <w:right w:val="single" w:sz="12" w:space="0" w:color="auto"/>
@@ -1795,25 +1710,7 @@
                 <w:sz w:val="24"/>
                 <w:szCs w:val="22"/>
               </w:rPr>
-              <w:t xml:space="preserve">It is used to specify a java class as a Spring controller, this annotation can be used to identify the controllers of Spring MVC and Spring </w:t>
-            </w:r>
-            <w:proofErr w:type="spellStart"/>
-            <w:r>
-              <w:rPr>
-                <w:rFonts w:ascii="Times New Roman" w:hAnsi="Times New Roman" w:cs="Times New Roman"/>
-                <w:sz w:val="24"/>
-                <w:szCs w:val="22"/>
-              </w:rPr>
-              <w:t>WebFlux</w:t>
-            </w:r>
-            <w:proofErr w:type="spellEnd"/>
-            <w:r>
-              <w:rPr>
-                <w:rFonts w:ascii="Times New Roman" w:hAnsi="Times New Roman" w:cs="Times New Roman"/>
-                <w:sz w:val="24"/>
-                <w:szCs w:val="22"/>
-              </w:rPr>
-              <w:t>.</w:t>
+              <w:t>It’s a class level or Stereotype annotation, this annotation is replacement for XML configuration file, when this annotation is used on a class then it means, that class is a configuration file using Java classes and it will be responsible for creating and configuring the beans for our application.</w:t>
             </w:r>
           </w:p>
         </w:tc>
@@ -1822,38 +1719,31 @@
         <w:tc>
           <w:tcPr>
             <w:cnfStyle w:val="001000000000" w:firstRow="0" w:lastRow="0" w:firstColumn="1" w:lastColumn="0" w:oddVBand="0" w:evenVBand="0" w:oddHBand="0" w:evenHBand="0" w:firstRowFirstColumn="0" w:firstRowLastColumn="0" w:lastRowFirstColumn="0" w:lastRowLastColumn="0"/>
-            <w:tcW w:w="1073" w:type="dxa"/>
-            <w:tcBorders>
-              <w:left w:val="single" w:sz="12" w:space="0" w:color="auto"/>
-              <w:right w:val="single" w:sz="12" w:space="0" w:color="auto"/>
-            </w:tcBorders>
-          </w:tcPr>
-          <w:p>
-            <w:pPr>
-              <w:jc w:val="center"/>
-              <w:rPr>
-                <w:rFonts w:ascii="Times New Roman" w:hAnsi="Times New Roman" w:cs="Times New Roman"/>
-                <w:b w:val="0"/>
-                <w:bCs w:val="0"/>
-                <w:sz w:val="24"/>
-                <w:szCs w:val="22"/>
-              </w:rPr>
-            </w:pPr>
-            <w:r>
-              <w:rPr>
-                <w:rFonts w:ascii="Times New Roman" w:hAnsi="Times New Roman" w:cs="Times New Roman"/>
-                <w:b w:val="0"/>
-                <w:bCs w:val="0"/>
-                <w:sz w:val="24"/>
-                <w:szCs w:val="22"/>
-              </w:rPr>
-              <w:t>11</w:t>
-            </w:r>
-          </w:p>
-        </w:tc>
-        <w:tc>
-          <w:tcPr>
-            <w:tcW w:w="2607" w:type="dxa"/>
+            <w:tcW w:w="1044" w:type="dxa"/>
+            <w:tcBorders>
+              <w:left w:val="single" w:sz="12" w:space="0" w:color="auto"/>
+              <w:right w:val="single" w:sz="12" w:space="0" w:color="auto"/>
+            </w:tcBorders>
+          </w:tcPr>
+          <w:p>
+            <w:pPr>
+              <w:pStyle w:val="ListParagraph"/>
+              <w:numPr>
+                <w:ilvl w:val="0"/>
+                <w:numId w:val="4"/>
+              </w:numPr>
+              <w:jc w:val="center"/>
+              <w:rPr>
+                <w:rFonts w:ascii="Times New Roman" w:hAnsi="Times New Roman" w:cs="Times New Roman"/>
+                <w:sz w:val="24"/>
+                <w:szCs w:val="22"/>
+              </w:rPr>
+            </w:pPr>
+          </w:p>
+        </w:tc>
+        <w:tc>
+          <w:tcPr>
+            <w:tcW w:w="2930" w:type="dxa"/>
             <w:tcBorders>
               <w:left w:val="single" w:sz="12" w:space="0" w:color="auto"/>
               <w:right w:val="single" w:sz="12" w:space="0" w:color="auto"/>
@@ -1875,13 +1765,13 @@
                 <w:sz w:val="24"/>
                 <w:szCs w:val="22"/>
               </w:rPr>
-              <w:t>@Service</w:t>
-            </w:r>
-          </w:p>
-        </w:tc>
-        <w:tc>
-          <w:tcPr>
-            <w:tcW w:w="2245" w:type="dxa"/>
+              <w:t>@Lazy</w:t>
+            </w:r>
+          </w:p>
+        </w:tc>
+        <w:tc>
+          <w:tcPr>
+            <w:tcW w:w="2109" w:type="dxa"/>
             <w:tcBorders>
               <w:left w:val="single" w:sz="12" w:space="0" w:color="auto"/>
               <w:right w:val="single" w:sz="12" w:space="0" w:color="auto"/>
@@ -1903,13 +1793,13 @@
                 <w:sz w:val="24"/>
                 <w:szCs w:val="22"/>
               </w:rPr>
-              <w:t>Class Level</w:t>
-            </w:r>
-          </w:p>
-        </w:tc>
-        <w:tc>
-          <w:tcPr>
-            <w:tcW w:w="4755" w:type="dxa"/>
+              <w:t>Class level</w:t>
+            </w:r>
+          </w:p>
+        </w:tc>
+        <w:tc>
+          <w:tcPr>
+            <w:tcW w:w="4597" w:type="dxa"/>
             <w:tcBorders>
               <w:left w:val="single" w:sz="12" w:space="0" w:color="auto"/>
               <w:right w:val="single" w:sz="12" w:space="0" w:color="auto"/>
@@ -1931,47 +1821,43 @@
                 <w:sz w:val="24"/>
                 <w:szCs w:val="22"/>
               </w:rPr>
-              <w:t xml:space="preserve">This annotation is a specialized version of @Component </w:t>
-            </w:r>
-            <w:r>
-              <w:rPr>
-                <w:rFonts w:ascii="Times New Roman" w:hAnsi="Times New Roman" w:cs="Times New Roman"/>
-                <w:sz w:val="24"/>
-                <w:szCs w:val="22"/>
-              </w:rPr>
-              <w:t>annotation, where it is used to specify a java class that performs some operation or calculation’s such as executing the Business logics/</w:t>
-            </w:r>
-            <w:r>
-              <w:rPr>
-                <w:rFonts w:ascii="Times New Roman" w:hAnsi="Times New Roman" w:cs="Times New Roman"/>
-                <w:sz w:val="24"/>
-                <w:szCs w:val="22"/>
-              </w:rPr>
-              <w:t>performing some calculations</w:t>
-            </w:r>
-            <w:r>
-              <w:rPr>
-                <w:rFonts w:ascii="Times New Roman" w:hAnsi="Times New Roman" w:cs="Times New Roman"/>
-                <w:sz w:val="24"/>
-                <w:szCs w:val="22"/>
-              </w:rPr>
-              <w:t>/calling external API</w:t>
-            </w:r>
-            <w:r>
-              <w:rPr>
-                <w:rFonts w:ascii="Times New Roman" w:hAnsi="Times New Roman" w:cs="Times New Roman"/>
-                <w:sz w:val="24"/>
-                <w:szCs w:val="22"/>
-              </w:rPr>
-              <w:t>’s</w:t>
-            </w:r>
-            <w:r>
-              <w:rPr>
-                <w:rFonts w:ascii="Times New Roman" w:hAnsi="Times New Roman" w:cs="Times New Roman"/>
-                <w:sz w:val="24"/>
-                <w:szCs w:val="22"/>
-              </w:rPr>
-              <w:t>/ etc…</w:t>
+              <w:t xml:space="preserve">All the </w:t>
+            </w:r>
+            <w:proofErr w:type="spellStart"/>
+            <w:r>
+              <w:rPr>
+                <w:rFonts w:ascii="Times New Roman" w:hAnsi="Times New Roman" w:cs="Times New Roman"/>
+                <w:sz w:val="24"/>
+                <w:szCs w:val="22"/>
+              </w:rPr>
+              <w:t>Autowired</w:t>
+            </w:r>
+            <w:proofErr w:type="spellEnd"/>
+            <w:r>
+              <w:rPr>
+                <w:rFonts w:ascii="Times New Roman" w:hAnsi="Times New Roman" w:cs="Times New Roman"/>
+                <w:sz w:val="24"/>
+                <w:szCs w:val="22"/>
+              </w:rPr>
+              <w:t xml:space="preserve"> beans will be created or instantiated during the application startup only, but when we use this annotation along with an @component class the </w:t>
+            </w:r>
+            <w:proofErr w:type="spellStart"/>
+            <w:r>
+              <w:rPr>
+                <w:rFonts w:ascii="Times New Roman" w:hAnsi="Times New Roman" w:cs="Times New Roman"/>
+                <w:sz w:val="24"/>
+                <w:szCs w:val="22"/>
+              </w:rPr>
+              <w:t>Autowired</w:t>
+            </w:r>
+            <w:proofErr w:type="spellEnd"/>
+            <w:r>
+              <w:rPr>
+                <w:rFonts w:ascii="Times New Roman" w:hAnsi="Times New Roman" w:cs="Times New Roman"/>
+                <w:sz w:val="24"/>
+                <w:szCs w:val="22"/>
+              </w:rPr>
+              <w:t xml:space="preserve"> beans will be created or instantiated when they are first time required instead of creating or instantiating it on the app startup.</w:t>
             </w:r>
           </w:p>
         </w:tc>
@@ -1983,38 +1869,31 @@
         <w:tc>
           <w:tcPr>
             <w:cnfStyle w:val="001000000000" w:firstRow="0" w:lastRow="0" w:firstColumn="1" w:lastColumn="0" w:oddVBand="0" w:evenVBand="0" w:oddHBand="0" w:evenHBand="0" w:firstRowFirstColumn="0" w:firstRowLastColumn="0" w:lastRowFirstColumn="0" w:lastRowLastColumn="0"/>
-            <w:tcW w:w="1073" w:type="dxa"/>
-            <w:tcBorders>
-              <w:left w:val="single" w:sz="12" w:space="0" w:color="auto"/>
-              <w:right w:val="single" w:sz="12" w:space="0" w:color="auto"/>
-            </w:tcBorders>
-          </w:tcPr>
-          <w:p>
-            <w:pPr>
-              <w:jc w:val="center"/>
-              <w:rPr>
-                <w:rFonts w:ascii="Times New Roman" w:hAnsi="Times New Roman" w:cs="Times New Roman"/>
-                <w:b w:val="0"/>
-                <w:bCs w:val="0"/>
-                <w:sz w:val="24"/>
-                <w:szCs w:val="22"/>
-              </w:rPr>
-            </w:pPr>
-            <w:r>
-              <w:rPr>
-                <w:rFonts w:ascii="Times New Roman" w:hAnsi="Times New Roman" w:cs="Times New Roman"/>
-                <w:b w:val="0"/>
-                <w:bCs w:val="0"/>
-                <w:sz w:val="24"/>
-                <w:szCs w:val="22"/>
-              </w:rPr>
-              <w:t>12</w:t>
-            </w:r>
-          </w:p>
-        </w:tc>
-        <w:tc>
-          <w:tcPr>
-            <w:tcW w:w="2607" w:type="dxa"/>
+            <w:tcW w:w="1044" w:type="dxa"/>
+            <w:tcBorders>
+              <w:left w:val="single" w:sz="12" w:space="0" w:color="auto"/>
+              <w:right w:val="single" w:sz="12" w:space="0" w:color="auto"/>
+            </w:tcBorders>
+          </w:tcPr>
+          <w:p>
+            <w:pPr>
+              <w:pStyle w:val="ListParagraph"/>
+              <w:numPr>
+                <w:ilvl w:val="0"/>
+                <w:numId w:val="4"/>
+              </w:numPr>
+              <w:jc w:val="center"/>
+              <w:rPr>
+                <w:rFonts w:ascii="Times New Roman" w:hAnsi="Times New Roman" w:cs="Times New Roman"/>
+                <w:sz w:val="24"/>
+                <w:szCs w:val="22"/>
+              </w:rPr>
+            </w:pPr>
+          </w:p>
+        </w:tc>
+        <w:tc>
+          <w:tcPr>
+            <w:tcW w:w="2930" w:type="dxa"/>
             <w:tcBorders>
               <w:left w:val="single" w:sz="12" w:space="0" w:color="auto"/>
               <w:right w:val="single" w:sz="12" w:space="0" w:color="auto"/>
@@ -2036,13 +1915,13 @@
                 <w:sz w:val="24"/>
                 <w:szCs w:val="22"/>
               </w:rPr>
-              <w:t>@Repository</w:t>
-            </w:r>
-          </w:p>
-        </w:tc>
-        <w:tc>
-          <w:tcPr>
-            <w:tcW w:w="2245" w:type="dxa"/>
+              <w:t>@ComponentScan</w:t>
+            </w:r>
+          </w:p>
+        </w:tc>
+        <w:tc>
+          <w:tcPr>
+            <w:tcW w:w="2109" w:type="dxa"/>
             <w:tcBorders>
               <w:left w:val="single" w:sz="12" w:space="0" w:color="auto"/>
               <w:right w:val="single" w:sz="12" w:space="0" w:color="auto"/>
@@ -2064,13 +1943,13 @@
                 <w:sz w:val="24"/>
                 <w:szCs w:val="22"/>
               </w:rPr>
-              <w:t>Class Level</w:t>
-            </w:r>
-          </w:p>
-        </w:tc>
-        <w:tc>
-          <w:tcPr>
-            <w:tcW w:w="4755" w:type="dxa"/>
+              <w:t>Class level</w:t>
+            </w:r>
+          </w:p>
+        </w:tc>
+        <w:tc>
+          <w:tcPr>
+            <w:tcW w:w="4597" w:type="dxa"/>
             <w:tcBorders>
               <w:left w:val="single" w:sz="12" w:space="0" w:color="auto"/>
               <w:right w:val="single" w:sz="12" w:space="0" w:color="auto"/>
@@ -2092,113 +1971,7 @@
                 <w:sz w:val="24"/>
                 <w:szCs w:val="22"/>
               </w:rPr>
-              <w:t>This is used to specify java class as a Repository</w:t>
-            </w:r>
-            <w:r>
-              <w:rPr>
-                <w:rFonts w:ascii="Times New Roman" w:hAnsi="Times New Roman" w:cs="Times New Roman"/>
-                <w:sz w:val="24"/>
-                <w:szCs w:val="22"/>
-              </w:rPr>
-              <w:t xml:space="preserve"> layer which is capable of direct access with the Database</w:t>
-            </w:r>
-            <w:r>
-              <w:rPr>
-                <w:rFonts w:ascii="Times New Roman" w:hAnsi="Times New Roman" w:cs="Times New Roman"/>
-                <w:sz w:val="24"/>
-                <w:szCs w:val="22"/>
-              </w:rPr>
-              <w:t>.</w:t>
-            </w:r>
-          </w:p>
-          <w:p>
-            <w:pPr>
-              <w:jc w:val="center"/>
-              <w:cnfStyle w:val="000000100000" w:firstRow="0" w:lastRow="0" w:firstColumn="0" w:lastColumn="0" w:oddVBand="0" w:evenVBand="0" w:oddHBand="1" w:evenHBand="0" w:firstRowFirstColumn="0" w:firstRowLastColumn="0" w:lastRowFirstColumn="0" w:lastRowLastColumn="0"/>
-              <w:rPr>
-                <w:rFonts w:ascii="Times New Roman" w:hAnsi="Times New Roman" w:cs="Times New Roman"/>
-                <w:sz w:val="24"/>
-                <w:szCs w:val="22"/>
-              </w:rPr>
-            </w:pPr>
-            <w:proofErr w:type="gramStart"/>
-            <w:r>
-              <w:rPr>
-                <w:rFonts w:ascii="Times New Roman" w:hAnsi="Times New Roman" w:cs="Times New Roman"/>
-                <w:b/>
-                <w:bCs/>
-                <w:sz w:val="24"/>
-                <w:szCs w:val="22"/>
-              </w:rPr>
-              <w:t>NOTE:</w:t>
-            </w:r>
-            <w:r>
-              <w:rPr>
-                <w:rFonts w:ascii="Times New Roman" w:hAnsi="Times New Roman" w:cs="Times New Roman"/>
-                <w:sz w:val="24"/>
-                <w:szCs w:val="22"/>
-              </w:rPr>
-              <w:t>-</w:t>
-            </w:r>
-            <w:proofErr w:type="gramEnd"/>
-            <w:r>
-              <w:rPr>
-                <w:rFonts w:ascii="Times New Roman" w:hAnsi="Times New Roman" w:cs="Times New Roman"/>
-                <w:sz w:val="24"/>
-                <w:szCs w:val="22"/>
-              </w:rPr>
-              <w:t xml:space="preserve"> Its optional provided that extended class must be annotated with this @Repository Annotation. </w:t>
-            </w:r>
-          </w:p>
-          <w:p>
-            <w:pPr>
-              <w:jc w:val="center"/>
-              <w:cnfStyle w:val="000000100000" w:firstRow="0" w:lastRow="0" w:firstColumn="0" w:lastColumn="0" w:oddVBand="0" w:evenVBand="0" w:oddHBand="1" w:evenHBand="0" w:firstRowFirstColumn="0" w:firstRowLastColumn="0" w:lastRowFirstColumn="0" w:lastRowLastColumn="0"/>
-              <w:rPr>
-                <w:rFonts w:ascii="Times New Roman" w:hAnsi="Times New Roman" w:cs="Times New Roman"/>
-                <w:sz w:val="24"/>
-                <w:szCs w:val="22"/>
-              </w:rPr>
-            </w:pPr>
-            <w:r>
-              <w:rPr>
-                <w:rFonts w:ascii="Times New Roman" w:hAnsi="Times New Roman" w:cs="Times New Roman"/>
-                <w:b/>
-                <w:bCs/>
-                <w:sz w:val="24"/>
-                <w:szCs w:val="22"/>
-              </w:rPr>
-              <w:t xml:space="preserve">SPL </w:t>
-            </w:r>
-            <w:proofErr w:type="gramStart"/>
-            <w:r>
-              <w:rPr>
-                <w:rFonts w:ascii="Times New Roman" w:hAnsi="Times New Roman" w:cs="Times New Roman"/>
-                <w:b/>
-                <w:bCs/>
-                <w:sz w:val="24"/>
-                <w:szCs w:val="22"/>
-              </w:rPr>
-              <w:t>NOTE:-</w:t>
-            </w:r>
-            <w:proofErr w:type="gramEnd"/>
-            <w:r>
-              <w:rPr>
-                <w:rFonts w:ascii="Times New Roman" w:hAnsi="Times New Roman" w:cs="Times New Roman"/>
-                <w:b/>
-                <w:bCs/>
-                <w:sz w:val="24"/>
-                <w:szCs w:val="22"/>
-              </w:rPr>
-              <w:t xml:space="preserve"> </w:t>
-            </w:r>
-            <w:r>
-              <w:rPr>
-                <w:rFonts w:ascii="Times New Roman" w:hAnsi="Times New Roman" w:cs="Times New Roman"/>
-                <w:sz w:val="24"/>
-                <w:szCs w:val="22"/>
-              </w:rPr>
-              <w:t>If any Exception occurs in this layer, there is an handler which handles this Exceptions and Developer no need to worry about this and no need of using try and catch block to handle it.</w:t>
+              <w:t xml:space="preserve">It is used at base package in spring application where it will scan its packages and if any specific package is not defined, then scanning will occur from the package of class where this annotation is declared. </w:t>
             </w:r>
           </w:p>
         </w:tc>
@@ -2219,8 +1992,9 @@
               <w:jc w:val="center"/>
               <w:rPr>
                 <w:rFonts w:ascii="Times New Roman" w:hAnsi="Times New Roman" w:cs="Times New Roman"/>
-                <w:sz w:val="24"/>
-                <w:szCs w:val="22"/>
+                <w:color w:val="FF0000"/>
+                <w:sz w:val="28"/>
+                <w:szCs w:val="24"/>
                 <w:u w:val="single"/>
               </w:rPr>
             </w:pPr>
@@ -2244,38 +2018,31 @@
         <w:tc>
           <w:tcPr>
             <w:cnfStyle w:val="001000000000" w:firstRow="0" w:lastRow="0" w:firstColumn="1" w:lastColumn="0" w:oddVBand="0" w:evenVBand="0" w:oddHBand="0" w:evenHBand="0" w:firstRowFirstColumn="0" w:firstRowLastColumn="0" w:lastRowFirstColumn="0" w:lastRowLastColumn="0"/>
-            <w:tcW w:w="1073" w:type="dxa"/>
-            <w:tcBorders>
-              <w:left w:val="single" w:sz="12" w:space="0" w:color="auto"/>
-              <w:right w:val="single" w:sz="12" w:space="0" w:color="auto"/>
-            </w:tcBorders>
-          </w:tcPr>
-          <w:p>
-            <w:pPr>
-              <w:jc w:val="center"/>
-              <w:rPr>
-                <w:rFonts w:ascii="Times New Roman" w:hAnsi="Times New Roman" w:cs="Times New Roman"/>
-                <w:b w:val="0"/>
-                <w:bCs w:val="0"/>
-                <w:sz w:val="24"/>
-                <w:szCs w:val="22"/>
-              </w:rPr>
-            </w:pPr>
-            <w:r>
-              <w:rPr>
-                <w:rFonts w:ascii="Times New Roman" w:hAnsi="Times New Roman" w:cs="Times New Roman"/>
-                <w:b w:val="0"/>
-                <w:bCs w:val="0"/>
-                <w:sz w:val="24"/>
-                <w:szCs w:val="22"/>
-              </w:rPr>
-              <w:t>13</w:t>
-            </w:r>
-          </w:p>
-        </w:tc>
-        <w:tc>
-          <w:tcPr>
-            <w:tcW w:w="2607" w:type="dxa"/>
+            <w:tcW w:w="1044" w:type="dxa"/>
+            <w:tcBorders>
+              <w:left w:val="single" w:sz="12" w:space="0" w:color="auto"/>
+              <w:right w:val="single" w:sz="12" w:space="0" w:color="auto"/>
+            </w:tcBorders>
+          </w:tcPr>
+          <w:p>
+            <w:pPr>
+              <w:pStyle w:val="ListParagraph"/>
+              <w:numPr>
+                <w:ilvl w:val="0"/>
+                <w:numId w:val="4"/>
+              </w:numPr>
+              <w:jc w:val="center"/>
+              <w:rPr>
+                <w:rFonts w:ascii="Times New Roman" w:hAnsi="Times New Roman" w:cs="Times New Roman"/>
+                <w:sz w:val="24"/>
+                <w:szCs w:val="22"/>
+              </w:rPr>
+            </w:pPr>
+          </w:p>
+        </w:tc>
+        <w:tc>
+          <w:tcPr>
+            <w:tcW w:w="2930" w:type="dxa"/>
             <w:tcBorders>
               <w:left w:val="single" w:sz="12" w:space="0" w:color="auto"/>
               <w:right w:val="single" w:sz="12" w:space="0" w:color="auto"/>
@@ -2303,7 +2070,7 @@
         </w:tc>
         <w:tc>
           <w:tcPr>
-            <w:tcW w:w="2245" w:type="dxa"/>
+            <w:tcW w:w="2109" w:type="dxa"/>
             <w:tcBorders>
               <w:left w:val="single" w:sz="12" w:space="0" w:color="auto"/>
               <w:right w:val="single" w:sz="12" w:space="0" w:color="auto"/>
@@ -2331,7 +2098,7 @@
         </w:tc>
         <w:tc>
           <w:tcPr>
-            <w:tcW w:w="4755" w:type="dxa"/>
+            <w:tcW w:w="4597" w:type="dxa"/>
             <w:tcBorders>
               <w:left w:val="single" w:sz="12" w:space="0" w:color="auto"/>
               <w:right w:val="single" w:sz="12" w:space="0" w:color="auto"/>
@@ -2362,38 +2129,30 @@
         <w:tc>
           <w:tcPr>
             <w:cnfStyle w:val="001000000000" w:firstRow="0" w:lastRow="0" w:firstColumn="1" w:lastColumn="0" w:oddVBand="0" w:evenVBand="0" w:oddHBand="0" w:evenHBand="0" w:firstRowFirstColumn="0" w:firstRowLastColumn="0" w:lastRowFirstColumn="0" w:lastRowLastColumn="0"/>
-            <w:tcW w:w="1073" w:type="dxa"/>
-            <w:tcBorders>
-              <w:left w:val="single" w:sz="12" w:space="0" w:color="auto"/>
-              <w:right w:val="single" w:sz="12" w:space="0" w:color="auto"/>
-            </w:tcBorders>
-          </w:tcPr>
-          <w:p>
-            <w:pPr>
-              <w:jc w:val="center"/>
-              <w:rPr>
-                <w:rFonts w:ascii="Times New Roman" w:hAnsi="Times New Roman" w:cs="Times New Roman"/>
-                <w:b w:val="0"/>
-                <w:bCs w:val="0"/>
-                <w:sz w:val="24"/>
-                <w:szCs w:val="22"/>
-              </w:rPr>
-            </w:pPr>
-            <w:r>
-              <w:rPr>
-                <w:rFonts w:ascii="Times New Roman" w:hAnsi="Times New Roman" w:cs="Times New Roman"/>
-                <w:b w:val="0"/>
-                <w:bCs w:val="0"/>
-                <w:sz w:val="24"/>
-                <w:szCs w:val="22"/>
-              </w:rPr>
-              <w:t>14</w:t>
-            </w:r>
-          </w:p>
-        </w:tc>
-        <w:tc>
-          <w:tcPr>
-            <w:tcW w:w="2607" w:type="dxa"/>
+            <w:tcW w:w="1044" w:type="dxa"/>
+            <w:tcBorders>
+              <w:left w:val="single" w:sz="12" w:space="0" w:color="auto"/>
+              <w:right w:val="single" w:sz="12" w:space="0" w:color="auto"/>
+            </w:tcBorders>
+          </w:tcPr>
+          <w:p>
+            <w:pPr>
+              <w:pStyle w:val="ListParagraph"/>
+              <w:numPr>
+                <w:ilvl w:val="0"/>
+                <w:numId w:val="4"/>
+              </w:numPr>
+              <w:rPr>
+                <w:rFonts w:ascii="Times New Roman" w:hAnsi="Times New Roman" w:cs="Times New Roman"/>
+                <w:sz w:val="24"/>
+                <w:szCs w:val="22"/>
+              </w:rPr>
+            </w:pPr>
+          </w:p>
+        </w:tc>
+        <w:tc>
+          <w:tcPr>
+            <w:tcW w:w="2930" w:type="dxa"/>
             <w:tcBorders>
               <w:left w:val="single" w:sz="12" w:space="0" w:color="auto"/>
               <w:right w:val="single" w:sz="12" w:space="0" w:color="auto"/>
@@ -2421,7 +2180,7 @@
         </w:tc>
         <w:tc>
           <w:tcPr>
-            <w:tcW w:w="2245" w:type="dxa"/>
+            <w:tcW w:w="2109" w:type="dxa"/>
             <w:tcBorders>
               <w:left w:val="single" w:sz="12" w:space="0" w:color="auto"/>
               <w:right w:val="single" w:sz="12" w:space="0" w:color="auto"/>
@@ -2449,7 +2208,7 @@
         </w:tc>
         <w:tc>
           <w:tcPr>
-            <w:tcW w:w="4755" w:type="dxa"/>
+            <w:tcW w:w="4597" w:type="dxa"/>
             <w:tcBorders>
               <w:left w:val="single" w:sz="12" w:space="0" w:color="auto"/>
               <w:right w:val="single" w:sz="12" w:space="0" w:color="auto"/>
@@ -2489,15 +2248,7 @@
                 <w:sz w:val="24"/>
                 <w:szCs w:val="22"/>
               </w:rPr>
-              <w:t xml:space="preserve"> project creation,</w:t>
-            </w:r>
-            <w:r>
-              <w:rPr>
-                <w:rFonts w:ascii="Times New Roman" w:hAnsi="Times New Roman" w:cs="Times New Roman"/>
-                <w:sz w:val="24"/>
-                <w:szCs w:val="22"/>
-              </w:rPr>
-              <w:t xml:space="preserve"> and the class annotated with this annotation must be kept inside the </w:t>
+              <w:t xml:space="preserve"> project creation, and the class annotated with this annotation must be kept inside the </w:t>
             </w:r>
             <w:proofErr w:type="spellStart"/>
             <w:r>
@@ -2643,38 +2394,31 @@
         <w:tc>
           <w:tcPr>
             <w:cnfStyle w:val="001000000000" w:firstRow="0" w:lastRow="0" w:firstColumn="1" w:lastColumn="0" w:oddVBand="0" w:evenVBand="0" w:oddHBand="0" w:evenHBand="0" w:firstRowFirstColumn="0" w:firstRowLastColumn="0" w:lastRowFirstColumn="0" w:lastRowLastColumn="0"/>
-            <w:tcW w:w="1073" w:type="dxa"/>
-            <w:tcBorders>
-              <w:left w:val="single" w:sz="12" w:space="0" w:color="auto"/>
-              <w:right w:val="single" w:sz="12" w:space="0" w:color="auto"/>
-            </w:tcBorders>
-          </w:tcPr>
-          <w:p>
-            <w:pPr>
-              <w:jc w:val="center"/>
-              <w:rPr>
-                <w:rFonts w:ascii="Times New Roman" w:hAnsi="Times New Roman" w:cs="Times New Roman"/>
-                <w:b w:val="0"/>
-                <w:bCs w:val="0"/>
-                <w:sz w:val="24"/>
-                <w:szCs w:val="22"/>
-              </w:rPr>
-            </w:pPr>
-            <w:r>
-              <w:rPr>
-                <w:rFonts w:ascii="Times New Roman" w:hAnsi="Times New Roman" w:cs="Times New Roman"/>
-                <w:b w:val="0"/>
-                <w:bCs w:val="0"/>
-                <w:sz w:val="24"/>
-                <w:szCs w:val="22"/>
-              </w:rPr>
-              <w:t>15</w:t>
-            </w:r>
-          </w:p>
-        </w:tc>
-        <w:tc>
-          <w:tcPr>
-            <w:tcW w:w="2607" w:type="dxa"/>
+            <w:tcW w:w="1044" w:type="dxa"/>
+            <w:tcBorders>
+              <w:left w:val="single" w:sz="12" w:space="0" w:color="auto"/>
+              <w:right w:val="single" w:sz="12" w:space="0" w:color="auto"/>
+            </w:tcBorders>
+          </w:tcPr>
+          <w:p>
+            <w:pPr>
+              <w:pStyle w:val="ListParagraph"/>
+              <w:numPr>
+                <w:ilvl w:val="0"/>
+                <w:numId w:val="4"/>
+              </w:numPr>
+              <w:jc w:val="center"/>
+              <w:rPr>
+                <w:rFonts w:ascii="Times New Roman" w:hAnsi="Times New Roman" w:cs="Times New Roman"/>
+                <w:sz w:val="24"/>
+                <w:szCs w:val="22"/>
+              </w:rPr>
+            </w:pPr>
+          </w:p>
+        </w:tc>
+        <w:tc>
+          <w:tcPr>
+            <w:tcW w:w="2930" w:type="dxa"/>
             <w:tcBorders>
               <w:left w:val="single" w:sz="12" w:space="0" w:color="auto"/>
               <w:right w:val="single" w:sz="12" w:space="0" w:color="auto"/>
@@ -2702,7 +2446,7 @@
         </w:tc>
         <w:tc>
           <w:tcPr>
-            <w:tcW w:w="2245" w:type="dxa"/>
+            <w:tcW w:w="2109" w:type="dxa"/>
             <w:tcBorders>
               <w:left w:val="single" w:sz="12" w:space="0" w:color="auto"/>
               <w:right w:val="single" w:sz="12" w:space="0" w:color="auto"/>
@@ -2730,7 +2474,7 @@
         </w:tc>
         <w:tc>
           <w:tcPr>
-            <w:tcW w:w="4755" w:type="dxa"/>
+            <w:tcW w:w="4597" w:type="dxa"/>
             <w:tcBorders>
               <w:left w:val="single" w:sz="12" w:space="0" w:color="auto"/>
               <w:right w:val="single" w:sz="12" w:space="0" w:color="auto"/>
@@ -2789,23 +2533,7 @@
                 <w:sz w:val="24"/>
                 <w:szCs w:val="22"/>
               </w:rPr>
-              <w:t xml:space="preserve"> it is used on top of the method it will create the URI, where that method is responsible for handling the particular web request</w:t>
-            </w:r>
-            <w:r>
-              <w:rPr>
-                <w:rFonts w:ascii="Times New Roman" w:hAnsi="Times New Roman" w:cs="Times New Roman"/>
-                <w:sz w:val="24"/>
-                <w:szCs w:val="22"/>
-              </w:rPr>
-              <w:t>, when the URI is triggered it will be executed</w:t>
-            </w:r>
-            <w:r>
-              <w:rPr>
-                <w:rFonts w:ascii="Times New Roman" w:hAnsi="Times New Roman" w:cs="Times New Roman"/>
-                <w:sz w:val="24"/>
-                <w:szCs w:val="22"/>
-              </w:rPr>
-              <w:t>.</w:t>
+              <w:t xml:space="preserve"> it is used on top of the method it will create the URI, where that method is responsible for handling the particular web request, when the URI is triggered it will be executed.</w:t>
             </w:r>
           </w:p>
           <w:p>
@@ -2879,15 +2607,7 @@
                 <w:sz w:val="24"/>
                 <w:szCs w:val="22"/>
               </w:rPr>
-              <w:t xml:space="preserve"> then type of both the handler methods should be diff</w:t>
-            </w:r>
-            <w:r>
-              <w:rPr>
-                <w:rFonts w:ascii="Times New Roman" w:hAnsi="Times New Roman" w:cs="Times New Roman"/>
-                <w:sz w:val="24"/>
-                <w:szCs w:val="22"/>
-              </w:rPr>
-              <w:t xml:space="preserve"> we can achieve this using “method” of this annotation</w:t>
+              <w:t xml:space="preserve"> then type of both the handler methods should be diff we can achieve this using “method” of this annotation</w:t>
             </w:r>
           </w:p>
         </w:tc>
@@ -2896,39 +2616,31 @@
         <w:tc>
           <w:tcPr>
             <w:cnfStyle w:val="001000000000" w:firstRow="0" w:lastRow="0" w:firstColumn="1" w:lastColumn="0" w:oddVBand="0" w:evenVBand="0" w:oddHBand="0" w:evenHBand="0" w:firstRowFirstColumn="0" w:firstRowLastColumn="0" w:lastRowFirstColumn="0" w:lastRowLastColumn="0"/>
-            <w:tcW w:w="1073" w:type="dxa"/>
-            <w:tcBorders>
-              <w:left w:val="single" w:sz="12" w:space="0" w:color="auto"/>
-              <w:right w:val="single" w:sz="12" w:space="0" w:color="auto"/>
-            </w:tcBorders>
-          </w:tcPr>
-          <w:p>
-            <w:pPr>
-              <w:jc w:val="center"/>
-              <w:rPr>
-                <w:rFonts w:ascii="Times New Roman" w:hAnsi="Times New Roman" w:cs="Times New Roman"/>
-                <w:b w:val="0"/>
-                <w:bCs w:val="0"/>
-                <w:sz w:val="24"/>
-                <w:szCs w:val="22"/>
-              </w:rPr>
-            </w:pPr>
-            <w:r>
-              <w:rPr>
-                <w:rFonts w:ascii="Times New Roman" w:hAnsi="Times New Roman" w:cs="Times New Roman"/>
-                <w:b w:val="0"/>
-                <w:bCs w:val="0"/>
-                <w:sz w:val="24"/>
-                <w:szCs w:val="22"/>
-              </w:rPr>
-              <w:lastRenderedPageBreak/>
-              <w:t>16</w:t>
-            </w:r>
-          </w:p>
-        </w:tc>
-        <w:tc>
-          <w:tcPr>
-            <w:tcW w:w="2607" w:type="dxa"/>
+            <w:tcW w:w="1044" w:type="dxa"/>
+            <w:tcBorders>
+              <w:left w:val="single" w:sz="12" w:space="0" w:color="auto"/>
+              <w:right w:val="single" w:sz="12" w:space="0" w:color="auto"/>
+            </w:tcBorders>
+          </w:tcPr>
+          <w:p>
+            <w:pPr>
+              <w:pStyle w:val="ListParagraph"/>
+              <w:numPr>
+                <w:ilvl w:val="0"/>
+                <w:numId w:val="4"/>
+              </w:numPr>
+              <w:jc w:val="center"/>
+              <w:rPr>
+                <w:rFonts w:ascii="Times New Roman" w:hAnsi="Times New Roman" w:cs="Times New Roman"/>
+                <w:sz w:val="24"/>
+                <w:szCs w:val="22"/>
+              </w:rPr>
+            </w:pPr>
+          </w:p>
+        </w:tc>
+        <w:tc>
+          <w:tcPr>
+            <w:tcW w:w="2930" w:type="dxa"/>
             <w:tcBorders>
               <w:left w:val="single" w:sz="12" w:space="0" w:color="auto"/>
               <w:right w:val="single" w:sz="12" w:space="0" w:color="auto"/>
@@ -2956,7 +2668,7 @@
         </w:tc>
         <w:tc>
           <w:tcPr>
-            <w:tcW w:w="2245" w:type="dxa"/>
+            <w:tcW w:w="2109" w:type="dxa"/>
             <w:tcBorders>
               <w:left w:val="single" w:sz="12" w:space="0" w:color="auto"/>
               <w:right w:val="single" w:sz="12" w:space="0" w:color="auto"/>
@@ -2984,7 +2696,7 @@
         </w:tc>
         <w:tc>
           <w:tcPr>
-            <w:tcW w:w="4755" w:type="dxa"/>
+            <w:tcW w:w="4597" w:type="dxa"/>
             <w:tcBorders>
               <w:left w:val="single" w:sz="12" w:space="0" w:color="auto"/>
               <w:right w:val="single" w:sz="12" w:space="0" w:color="auto"/>
@@ -3010,38 +2722,31 @@
         <w:tc>
           <w:tcPr>
             <w:cnfStyle w:val="001000000000" w:firstRow="0" w:lastRow="0" w:firstColumn="1" w:lastColumn="0" w:oddVBand="0" w:evenVBand="0" w:oddHBand="0" w:evenHBand="0" w:firstRowFirstColumn="0" w:firstRowLastColumn="0" w:lastRowFirstColumn="0" w:lastRowLastColumn="0"/>
-            <w:tcW w:w="1073" w:type="dxa"/>
-            <w:tcBorders>
-              <w:left w:val="single" w:sz="12" w:space="0" w:color="auto"/>
-              <w:right w:val="single" w:sz="12" w:space="0" w:color="auto"/>
-            </w:tcBorders>
-          </w:tcPr>
-          <w:p>
-            <w:pPr>
-              <w:jc w:val="center"/>
-              <w:rPr>
-                <w:rFonts w:ascii="Times New Roman" w:hAnsi="Times New Roman" w:cs="Times New Roman"/>
-                <w:b w:val="0"/>
-                <w:bCs w:val="0"/>
-                <w:sz w:val="24"/>
-                <w:szCs w:val="22"/>
-              </w:rPr>
-            </w:pPr>
-            <w:r>
-              <w:rPr>
-                <w:rFonts w:ascii="Times New Roman" w:hAnsi="Times New Roman" w:cs="Times New Roman"/>
-                <w:b w:val="0"/>
-                <w:bCs w:val="0"/>
-                <w:sz w:val="24"/>
-                <w:szCs w:val="22"/>
-              </w:rPr>
-              <w:t>17</w:t>
-            </w:r>
-          </w:p>
-        </w:tc>
-        <w:tc>
-          <w:tcPr>
-            <w:tcW w:w="2607" w:type="dxa"/>
+            <w:tcW w:w="1044" w:type="dxa"/>
+            <w:tcBorders>
+              <w:left w:val="single" w:sz="12" w:space="0" w:color="auto"/>
+              <w:right w:val="single" w:sz="12" w:space="0" w:color="auto"/>
+            </w:tcBorders>
+          </w:tcPr>
+          <w:p>
+            <w:pPr>
+              <w:pStyle w:val="ListParagraph"/>
+              <w:numPr>
+                <w:ilvl w:val="0"/>
+                <w:numId w:val="4"/>
+              </w:numPr>
+              <w:jc w:val="center"/>
+              <w:rPr>
+                <w:rFonts w:ascii="Times New Roman" w:hAnsi="Times New Roman" w:cs="Times New Roman"/>
+                <w:sz w:val="24"/>
+                <w:szCs w:val="22"/>
+              </w:rPr>
+            </w:pPr>
+          </w:p>
+        </w:tc>
+        <w:tc>
+          <w:tcPr>
+            <w:tcW w:w="2930" w:type="dxa"/>
             <w:tcBorders>
               <w:left w:val="single" w:sz="12" w:space="0" w:color="auto"/>
               <w:right w:val="single" w:sz="12" w:space="0" w:color="auto"/>
@@ -3061,7 +2766,7 @@
         </w:tc>
         <w:tc>
           <w:tcPr>
-            <w:tcW w:w="2245" w:type="dxa"/>
+            <w:tcW w:w="2109" w:type="dxa"/>
             <w:tcBorders>
               <w:left w:val="single" w:sz="12" w:space="0" w:color="auto"/>
               <w:right w:val="single" w:sz="12" w:space="0" w:color="auto"/>
@@ -3081,7 +2786,7 @@
         </w:tc>
         <w:tc>
           <w:tcPr>
-            <w:tcW w:w="4755" w:type="dxa"/>
+            <w:tcW w:w="4597" w:type="dxa"/>
             <w:tcBorders>
               <w:left w:val="single" w:sz="12" w:space="0" w:color="auto"/>
               <w:right w:val="single" w:sz="12" w:space="0" w:color="auto"/>
@@ -3104,28 +2809,31 @@
         <w:tc>
           <w:tcPr>
             <w:cnfStyle w:val="001000000000" w:firstRow="0" w:lastRow="0" w:firstColumn="1" w:lastColumn="0" w:oddVBand="0" w:evenVBand="0" w:oddHBand="0" w:evenHBand="0" w:firstRowFirstColumn="0" w:firstRowLastColumn="0" w:lastRowFirstColumn="0" w:lastRowLastColumn="0"/>
-            <w:tcW w:w="1073" w:type="dxa"/>
-            <w:tcBorders>
-              <w:left w:val="single" w:sz="12" w:space="0" w:color="auto"/>
-              <w:right w:val="single" w:sz="12" w:space="0" w:color="auto"/>
-            </w:tcBorders>
-          </w:tcPr>
-          <w:p>
-            <w:pPr>
-              <w:jc w:val="center"/>
-              <w:rPr>
-                <w:rFonts w:ascii="Times New Roman" w:hAnsi="Times New Roman" w:cs="Times New Roman"/>
-                <w:b w:val="0"/>
-                <w:bCs w:val="0"/>
-                <w:sz w:val="24"/>
-                <w:szCs w:val="22"/>
-              </w:rPr>
-            </w:pPr>
-          </w:p>
-        </w:tc>
-        <w:tc>
-          <w:tcPr>
-            <w:tcW w:w="2607" w:type="dxa"/>
+            <w:tcW w:w="1044" w:type="dxa"/>
+            <w:tcBorders>
+              <w:left w:val="single" w:sz="12" w:space="0" w:color="auto"/>
+              <w:right w:val="single" w:sz="12" w:space="0" w:color="auto"/>
+            </w:tcBorders>
+          </w:tcPr>
+          <w:p>
+            <w:pPr>
+              <w:pStyle w:val="ListParagraph"/>
+              <w:numPr>
+                <w:ilvl w:val="0"/>
+                <w:numId w:val="4"/>
+              </w:numPr>
+              <w:jc w:val="center"/>
+              <w:rPr>
+                <w:rFonts w:ascii="Times New Roman" w:hAnsi="Times New Roman" w:cs="Times New Roman"/>
+                <w:sz w:val="24"/>
+                <w:szCs w:val="22"/>
+              </w:rPr>
+            </w:pPr>
+          </w:p>
+        </w:tc>
+        <w:tc>
+          <w:tcPr>
+            <w:tcW w:w="2930" w:type="dxa"/>
             <w:tcBorders>
               <w:left w:val="single" w:sz="12" w:space="0" w:color="auto"/>
               <w:right w:val="single" w:sz="12" w:space="0" w:color="auto"/>
@@ -3145,7 +2853,7 @@
         </w:tc>
         <w:tc>
           <w:tcPr>
-            <w:tcW w:w="2245" w:type="dxa"/>
+            <w:tcW w:w="2109" w:type="dxa"/>
             <w:tcBorders>
               <w:left w:val="single" w:sz="12" w:space="0" w:color="auto"/>
               <w:right w:val="single" w:sz="12" w:space="0" w:color="auto"/>
@@ -3165,7 +2873,7 @@
         </w:tc>
         <w:tc>
           <w:tcPr>
-            <w:tcW w:w="4755" w:type="dxa"/>
+            <w:tcW w:w="4597" w:type="dxa"/>
             <w:tcBorders>
               <w:left w:val="single" w:sz="12" w:space="0" w:color="auto"/>
               <w:right w:val="single" w:sz="12" w:space="0" w:color="auto"/>
@@ -3191,28 +2899,31 @@
         <w:tc>
           <w:tcPr>
             <w:cnfStyle w:val="001000000000" w:firstRow="0" w:lastRow="0" w:firstColumn="1" w:lastColumn="0" w:oddVBand="0" w:evenVBand="0" w:oddHBand="0" w:evenHBand="0" w:firstRowFirstColumn="0" w:firstRowLastColumn="0" w:lastRowFirstColumn="0" w:lastRowLastColumn="0"/>
-            <w:tcW w:w="1073" w:type="dxa"/>
-            <w:tcBorders>
-              <w:left w:val="single" w:sz="12" w:space="0" w:color="auto"/>
-              <w:right w:val="single" w:sz="12" w:space="0" w:color="auto"/>
-            </w:tcBorders>
-          </w:tcPr>
-          <w:p>
-            <w:pPr>
-              <w:jc w:val="center"/>
-              <w:rPr>
-                <w:rFonts w:ascii="Times New Roman" w:hAnsi="Times New Roman" w:cs="Times New Roman"/>
-                <w:b w:val="0"/>
-                <w:bCs w:val="0"/>
-                <w:sz w:val="24"/>
-                <w:szCs w:val="22"/>
-              </w:rPr>
-            </w:pPr>
-          </w:p>
-        </w:tc>
-        <w:tc>
-          <w:tcPr>
-            <w:tcW w:w="2607" w:type="dxa"/>
+            <w:tcW w:w="1044" w:type="dxa"/>
+            <w:tcBorders>
+              <w:left w:val="single" w:sz="12" w:space="0" w:color="auto"/>
+              <w:right w:val="single" w:sz="12" w:space="0" w:color="auto"/>
+            </w:tcBorders>
+          </w:tcPr>
+          <w:p>
+            <w:pPr>
+              <w:pStyle w:val="ListParagraph"/>
+              <w:numPr>
+                <w:ilvl w:val="0"/>
+                <w:numId w:val="4"/>
+              </w:numPr>
+              <w:jc w:val="center"/>
+              <w:rPr>
+                <w:rFonts w:ascii="Times New Roman" w:hAnsi="Times New Roman" w:cs="Times New Roman"/>
+                <w:sz w:val="24"/>
+                <w:szCs w:val="22"/>
+              </w:rPr>
+            </w:pPr>
+          </w:p>
+        </w:tc>
+        <w:tc>
+          <w:tcPr>
+            <w:tcW w:w="2930" w:type="dxa"/>
             <w:tcBorders>
               <w:left w:val="single" w:sz="12" w:space="0" w:color="auto"/>
               <w:right w:val="single" w:sz="12" w:space="0" w:color="auto"/>
@@ -3232,7 +2943,7 @@
         </w:tc>
         <w:tc>
           <w:tcPr>
-            <w:tcW w:w="2245" w:type="dxa"/>
+            <w:tcW w:w="2109" w:type="dxa"/>
             <w:tcBorders>
               <w:left w:val="single" w:sz="12" w:space="0" w:color="auto"/>
               <w:right w:val="single" w:sz="12" w:space="0" w:color="auto"/>
@@ -3252,7 +2963,7 @@
         </w:tc>
         <w:tc>
           <w:tcPr>
-            <w:tcW w:w="4755" w:type="dxa"/>
+            <w:tcW w:w="4597" w:type="dxa"/>
             <w:tcBorders>
               <w:left w:val="single" w:sz="12" w:space="0" w:color="auto"/>
               <w:right w:val="single" w:sz="12" w:space="0" w:color="auto"/>
@@ -3275,28 +2986,31 @@
         <w:tc>
           <w:tcPr>
             <w:cnfStyle w:val="001000000000" w:firstRow="0" w:lastRow="0" w:firstColumn="1" w:lastColumn="0" w:oddVBand="0" w:evenVBand="0" w:oddHBand="0" w:evenHBand="0" w:firstRowFirstColumn="0" w:firstRowLastColumn="0" w:lastRowFirstColumn="0" w:lastRowLastColumn="0"/>
-            <w:tcW w:w="1073" w:type="dxa"/>
-            <w:tcBorders>
-              <w:left w:val="single" w:sz="12" w:space="0" w:color="auto"/>
-              <w:right w:val="single" w:sz="12" w:space="0" w:color="auto"/>
-            </w:tcBorders>
-          </w:tcPr>
-          <w:p>
-            <w:pPr>
-              <w:jc w:val="center"/>
-              <w:rPr>
-                <w:rFonts w:ascii="Times New Roman" w:hAnsi="Times New Roman" w:cs="Times New Roman"/>
-                <w:b w:val="0"/>
-                <w:bCs w:val="0"/>
-                <w:sz w:val="24"/>
-                <w:szCs w:val="22"/>
-              </w:rPr>
-            </w:pPr>
-          </w:p>
-        </w:tc>
-        <w:tc>
-          <w:tcPr>
-            <w:tcW w:w="2607" w:type="dxa"/>
+            <w:tcW w:w="1044" w:type="dxa"/>
+            <w:tcBorders>
+              <w:left w:val="single" w:sz="12" w:space="0" w:color="auto"/>
+              <w:right w:val="single" w:sz="12" w:space="0" w:color="auto"/>
+            </w:tcBorders>
+          </w:tcPr>
+          <w:p>
+            <w:pPr>
+              <w:pStyle w:val="ListParagraph"/>
+              <w:numPr>
+                <w:ilvl w:val="0"/>
+                <w:numId w:val="4"/>
+              </w:numPr>
+              <w:jc w:val="center"/>
+              <w:rPr>
+                <w:rFonts w:ascii="Times New Roman" w:hAnsi="Times New Roman" w:cs="Times New Roman"/>
+                <w:sz w:val="24"/>
+                <w:szCs w:val="22"/>
+              </w:rPr>
+            </w:pPr>
+          </w:p>
+        </w:tc>
+        <w:tc>
+          <w:tcPr>
+            <w:tcW w:w="2930" w:type="dxa"/>
             <w:tcBorders>
               <w:left w:val="single" w:sz="12" w:space="0" w:color="auto"/>
               <w:right w:val="single" w:sz="12" w:space="0" w:color="auto"/>
@@ -3316,7 +3030,7 @@
         </w:tc>
         <w:tc>
           <w:tcPr>
-            <w:tcW w:w="2245" w:type="dxa"/>
+            <w:tcW w:w="2109" w:type="dxa"/>
             <w:tcBorders>
               <w:left w:val="single" w:sz="12" w:space="0" w:color="auto"/>
               <w:right w:val="single" w:sz="12" w:space="0" w:color="auto"/>
@@ -3336,7 +3050,7 @@
         </w:tc>
         <w:tc>
           <w:tcPr>
-            <w:tcW w:w="4755" w:type="dxa"/>
+            <w:tcW w:w="4597" w:type="dxa"/>
             <w:tcBorders>
               <w:left w:val="single" w:sz="12" w:space="0" w:color="auto"/>
               <w:right w:val="single" w:sz="12" w:space="0" w:color="auto"/>
@@ -3362,28 +3076,31 @@
         <w:tc>
           <w:tcPr>
             <w:cnfStyle w:val="001000000000" w:firstRow="0" w:lastRow="0" w:firstColumn="1" w:lastColumn="0" w:oddVBand="0" w:evenVBand="0" w:oddHBand="0" w:evenHBand="0" w:firstRowFirstColumn="0" w:firstRowLastColumn="0" w:lastRowFirstColumn="0" w:lastRowLastColumn="0"/>
-            <w:tcW w:w="1073" w:type="dxa"/>
-            <w:tcBorders>
-              <w:left w:val="single" w:sz="12" w:space="0" w:color="auto"/>
-              <w:right w:val="single" w:sz="12" w:space="0" w:color="auto"/>
-            </w:tcBorders>
-          </w:tcPr>
-          <w:p>
-            <w:pPr>
-              <w:jc w:val="center"/>
-              <w:rPr>
-                <w:rFonts w:ascii="Times New Roman" w:hAnsi="Times New Roman" w:cs="Times New Roman"/>
-                <w:b w:val="0"/>
-                <w:bCs w:val="0"/>
-                <w:sz w:val="24"/>
-                <w:szCs w:val="22"/>
-              </w:rPr>
-            </w:pPr>
-          </w:p>
-        </w:tc>
-        <w:tc>
-          <w:tcPr>
-            <w:tcW w:w="2607" w:type="dxa"/>
+            <w:tcW w:w="1044" w:type="dxa"/>
+            <w:tcBorders>
+              <w:left w:val="single" w:sz="12" w:space="0" w:color="auto"/>
+              <w:right w:val="single" w:sz="12" w:space="0" w:color="auto"/>
+            </w:tcBorders>
+          </w:tcPr>
+          <w:p>
+            <w:pPr>
+              <w:pStyle w:val="ListParagraph"/>
+              <w:numPr>
+                <w:ilvl w:val="0"/>
+                <w:numId w:val="4"/>
+              </w:numPr>
+              <w:jc w:val="center"/>
+              <w:rPr>
+                <w:rFonts w:ascii="Times New Roman" w:hAnsi="Times New Roman" w:cs="Times New Roman"/>
+                <w:sz w:val="24"/>
+                <w:szCs w:val="22"/>
+              </w:rPr>
+            </w:pPr>
+          </w:p>
+        </w:tc>
+        <w:tc>
+          <w:tcPr>
+            <w:tcW w:w="2930" w:type="dxa"/>
             <w:tcBorders>
               <w:left w:val="single" w:sz="12" w:space="0" w:color="auto"/>
               <w:right w:val="single" w:sz="12" w:space="0" w:color="auto"/>
@@ -3403,7 +3120,7 @@
         </w:tc>
         <w:tc>
           <w:tcPr>
-            <w:tcW w:w="2245" w:type="dxa"/>
+            <w:tcW w:w="2109" w:type="dxa"/>
             <w:tcBorders>
               <w:left w:val="single" w:sz="12" w:space="0" w:color="auto"/>
               <w:right w:val="single" w:sz="12" w:space="0" w:color="auto"/>
@@ -3423,7 +3140,7 @@
         </w:tc>
         <w:tc>
           <w:tcPr>
-            <w:tcW w:w="4755" w:type="dxa"/>
+            <w:tcW w:w="4597" w:type="dxa"/>
             <w:tcBorders>
               <w:left w:val="single" w:sz="12" w:space="0" w:color="auto"/>
               <w:right w:val="single" w:sz="12" w:space="0" w:color="auto"/>
@@ -3446,7 +3163,7 @@
         <w:tc>
           <w:tcPr>
             <w:cnfStyle w:val="001000000000" w:firstRow="0" w:lastRow="0" w:firstColumn="1" w:lastColumn="0" w:oddVBand="0" w:evenVBand="0" w:oddHBand="0" w:evenHBand="0" w:firstRowFirstColumn="0" w:firstRowLastColumn="0" w:lastRowFirstColumn="0" w:lastRowLastColumn="0"/>
-            <w:tcW w:w="1073" w:type="dxa"/>
+            <w:tcW w:w="1044" w:type="dxa"/>
             <w:tcBorders>
               <w:left w:val="single" w:sz="12" w:space="0" w:color="auto"/>
               <w:bottom w:val="single" w:sz="12" w:space="0" w:color="auto"/>
@@ -3455,11 +3172,35 @@
           </w:tcPr>
           <w:p>
             <w:pPr>
-              <w:jc w:val="center"/>
-              <w:rPr>
-                <w:rFonts w:ascii="Times New Roman" w:hAnsi="Times New Roman" w:cs="Times New Roman"/>
-                <w:b w:val="0"/>
-                <w:bCs w:val="0"/>
+              <w:pStyle w:val="ListParagraph"/>
+              <w:numPr>
+                <w:ilvl w:val="0"/>
+                <w:numId w:val="4"/>
+              </w:numPr>
+              <w:jc w:val="center"/>
+              <w:rPr>
+                <w:rFonts w:ascii="Times New Roman" w:hAnsi="Times New Roman" w:cs="Times New Roman"/>
+                <w:sz w:val="24"/>
+                <w:szCs w:val="22"/>
+              </w:rPr>
+            </w:pPr>
+          </w:p>
+        </w:tc>
+        <w:tc>
+          <w:tcPr>
+            <w:tcW w:w="2930" w:type="dxa"/>
+            <w:tcBorders>
+              <w:left w:val="single" w:sz="12" w:space="0" w:color="auto"/>
+              <w:bottom w:val="single" w:sz="12" w:space="0" w:color="auto"/>
+              <w:right w:val="single" w:sz="12" w:space="0" w:color="auto"/>
+            </w:tcBorders>
+          </w:tcPr>
+          <w:p>
+            <w:pPr>
+              <w:jc w:val="center"/>
+              <w:cnfStyle w:val="000000000000" w:firstRow="0" w:lastRow="0" w:firstColumn="0" w:lastColumn="0" w:oddVBand="0" w:evenVBand="0" w:oddHBand="0" w:evenHBand="0" w:firstRowFirstColumn="0" w:firstRowLastColumn="0" w:lastRowFirstColumn="0" w:lastRowLastColumn="0"/>
+              <w:rPr>
+                <w:rFonts w:ascii="Times New Roman" w:hAnsi="Times New Roman" w:cs="Times New Roman"/>
                 <w:sz w:val="28"/>
                 <w:szCs w:val="24"/>
               </w:rPr>
@@ -3468,7 +3209,7 @@
         </w:tc>
         <w:tc>
           <w:tcPr>
-            <w:tcW w:w="2607" w:type="dxa"/>
+            <w:tcW w:w="2109" w:type="dxa"/>
             <w:tcBorders>
               <w:left w:val="single" w:sz="12" w:space="0" w:color="auto"/>
               <w:bottom w:val="single" w:sz="12" w:space="0" w:color="auto"/>
@@ -3489,28 +3230,7 @@
         </w:tc>
         <w:tc>
           <w:tcPr>
-            <w:tcW w:w="2245" w:type="dxa"/>
-            <w:tcBorders>
-              <w:left w:val="single" w:sz="12" w:space="0" w:color="auto"/>
-              <w:bottom w:val="single" w:sz="12" w:space="0" w:color="auto"/>
-              <w:right w:val="single" w:sz="12" w:space="0" w:color="auto"/>
-            </w:tcBorders>
-          </w:tcPr>
-          <w:p>
-            <w:pPr>
-              <w:jc w:val="center"/>
-              <w:cnfStyle w:val="000000000000" w:firstRow="0" w:lastRow="0" w:firstColumn="0" w:lastColumn="0" w:oddVBand="0" w:evenVBand="0" w:oddHBand="0" w:evenHBand="0" w:firstRowFirstColumn="0" w:firstRowLastColumn="0" w:lastRowFirstColumn="0" w:lastRowLastColumn="0"/>
-              <w:rPr>
-                <w:rFonts w:ascii="Times New Roman" w:hAnsi="Times New Roman" w:cs="Times New Roman"/>
-                <w:sz w:val="28"/>
-                <w:szCs w:val="24"/>
-              </w:rPr>
-            </w:pPr>
-          </w:p>
-        </w:tc>
-        <w:tc>
-          <w:tcPr>
-            <w:tcW w:w="4755" w:type="dxa"/>
+            <w:tcW w:w="4597" w:type="dxa"/>
             <w:tcBorders>
               <w:left w:val="single" w:sz="12" w:space="0" w:color="auto"/>
               <w:bottom w:val="single" w:sz="12" w:space="0" w:color="auto"/>
@@ -3848,7 +3568,23 @@
           <w:sz w:val="28"/>
           <w:szCs w:val="24"/>
         </w:rPr>
-        <w:t>many ways we can assemble the beans (Objects) in Spring framework?</w:t>
+        <w:t>many ways we can assemble</w:t>
+      </w:r>
+      <w:r>
+        <w:rPr>
+          <w:rFonts w:ascii="Times New Roman" w:hAnsi="Times New Roman" w:cs="Times New Roman"/>
+          <w:sz w:val="28"/>
+          <w:szCs w:val="24"/>
+        </w:rPr>
+        <w:t>(Configure)</w:t>
+      </w:r>
+      <w:r>
+        <w:rPr>
+          <w:rFonts w:ascii="Times New Roman" w:hAnsi="Times New Roman" w:cs="Times New Roman"/>
+          <w:sz w:val="28"/>
+          <w:szCs w:val="24"/>
+        </w:rPr>
+        <w:t xml:space="preserve"> the beans (Objects) in Spring framework?</w:t>
       </w:r>
       <w:r>
         <w:rPr>
@@ -4156,6 +3892,153 @@
         </w:rPr>
         <w:t>);</w:t>
       </w:r>
+      <w:r>
+        <w:rPr>
+          <w:rFonts w:ascii="Source Code Pro" w:hAnsi="Source Code Pro"/>
+          <w:color w:val="000000"/>
+          <w:sz w:val="21"/>
+          <w:szCs w:val="21"/>
+          <w:shd w:val="clear" w:color="auto" w:fill="FAFAFA"/>
+        </w:rPr>
+        <w:br/>
+        <w:t>or</w:t>
+      </w:r>
+      <w:r>
+        <w:rPr>
+          <w:rFonts w:ascii="Source Code Pro" w:hAnsi="Source Code Pro"/>
+          <w:color w:val="000000"/>
+          <w:sz w:val="21"/>
+          <w:szCs w:val="21"/>
+          <w:shd w:val="clear" w:color="auto" w:fill="FAFAFA"/>
+        </w:rPr>
+        <w:br/>
+      </w:r>
+      <w:r>
+        <w:rPr>
+          <w:rStyle w:val="hljs-type"/>
+          <w:rFonts w:ascii="Source Code Pro" w:hAnsi="Source Code Pro"/>
+          <w:b/>
+          <w:bCs/>
+          <w:color w:val="4E9359"/>
+          <w:sz w:val="21"/>
+          <w:szCs w:val="21"/>
+        </w:rPr>
+        <w:t>ApplicationContext</w:t>
+      </w:r>
+      <w:r>
+        <w:rPr>
+          <w:rFonts w:ascii="Source Code Pro" w:hAnsi="Source Code Pro"/>
+          <w:color w:val="000000"/>
+          <w:sz w:val="21"/>
+          <w:szCs w:val="21"/>
+          <w:shd w:val="clear" w:color="auto" w:fill="FAFAFA"/>
+        </w:rPr>
+        <w:t xml:space="preserve"> </w:t>
+      </w:r>
+      <w:r>
+        <w:rPr>
+          <w:rStyle w:val="hljs-variable"/>
+          <w:rFonts w:ascii="Source Code Pro" w:hAnsi="Source Code Pro"/>
+          <w:color w:val="BC6060"/>
+          <w:sz w:val="21"/>
+          <w:szCs w:val="21"/>
+        </w:rPr>
+        <w:t>context</w:t>
+      </w:r>
+      <w:r>
+        <w:rPr>
+          <w:rFonts w:ascii="Source Code Pro" w:hAnsi="Source Code Pro"/>
+          <w:color w:val="000000"/>
+          <w:sz w:val="21"/>
+          <w:szCs w:val="21"/>
+          <w:shd w:val="clear" w:color="auto" w:fill="FAFAFA"/>
+        </w:rPr>
+        <w:t xml:space="preserve"> </w:t>
+      </w:r>
+      <w:r>
+        <w:rPr>
+          <w:rStyle w:val="hljs-operator"/>
+          <w:rFonts w:ascii="Source Code Pro" w:hAnsi="Source Code Pro"/>
+          <w:color w:val="000000"/>
+          <w:sz w:val="21"/>
+          <w:szCs w:val="21"/>
+        </w:rPr>
+        <w:t>=</w:t>
+      </w:r>
+      <w:r>
+        <w:rPr>
+          <w:rFonts w:ascii="Source Code Pro" w:hAnsi="Source Code Pro"/>
+          <w:color w:val="000000"/>
+          <w:sz w:val="21"/>
+          <w:szCs w:val="21"/>
+          <w:shd w:val="clear" w:color="auto" w:fill="FAFAFA"/>
+        </w:rPr>
+        <w:t xml:space="preserve"> </w:t>
+      </w:r>
+      <w:r>
+        <w:rPr>
+          <w:rStyle w:val="hljs-keyword"/>
+          <w:rFonts w:ascii="Source Code Pro" w:hAnsi="Source Code Pro"/>
+          <w:b/>
+          <w:bCs/>
+          <w:color w:val="63B175"/>
+          <w:sz w:val="21"/>
+          <w:szCs w:val="21"/>
+        </w:rPr>
+        <w:t>new</w:t>
+      </w:r>
+      <w:r>
+        <w:rPr>
+          <w:rFonts w:ascii="Source Code Pro" w:hAnsi="Source Code Pro"/>
+          <w:color w:val="000000"/>
+          <w:sz w:val="21"/>
+          <w:szCs w:val="21"/>
+          <w:shd w:val="clear" w:color="auto" w:fill="FAFAFA"/>
+        </w:rPr>
+        <w:t xml:space="preserve"> </w:t>
+      </w:r>
+      <w:r>
+        <w:rPr>
+          <w:rStyle w:val="hljs-title"/>
+          <w:rFonts w:ascii="Source Code Pro" w:hAnsi="Source Code Pro"/>
+          <w:b/>
+          <w:bCs/>
+          <w:color w:val="267438"/>
+          <w:sz w:val="21"/>
+          <w:szCs w:val="21"/>
+        </w:rPr>
+        <w:t>FileSystemXmlApplicationContext</w:t>
+      </w:r>
+      <w:r>
+        <w:rPr>
+          <w:rFonts w:ascii="Source Code Pro" w:hAnsi="Source Code Pro"/>
+          <w:color w:val="000000"/>
+          <w:sz w:val="21"/>
+          <w:szCs w:val="21"/>
+          <w:shd w:val="clear" w:color="auto" w:fill="FAFAFA"/>
+        </w:rPr>
+        <w:t>(</w:t>
+      </w:r>
+      <w:r>
+        <w:rPr>
+          <w:rStyle w:val="hljs-string"/>
+          <w:rFonts w:ascii="Source Code Pro" w:hAnsi="Source Code Pro"/>
+          <w:color w:val="4E9359"/>
+          <w:sz w:val="21"/>
+          <w:szCs w:val="21"/>
+        </w:rPr>
+        <w:t>"&lt;System Location of XML Config File&gt;"</w:t>
+      </w:r>
+      <w:r>
+        <w:rPr>
+          <w:rFonts w:ascii="Source Code Pro" w:hAnsi="Source Code Pro"/>
+          <w:color w:val="000000"/>
+          <w:sz w:val="21"/>
+          <w:szCs w:val="21"/>
+          <w:shd w:val="clear" w:color="auto" w:fill="FAFAFA"/>
+        </w:rPr>
+        <w:t>);</w:t>
+      </w:r>
     </w:p>
     <w:p>
       <w:pPr>
@@ -4186,7 +4069,6 @@
         </w:rPr>
         <w:br/>
       </w:r>
-      <w:proofErr w:type="gramStart"/>
       <w:r>
         <w:rPr>
           <w:rFonts w:ascii="Times New Roman" w:hAnsi="Times New Roman" w:cs="Times New Roman"/>
@@ -4197,6 +4079,197 @@
         </w:rPr>
         <w:t>Ans:-</w:t>
       </w:r>
+      <w:r>
+        <w:rPr>
+          <w:rFonts w:ascii="Times New Roman" w:hAnsi="Times New Roman" w:cs="Times New Roman"/>
+          <w:sz w:val="28"/>
+          <w:szCs w:val="24"/>
+        </w:rPr>
+        <w:t xml:space="preserve">  </w:t>
+      </w:r>
+      <w:r>
+        <w:rPr>
+          <w:rFonts w:ascii="Times New Roman" w:hAnsi="Times New Roman" w:cs="Times New Roman"/>
+          <w:sz w:val="28"/>
+          <w:szCs w:val="24"/>
+        </w:rPr>
+        <w:t>Dependency Injection (DI) is functionality provided by Spring IoC</w:t>
+      </w:r>
+      <w:r>
+        <w:rPr>
+          <w:rFonts w:ascii="Times New Roman" w:hAnsi="Times New Roman" w:cs="Times New Roman"/>
+          <w:sz w:val="28"/>
+          <w:szCs w:val="24"/>
+        </w:rPr>
+        <w:t xml:space="preserve"> Container, and Dependency Injection is a Design Pattern which allows Object to declare their Dependencies, This approach is same a traditional way of Creating the Objects and </w:t>
+      </w:r>
+      <w:r>
+        <w:rPr>
+          <w:rFonts w:ascii="Times New Roman" w:hAnsi="Times New Roman" w:cs="Times New Roman"/>
+          <w:sz w:val="28"/>
+          <w:szCs w:val="24"/>
+        </w:rPr>
+        <w:lastRenderedPageBreak/>
+        <w:t>Passing (using) then were ever they needed.</w:t>
+      </w:r>
+      <w:r>
+        <w:rPr>
+          <w:rFonts w:ascii="Times New Roman" w:hAnsi="Times New Roman" w:cs="Times New Roman"/>
+          <w:sz w:val="28"/>
+          <w:szCs w:val="24"/>
+        </w:rPr>
+        <w:br/>
+        <w:t>But In Spring FW instead of developer creating the Object, Spring IoC Container will Creates and Manages for us</w:t>
+      </w:r>
+      <w:r>
+        <w:rPr>
+          <w:rFonts w:ascii="Times New Roman" w:hAnsi="Times New Roman" w:cs="Times New Roman"/>
+          <w:sz w:val="28"/>
+          <w:szCs w:val="24"/>
+        </w:rPr>
+        <w:t xml:space="preserve"> using technique called as Dependency Inject</w:t>
+      </w:r>
+      <w:r>
+        <w:rPr>
+          <w:rFonts w:ascii="Times New Roman" w:hAnsi="Times New Roman" w:cs="Times New Roman"/>
+          <w:sz w:val="28"/>
+          <w:szCs w:val="24"/>
+        </w:rPr>
+        <w:t>.</w:t>
+      </w:r>
+      <w:r>
+        <w:rPr>
+          <w:rFonts w:ascii="Times New Roman" w:hAnsi="Times New Roman" w:cs="Times New Roman"/>
+          <w:sz w:val="28"/>
+          <w:szCs w:val="24"/>
+        </w:rPr>
+        <w:br/>
+      </w:r>
+      <w:r>
+        <w:rPr>
+          <w:rFonts w:ascii="Times New Roman" w:hAnsi="Times New Roman" w:cs="Times New Roman"/>
+          <w:b/>
+          <w:bCs/>
+          <w:sz w:val="28"/>
+          <w:szCs w:val="24"/>
+        </w:rPr>
+        <w:t>Benefits of Dependency Injection:-</w:t>
+      </w:r>
+      <w:r>
+        <w:rPr>
+          <w:rFonts w:ascii="Times New Roman" w:hAnsi="Times New Roman" w:cs="Times New Roman"/>
+          <w:sz w:val="28"/>
+          <w:szCs w:val="24"/>
+        </w:rPr>
+        <w:br/>
+      </w:r>
+      <w:r>
+        <w:rPr>
+          <w:rFonts w:ascii="Times New Roman" w:hAnsi="Times New Roman" w:cs="Times New Roman"/>
+          <w:sz w:val="28"/>
+          <w:szCs w:val="24"/>
+        </w:rPr>
+        <w:t xml:space="preserve"> </w:t>
+      </w:r>
+      <w:r>
+        <w:rPr>
+          <w:rFonts w:ascii="Times New Roman" w:hAnsi="Times New Roman" w:cs="Times New Roman"/>
+          <w:sz w:val="28"/>
+          <w:szCs w:val="24"/>
+        </w:rPr>
+        <w:t xml:space="preserve">1. </w:t>
+      </w:r>
+      <w:r>
+        <w:rPr>
+          <w:rFonts w:ascii="Times New Roman" w:hAnsi="Times New Roman" w:cs="Times New Roman"/>
+          <w:sz w:val="28"/>
+          <w:szCs w:val="24"/>
+        </w:rPr>
+        <w:t>Loose coupling</w:t>
+      </w:r>
+      <w:r>
+        <w:rPr>
+          <w:rFonts w:ascii="Times New Roman" w:hAnsi="Times New Roman" w:cs="Times New Roman"/>
+          <w:sz w:val="28"/>
+          <w:szCs w:val="24"/>
+        </w:rPr>
+        <w:br/>
+        <w:t xml:space="preserve"> 2. Reusable</w:t>
+      </w:r>
+      <w:r>
+        <w:rPr>
+          <w:rFonts w:ascii="Times New Roman" w:hAnsi="Times New Roman" w:cs="Times New Roman"/>
+          <w:sz w:val="28"/>
+          <w:szCs w:val="24"/>
+        </w:rPr>
+        <w:br/>
+        <w:t xml:space="preserve"> 3. Testable </w:t>
+      </w:r>
+      <w:r>
+        <w:rPr>
+          <w:rFonts w:ascii="Times New Roman" w:hAnsi="Times New Roman" w:cs="Times New Roman"/>
+          <w:sz w:val="28"/>
+          <w:szCs w:val="24"/>
+        </w:rPr>
+        <w:br/>
+        <w:t xml:space="preserve"> 4. Reduces the Boiler plate code</w:t>
+      </w:r>
+      <w:r>
+        <w:rPr>
+          <w:rFonts w:ascii="Times New Roman" w:hAnsi="Times New Roman" w:cs="Times New Roman"/>
+          <w:sz w:val="28"/>
+          <w:szCs w:val="24"/>
+        </w:rPr>
+        <w:br/>
+        <w:t xml:space="preserve"> 5. Managed objects (Spring IoC is responsible for Creating &amp; Destroying the Obj, instead of we manually doing it.)</w:t>
+      </w:r>
+      <w:r>
+        <w:rPr>
+          <w:rFonts w:ascii="Times New Roman" w:hAnsi="Times New Roman" w:cs="Times New Roman"/>
+          <w:sz w:val="28"/>
+          <w:szCs w:val="24"/>
+        </w:rPr>
+        <w:br/>
+      </w:r>
+      <w:r>
+        <w:rPr>
+          <w:rFonts w:ascii="Times New Roman" w:hAnsi="Times New Roman" w:cs="Times New Roman"/>
+          <w:sz w:val="28"/>
+          <w:szCs w:val="24"/>
+        </w:rPr>
+        <w:br/>
+      </w:r>
+      <w:r>
+        <w:rPr>
+          <w:rFonts w:ascii="Times New Roman" w:hAnsi="Times New Roman" w:cs="Times New Roman"/>
+          <w:b/>
+          <w:bCs/>
+          <w:sz w:val="28"/>
+          <w:szCs w:val="24"/>
+        </w:rPr>
+        <w:t>Types</w:t>
+      </w:r>
+      <w:r>
+        <w:rPr>
+          <w:rFonts w:ascii="Times New Roman" w:hAnsi="Times New Roman" w:cs="Times New Roman"/>
+          <w:b/>
+          <w:bCs/>
+          <w:sz w:val="28"/>
+          <w:szCs w:val="24"/>
+        </w:rPr>
+        <w:t xml:space="preserve"> of Dependency </w:t>
+      </w:r>
+      <w:proofErr w:type="gramStart"/>
+      <w:r>
+        <w:rPr>
+          <w:rFonts w:ascii="Times New Roman" w:hAnsi="Times New Roman" w:cs="Times New Roman"/>
+          <w:b/>
+          <w:bCs/>
+          <w:sz w:val="28"/>
+          <w:szCs w:val="24"/>
+        </w:rPr>
+        <w:t>Injection:-</w:t>
+      </w:r>
       <w:proofErr w:type="gramEnd"/>
       <w:r>
         <w:rPr>
@@ -4204,7 +4277,71 @@
           <w:sz w:val="28"/>
           <w:szCs w:val="24"/>
         </w:rPr>
-        <w:t xml:space="preserve">  </w:t>
+        <w:br/>
+        <w:t xml:space="preserve"> 1. Constructor Injection</w:t>
+      </w:r>
+      <w:r>
+        <w:rPr>
+          <w:rFonts w:ascii="Times New Roman" w:hAnsi="Times New Roman" w:cs="Times New Roman"/>
+          <w:sz w:val="28"/>
+          <w:szCs w:val="24"/>
+        </w:rPr>
+        <w:br/>
+        <w:t xml:space="preserve"> 2. Setter Injection</w:t>
+      </w:r>
+      <w:r>
+        <w:rPr>
+          <w:rFonts w:ascii="Times New Roman" w:hAnsi="Times New Roman" w:cs="Times New Roman"/>
+          <w:sz w:val="28"/>
+          <w:szCs w:val="24"/>
+        </w:rPr>
+        <w:br/>
+      </w:r>
+      <w:r>
+        <w:rPr>
+          <w:rFonts w:ascii="Times New Roman" w:hAnsi="Times New Roman" w:cs="Times New Roman"/>
+          <w:sz w:val="28"/>
+          <w:szCs w:val="24"/>
+        </w:rPr>
+        <w:br/>
+      </w:r>
+      <w:proofErr w:type="gramStart"/>
+      <w:r>
+        <w:rPr>
+          <w:rFonts w:ascii="Times New Roman" w:hAnsi="Times New Roman" w:cs="Times New Roman"/>
+          <w:b/>
+          <w:bCs/>
+          <w:sz w:val="28"/>
+          <w:szCs w:val="24"/>
+        </w:rPr>
+        <w:t>NOTE:-</w:t>
+      </w:r>
+      <w:proofErr w:type="gramEnd"/>
+      <w:r>
+        <w:rPr>
+          <w:rFonts w:ascii="Times New Roman" w:hAnsi="Times New Roman" w:cs="Times New Roman"/>
+          <w:sz w:val="28"/>
+          <w:szCs w:val="24"/>
+        </w:rPr>
+        <w:br/>
+        <w:t>1. Spring Container uses the Dependency Injection (DI) to manage the components that makes up the Application, Spring Container manage both Spring Beans as well as Other Objects</w:t>
+      </w:r>
+      <w:r>
+        <w:rPr>
+          <w:rFonts w:ascii="Times New Roman" w:hAnsi="Times New Roman" w:cs="Times New Roman"/>
+          <w:sz w:val="28"/>
+          <w:szCs w:val="24"/>
+        </w:rPr>
+        <w:br/>
+        <w:t>2. But Spring IoC Container is responsible for Creating, Managing &amp; till Destroying the Object, Spring IoC manages only the Spring Beans (Objects)</w:t>
+      </w:r>
+      <w:r>
+        <w:rPr>
+          <w:rFonts w:ascii="Times New Roman" w:hAnsi="Times New Roman" w:cs="Times New Roman"/>
+          <w:sz w:val="28"/>
+          <w:szCs w:val="24"/>
+        </w:rPr>
+        <w:br/>
       </w:r>
     </w:p>
     <w:p>
@@ -4220,6 +4357,1958 @@
           <w:szCs w:val="24"/>
         </w:rPr>
       </w:pPr>
+      <w:r>
+        <w:rPr>
+          <w:rFonts w:ascii="Times New Roman" w:hAnsi="Times New Roman" w:cs="Times New Roman"/>
+          <w:sz w:val="28"/>
+          <w:szCs w:val="24"/>
+        </w:rPr>
+        <w:t>which component of Spring framework will take care of CREATING and DELETING the objects</w:t>
+      </w:r>
+      <w:r>
+        <w:rPr>
+          <w:rFonts w:ascii="Times New Roman" w:hAnsi="Times New Roman" w:cs="Times New Roman"/>
+          <w:sz w:val="28"/>
+          <w:szCs w:val="24"/>
+        </w:rPr>
+        <w:t>?</w:t>
+      </w:r>
+      <w:r>
+        <w:rPr>
+          <w:rFonts w:ascii="Times New Roman" w:hAnsi="Times New Roman" w:cs="Times New Roman"/>
+          <w:sz w:val="28"/>
+          <w:szCs w:val="24"/>
+        </w:rPr>
+        <w:br/>
+      </w:r>
+      <w:proofErr w:type="gramStart"/>
+      <w:r>
+        <w:rPr>
+          <w:rFonts w:ascii="Times New Roman" w:hAnsi="Times New Roman" w:cs="Times New Roman"/>
+          <w:b/>
+          <w:bCs/>
+          <w:sz w:val="28"/>
+          <w:szCs w:val="24"/>
+        </w:rPr>
+        <w:t>Ans:-</w:t>
+      </w:r>
+      <w:proofErr w:type="gramEnd"/>
+      <w:r>
+        <w:rPr>
+          <w:rFonts w:ascii="Times New Roman" w:hAnsi="Times New Roman" w:cs="Times New Roman"/>
+          <w:sz w:val="28"/>
+          <w:szCs w:val="24"/>
+        </w:rPr>
+        <w:t xml:space="preserve">  In Spring FW, Spring IoC (Inversion of Control) container is Responsible for Creating, Managing &amp; Deleting (</w:t>
+      </w:r>
+      <w:proofErr w:type="spellStart"/>
+      <w:r>
+        <w:rPr>
+          <w:rFonts w:ascii="Times New Roman" w:hAnsi="Times New Roman" w:cs="Times New Roman"/>
+          <w:sz w:val="28"/>
+          <w:szCs w:val="24"/>
+        </w:rPr>
+        <w:t>ie</w:t>
+      </w:r>
+      <w:proofErr w:type="spellEnd"/>
+      <w:r>
+        <w:rPr>
+          <w:rFonts w:ascii="Times New Roman" w:hAnsi="Times New Roman" w:cs="Times New Roman"/>
+          <w:sz w:val="28"/>
+          <w:szCs w:val="24"/>
+        </w:rPr>
+        <w:t>:- Managing their Life Cycle) the Objects, this happens using a Technique called as Dependency Injection.</w:t>
+      </w:r>
+      <w:r>
+        <w:rPr>
+          <w:rFonts w:ascii="Times New Roman" w:hAnsi="Times New Roman" w:cs="Times New Roman"/>
+          <w:sz w:val="28"/>
+          <w:szCs w:val="24"/>
+        </w:rPr>
+        <w:t xml:space="preserve"> And the Objects created by Spring IoC is called as </w:t>
+      </w:r>
+      <w:r>
+        <w:rPr>
+          <w:rFonts w:ascii="Times New Roman" w:hAnsi="Times New Roman" w:cs="Times New Roman"/>
+          <w:b/>
+          <w:bCs/>
+          <w:sz w:val="28"/>
+          <w:szCs w:val="24"/>
+        </w:rPr>
+        <w:t>“BEANS”</w:t>
+      </w:r>
+      <w:r>
+        <w:rPr>
+          <w:rFonts w:ascii="Times New Roman" w:hAnsi="Times New Roman" w:cs="Times New Roman"/>
+          <w:b/>
+          <w:bCs/>
+          <w:sz w:val="28"/>
+          <w:szCs w:val="24"/>
+        </w:rPr>
+        <w:br/>
+      </w:r>
+      <w:r>
+        <w:rPr>
+          <w:rFonts w:ascii="Times New Roman" w:hAnsi="Times New Roman" w:cs="Times New Roman"/>
+          <w:sz w:val="28"/>
+          <w:szCs w:val="24"/>
+        </w:rPr>
+        <w:t>Sp</w:t>
+      </w:r>
+      <w:r>
+        <w:rPr>
+          <w:rFonts w:ascii="Times New Roman" w:hAnsi="Times New Roman" w:cs="Times New Roman"/>
+          <w:sz w:val="28"/>
+          <w:szCs w:val="24"/>
+        </w:rPr>
+        <w:t>ring IoC is responsible for Creating the Object, Configuring the Object &amp; Managing their entire Life Cycle of an Object, in Spring FW</w:t>
+      </w:r>
+      <w:r>
+        <w:rPr>
+          <w:rFonts w:ascii="Times New Roman" w:hAnsi="Times New Roman" w:cs="Times New Roman"/>
+          <w:sz w:val="28"/>
+          <w:szCs w:val="24"/>
+        </w:rPr>
+        <w:br/>
+      </w:r>
+    </w:p>
+    <w:p>
+      <w:pPr>
+        <w:pStyle w:val="ListParagraph"/>
+        <w:numPr>
+          <w:ilvl w:val="0"/>
+          <w:numId w:val="2"/>
+        </w:numPr>
+        <w:rPr>
+          <w:rFonts w:ascii="Times New Roman" w:hAnsi="Times New Roman" w:cs="Times New Roman"/>
+          <w:sz w:val="28"/>
+          <w:szCs w:val="24"/>
+        </w:rPr>
+      </w:pPr>
+      <w:r>
+        <w:rPr>
+          <w:rFonts w:ascii="Times New Roman" w:hAnsi="Times New Roman" w:cs="Times New Roman"/>
+          <w:sz w:val="28"/>
+          <w:szCs w:val="24"/>
+        </w:rPr>
+        <w:t>What are the Features of IoC in Spring FW?</w:t>
+      </w:r>
+      <w:r>
+        <w:rPr>
+          <w:rFonts w:ascii="Times New Roman" w:hAnsi="Times New Roman" w:cs="Times New Roman"/>
+          <w:sz w:val="28"/>
+          <w:szCs w:val="24"/>
+        </w:rPr>
+        <w:br/>
+      </w:r>
+      <w:proofErr w:type="gramStart"/>
+      <w:r>
+        <w:rPr>
+          <w:rFonts w:ascii="Times New Roman" w:hAnsi="Times New Roman" w:cs="Times New Roman"/>
+          <w:b/>
+          <w:bCs/>
+          <w:sz w:val="28"/>
+          <w:szCs w:val="24"/>
+        </w:rPr>
+        <w:t>Ans:-</w:t>
+      </w:r>
+      <w:proofErr w:type="gramEnd"/>
+      <w:r>
+        <w:rPr>
+          <w:rFonts w:ascii="Times New Roman" w:hAnsi="Times New Roman" w:cs="Times New Roman"/>
+          <w:sz w:val="28"/>
+          <w:szCs w:val="24"/>
+        </w:rPr>
+        <w:t xml:space="preserve">  </w:t>
+      </w:r>
+      <w:r>
+        <w:rPr>
+          <w:rFonts w:ascii="Times New Roman" w:hAnsi="Times New Roman" w:cs="Times New Roman"/>
+          <w:sz w:val="28"/>
+          <w:szCs w:val="24"/>
+        </w:rPr>
+        <w:br/>
+        <w:t>1. Creating Objects for Us</w:t>
+      </w:r>
+      <w:r>
+        <w:rPr>
+          <w:rFonts w:ascii="Times New Roman" w:hAnsi="Times New Roman" w:cs="Times New Roman"/>
+          <w:sz w:val="28"/>
+          <w:szCs w:val="24"/>
+        </w:rPr>
+        <w:br/>
+        <w:t>2. Managing our Objects</w:t>
+      </w:r>
+      <w:r>
+        <w:rPr>
+          <w:rFonts w:ascii="Times New Roman" w:hAnsi="Times New Roman" w:cs="Times New Roman"/>
+          <w:sz w:val="28"/>
+          <w:szCs w:val="24"/>
+        </w:rPr>
+        <w:br/>
+        <w:t>3. Helping our application to Configure</w:t>
+      </w:r>
+      <w:r>
+        <w:rPr>
+          <w:rFonts w:ascii="Times New Roman" w:hAnsi="Times New Roman" w:cs="Times New Roman"/>
+          <w:sz w:val="28"/>
+          <w:szCs w:val="24"/>
+        </w:rPr>
+        <w:br/>
+        <w:t>4. Managing Dependencies</w:t>
+      </w:r>
+      <w:r>
+        <w:rPr>
+          <w:rFonts w:ascii="Times New Roman" w:hAnsi="Times New Roman" w:cs="Times New Roman"/>
+          <w:sz w:val="28"/>
+          <w:szCs w:val="24"/>
+        </w:rPr>
+        <w:br/>
+      </w:r>
+    </w:p>
+    <w:p>
+      <w:pPr>
+        <w:pStyle w:val="ListParagraph"/>
+        <w:numPr>
+          <w:ilvl w:val="0"/>
+          <w:numId w:val="2"/>
+        </w:numPr>
+        <w:rPr>
+          <w:rFonts w:ascii="Times New Roman" w:hAnsi="Times New Roman" w:cs="Times New Roman"/>
+          <w:sz w:val="28"/>
+          <w:szCs w:val="24"/>
+        </w:rPr>
+      </w:pPr>
+      <w:r>
+        <w:rPr>
+          <w:rFonts w:ascii="Times New Roman" w:hAnsi="Times New Roman" w:cs="Times New Roman"/>
+          <w:sz w:val="28"/>
+          <w:szCs w:val="24"/>
+        </w:rPr>
+        <w:t xml:space="preserve"> </w:t>
+      </w:r>
+      <w:r>
+        <w:rPr>
+          <w:rFonts w:ascii="Times New Roman" w:hAnsi="Times New Roman" w:cs="Times New Roman"/>
+          <w:sz w:val="28"/>
+          <w:szCs w:val="24"/>
+        </w:rPr>
+        <w:t>What is the Difference between @Controller and @RestController</w:t>
+      </w:r>
+      <w:r>
+        <w:rPr>
+          <w:rFonts w:ascii="Times New Roman" w:hAnsi="Times New Roman" w:cs="Times New Roman"/>
+          <w:sz w:val="28"/>
+          <w:szCs w:val="24"/>
+        </w:rPr>
+        <w:br/>
+      </w:r>
+      <w:r>
+        <w:rPr>
+          <w:rFonts w:ascii="Times New Roman" w:hAnsi="Times New Roman" w:cs="Times New Roman"/>
+          <w:b/>
+          <w:bCs/>
+          <w:sz w:val="28"/>
+          <w:szCs w:val="24"/>
+          <w:u w:val="single"/>
+        </w:rPr>
+        <w:t>Ans:-</w:t>
+      </w:r>
+      <w:r>
+        <w:rPr>
+          <w:rFonts w:ascii="Times New Roman" w:hAnsi="Times New Roman" w:cs="Times New Roman"/>
+          <w:sz w:val="28"/>
+          <w:szCs w:val="24"/>
+        </w:rPr>
+        <w:t xml:space="preserve"> </w:t>
+      </w:r>
+      <w:r>
+        <w:rPr>
+          <w:rFonts w:ascii="Times New Roman" w:hAnsi="Times New Roman" w:cs="Times New Roman"/>
+          <w:sz w:val="28"/>
+          <w:szCs w:val="24"/>
+        </w:rPr>
+        <w:br/>
+      </w:r>
+      <w:r>
+        <w:rPr>
+          <w:rFonts w:ascii="Times New Roman" w:hAnsi="Times New Roman" w:cs="Times New Roman"/>
+          <w:b/>
+          <w:bCs/>
+          <w:sz w:val="28"/>
+          <w:szCs w:val="24"/>
+          <w:u w:val="single"/>
+        </w:rPr>
+        <w:lastRenderedPageBreak/>
+        <w:t>@Controller</w:t>
+      </w:r>
+      <w:r>
+        <w:rPr>
+          <w:rFonts w:ascii="Times New Roman" w:hAnsi="Times New Roman" w:cs="Times New Roman"/>
+          <w:sz w:val="28"/>
+          <w:szCs w:val="24"/>
+        </w:rPr>
+        <w:br/>
+      </w:r>
+      <w:r>
+        <w:rPr>
+          <w:rFonts w:ascii="Times New Roman" w:hAnsi="Times New Roman" w:cs="Times New Roman"/>
+          <w:sz w:val="28"/>
+          <w:szCs w:val="24"/>
+        </w:rPr>
+        <w:sym w:font="Wingdings" w:char="F0E0"/>
+      </w:r>
+      <w:r>
+        <w:rPr>
+          <w:rFonts w:ascii="Times New Roman" w:hAnsi="Times New Roman" w:cs="Times New Roman"/>
+          <w:sz w:val="28"/>
+          <w:szCs w:val="24"/>
+        </w:rPr>
+        <w:t xml:space="preserve"> This Annotation will represent the Class Annotated with this Annotation as a Controller class</w:t>
+      </w:r>
+      <w:r>
+        <w:rPr>
+          <w:rFonts w:ascii="Times New Roman" w:hAnsi="Times New Roman" w:cs="Times New Roman"/>
+          <w:sz w:val="28"/>
+          <w:szCs w:val="24"/>
+        </w:rPr>
+        <w:br/>
+      </w:r>
+      <w:r>
+        <w:rPr>
+          <w:rFonts w:ascii="Times New Roman" w:hAnsi="Times New Roman" w:cs="Times New Roman"/>
+          <w:sz w:val="28"/>
+          <w:szCs w:val="24"/>
+        </w:rPr>
+        <w:sym w:font="Wingdings" w:char="F0E0"/>
+      </w:r>
+      <w:r>
+        <w:rPr>
+          <w:rFonts w:ascii="Times New Roman" w:hAnsi="Times New Roman" w:cs="Times New Roman"/>
+          <w:sz w:val="28"/>
+          <w:szCs w:val="24"/>
+        </w:rPr>
+        <w:t xml:space="preserve"> This is a Class level or Stereotype annotation</w:t>
+      </w:r>
+      <w:r>
+        <w:rPr>
+          <w:rFonts w:ascii="Times New Roman" w:hAnsi="Times New Roman" w:cs="Times New Roman"/>
+          <w:sz w:val="28"/>
+          <w:szCs w:val="24"/>
+        </w:rPr>
+        <w:br/>
+      </w:r>
+      <w:r>
+        <w:rPr>
+          <w:rFonts w:ascii="Times New Roman" w:hAnsi="Times New Roman" w:cs="Times New Roman"/>
+          <w:sz w:val="28"/>
+          <w:szCs w:val="24"/>
+        </w:rPr>
+        <w:sym w:font="Wingdings" w:char="F0E0"/>
+      </w:r>
+      <w:r>
+        <w:rPr>
+          <w:rFonts w:ascii="Times New Roman" w:hAnsi="Times New Roman" w:cs="Times New Roman"/>
+          <w:sz w:val="28"/>
+          <w:szCs w:val="24"/>
+        </w:rPr>
+        <w:t xml:space="preserve"> This Annotation is used, when we need to return the HTML VIEW page from our Spring application</w:t>
+      </w:r>
+      <w:r>
+        <w:rPr>
+          <w:rFonts w:ascii="Times New Roman" w:hAnsi="Times New Roman" w:cs="Times New Roman"/>
+          <w:sz w:val="28"/>
+          <w:szCs w:val="24"/>
+        </w:rPr>
+        <w:br/>
+      </w:r>
+      <w:r>
+        <w:rPr>
+          <w:rFonts w:ascii="Times New Roman" w:hAnsi="Times New Roman" w:cs="Times New Roman"/>
+          <w:sz w:val="28"/>
+          <w:szCs w:val="24"/>
+        </w:rPr>
+        <w:sym w:font="Wingdings" w:char="F0E0"/>
+      </w:r>
+      <w:r>
+        <w:rPr>
+          <w:rFonts w:ascii="Times New Roman" w:hAnsi="Times New Roman" w:cs="Times New Roman"/>
+          <w:sz w:val="28"/>
+          <w:szCs w:val="24"/>
+        </w:rPr>
+        <w:t xml:space="preserve"> This Annotation is used mostly in Spring MVC, if our application is used by the End User and if our application need to respond a HTML page</w:t>
+      </w:r>
+      <w:r>
+        <w:rPr>
+          <w:rFonts w:ascii="Times New Roman" w:hAnsi="Times New Roman" w:cs="Times New Roman"/>
+          <w:sz w:val="28"/>
+          <w:szCs w:val="24"/>
+        </w:rPr>
+        <w:br/>
+      </w:r>
+      <w:r>
+        <w:rPr>
+          <w:rFonts w:ascii="Times New Roman" w:hAnsi="Times New Roman" w:cs="Times New Roman"/>
+          <w:b/>
+          <w:bCs/>
+          <w:sz w:val="28"/>
+          <w:szCs w:val="24"/>
+          <w:u w:val="single"/>
+        </w:rPr>
+        <w:t>NOTE:-</w:t>
+      </w:r>
+      <w:r>
+        <w:rPr>
+          <w:rFonts w:ascii="Times New Roman" w:hAnsi="Times New Roman" w:cs="Times New Roman"/>
+          <w:sz w:val="28"/>
+          <w:szCs w:val="24"/>
+        </w:rPr>
+        <w:br/>
+      </w:r>
+      <w:r>
+        <w:rPr>
+          <w:rFonts w:ascii="Times New Roman" w:hAnsi="Times New Roman" w:cs="Times New Roman"/>
+          <w:sz w:val="28"/>
+          <w:szCs w:val="24"/>
+        </w:rPr>
+        <w:sym w:font="Wingdings" w:char="F0E0"/>
+      </w:r>
+      <w:r>
+        <w:rPr>
+          <w:rFonts w:ascii="Times New Roman" w:hAnsi="Times New Roman" w:cs="Times New Roman"/>
+          <w:sz w:val="28"/>
+          <w:szCs w:val="24"/>
+        </w:rPr>
+        <w:t xml:space="preserve"> If our application is used by </w:t>
+      </w:r>
+      <w:r>
+        <w:rPr>
+          <w:rFonts w:ascii="Times New Roman" w:hAnsi="Times New Roman" w:cs="Times New Roman"/>
+          <w:sz w:val="28"/>
+          <w:szCs w:val="24"/>
+        </w:rPr>
+        <w:t>other application or if</w:t>
+      </w:r>
+      <w:r>
+        <w:rPr>
+          <w:rFonts w:ascii="Times New Roman" w:hAnsi="Times New Roman" w:cs="Times New Roman"/>
+          <w:sz w:val="28"/>
+          <w:szCs w:val="24"/>
+        </w:rPr>
+        <w:t xml:space="preserve"> want to return</w:t>
+      </w:r>
+      <w:r>
+        <w:rPr>
+          <w:rFonts w:ascii="Times New Roman" w:hAnsi="Times New Roman" w:cs="Times New Roman"/>
+          <w:sz w:val="28"/>
+          <w:szCs w:val="24"/>
+        </w:rPr>
+        <w:t xml:space="preserve"> or responded</w:t>
+      </w:r>
+      <w:r>
+        <w:rPr>
+          <w:rFonts w:ascii="Times New Roman" w:hAnsi="Times New Roman" w:cs="Times New Roman"/>
+          <w:sz w:val="28"/>
+          <w:szCs w:val="24"/>
+        </w:rPr>
+        <w:t xml:space="preserve"> </w:t>
+      </w:r>
+      <w:r>
+        <w:rPr>
+          <w:rFonts w:ascii="Times New Roman" w:hAnsi="Times New Roman" w:cs="Times New Roman"/>
+          <w:sz w:val="28"/>
+          <w:szCs w:val="24"/>
+        </w:rPr>
+        <w:t xml:space="preserve">our client in HTTP format (JSON or XML) then we need to add </w:t>
+      </w:r>
+      <w:r>
+        <w:rPr>
+          <w:rFonts w:ascii="Times New Roman" w:hAnsi="Times New Roman" w:cs="Times New Roman"/>
+          <w:sz w:val="28"/>
+          <w:szCs w:val="24"/>
+        </w:rPr>
+        <w:t xml:space="preserve">@ResponseBody Annotation on the same class where @Controller is added, so that this is equivalent to @RestController  </w:t>
+      </w:r>
+      <w:r>
+        <w:rPr>
+          <w:rFonts w:ascii="Times New Roman" w:hAnsi="Times New Roman" w:cs="Times New Roman"/>
+          <w:sz w:val="28"/>
+          <w:szCs w:val="24"/>
+        </w:rPr>
+        <w:br/>
+      </w:r>
+      <w:r>
+        <w:rPr>
+          <w:rFonts w:ascii="Times New Roman" w:hAnsi="Times New Roman" w:cs="Times New Roman"/>
+          <w:sz w:val="28"/>
+          <w:szCs w:val="24"/>
+        </w:rPr>
+        <w:sym w:font="Wingdings" w:char="F0E0"/>
+      </w:r>
+      <w:r>
+        <w:rPr>
+          <w:rFonts w:ascii="Times New Roman" w:hAnsi="Times New Roman" w:cs="Times New Roman"/>
+          <w:sz w:val="28"/>
+          <w:szCs w:val="24"/>
+        </w:rPr>
+        <w:t xml:space="preserve"> </w:t>
+      </w:r>
+      <w:r>
+        <w:rPr>
+          <w:rFonts w:ascii="Times New Roman" w:hAnsi="Times New Roman" w:cs="Times New Roman"/>
+          <w:b/>
+          <w:bCs/>
+          <w:sz w:val="28"/>
+          <w:szCs w:val="24"/>
+        </w:rPr>
+        <w:t>@ResponseBody</w:t>
+      </w:r>
+      <w:r>
+        <w:rPr>
+          <w:rFonts w:ascii="Times New Roman" w:hAnsi="Times New Roman" w:cs="Times New Roman"/>
+          <w:sz w:val="28"/>
+          <w:szCs w:val="24"/>
+        </w:rPr>
+        <w:t xml:space="preserve"> was introduced in Spring before Spring Version 4</w:t>
+      </w:r>
+      <w:r>
+        <w:rPr>
+          <w:rFonts w:ascii="Times New Roman" w:hAnsi="Times New Roman" w:cs="Times New Roman"/>
+          <w:sz w:val="28"/>
+          <w:szCs w:val="24"/>
+        </w:rPr>
+        <w:br/>
+      </w:r>
+      <w:r>
+        <w:rPr>
+          <w:rFonts w:ascii="Times New Roman" w:hAnsi="Times New Roman" w:cs="Times New Roman"/>
+          <w:sz w:val="28"/>
+          <w:szCs w:val="24"/>
+        </w:rPr>
+        <w:br/>
+      </w:r>
+      <w:r>
+        <w:rPr>
+          <w:rFonts w:ascii="Times New Roman" w:hAnsi="Times New Roman" w:cs="Times New Roman"/>
+          <w:b/>
+          <w:bCs/>
+          <w:sz w:val="28"/>
+          <w:szCs w:val="24"/>
+          <w:u w:val="single"/>
+        </w:rPr>
+        <w:t>@RestController</w:t>
+      </w:r>
+      <w:r>
+        <w:rPr>
+          <w:rFonts w:ascii="Times New Roman" w:hAnsi="Times New Roman" w:cs="Times New Roman"/>
+          <w:b/>
+          <w:bCs/>
+          <w:sz w:val="28"/>
+          <w:szCs w:val="24"/>
+          <w:u w:val="single"/>
+        </w:rPr>
+        <w:br/>
+      </w:r>
+      <w:r>
+        <w:rPr>
+          <w:rFonts w:ascii="Times New Roman" w:hAnsi="Times New Roman" w:cs="Times New Roman"/>
+          <w:sz w:val="28"/>
+          <w:szCs w:val="24"/>
+        </w:rPr>
+        <w:sym w:font="Wingdings" w:char="F0E0"/>
+      </w:r>
+      <w:r>
+        <w:rPr>
+          <w:rFonts w:ascii="Times New Roman" w:hAnsi="Times New Roman" w:cs="Times New Roman"/>
+          <w:sz w:val="28"/>
+          <w:szCs w:val="24"/>
+        </w:rPr>
+        <w:t xml:space="preserve"> This Annotation will represent the Class Annotated with this Annotation as a Controller class</w:t>
+      </w:r>
+      <w:r>
+        <w:rPr>
+          <w:rFonts w:ascii="Times New Roman" w:hAnsi="Times New Roman" w:cs="Times New Roman"/>
+          <w:sz w:val="28"/>
+          <w:szCs w:val="24"/>
+        </w:rPr>
+        <w:br/>
+      </w:r>
+      <w:r>
+        <w:rPr>
+          <w:rFonts w:ascii="Times New Roman" w:hAnsi="Times New Roman" w:cs="Times New Roman"/>
+          <w:sz w:val="28"/>
+          <w:szCs w:val="24"/>
+        </w:rPr>
+        <w:sym w:font="Wingdings" w:char="F0E0"/>
+      </w:r>
+      <w:r>
+        <w:rPr>
+          <w:rFonts w:ascii="Times New Roman" w:hAnsi="Times New Roman" w:cs="Times New Roman"/>
+          <w:sz w:val="28"/>
+          <w:szCs w:val="24"/>
+        </w:rPr>
+        <w:t xml:space="preserve"> This is a Class level or Stereotype annotation</w:t>
+      </w:r>
+      <w:r>
+        <w:rPr>
+          <w:rFonts w:ascii="Times New Roman" w:hAnsi="Times New Roman" w:cs="Times New Roman"/>
+          <w:sz w:val="28"/>
+          <w:szCs w:val="24"/>
+        </w:rPr>
+        <w:br/>
+      </w:r>
+      <w:r>
+        <w:rPr>
+          <w:rFonts w:ascii="Times New Roman" w:hAnsi="Times New Roman" w:cs="Times New Roman"/>
+          <w:sz w:val="28"/>
+          <w:szCs w:val="24"/>
+        </w:rPr>
+        <w:sym w:font="Wingdings" w:char="F0E0"/>
+      </w:r>
+      <w:r>
+        <w:rPr>
+          <w:rFonts w:ascii="Times New Roman" w:hAnsi="Times New Roman" w:cs="Times New Roman"/>
+          <w:sz w:val="28"/>
+          <w:szCs w:val="24"/>
+        </w:rPr>
+        <w:t xml:space="preserve"> This Annotation is used, when we need to return the response in JSON or XML format from our Application</w:t>
+      </w:r>
+      <w:r>
+        <w:rPr>
+          <w:rFonts w:ascii="Times New Roman" w:hAnsi="Times New Roman" w:cs="Times New Roman"/>
+          <w:sz w:val="28"/>
+          <w:szCs w:val="24"/>
+        </w:rPr>
+        <w:br/>
+      </w:r>
+      <w:r>
+        <w:rPr>
+          <w:rFonts w:ascii="Times New Roman" w:hAnsi="Times New Roman" w:cs="Times New Roman"/>
+          <w:sz w:val="28"/>
+          <w:szCs w:val="24"/>
+        </w:rPr>
+        <w:sym w:font="Wingdings" w:char="F0E0"/>
+      </w:r>
+      <w:r>
+        <w:rPr>
+          <w:rFonts w:ascii="Times New Roman" w:hAnsi="Times New Roman" w:cs="Times New Roman"/>
+          <w:sz w:val="28"/>
+          <w:szCs w:val="24"/>
+        </w:rPr>
+        <w:t xml:space="preserve"> This Annotation is mostly used in Spring Boot/Spring Rest API’s, when our API’s or Application is being consumed by other API’s or the Services</w:t>
+      </w:r>
+      <w:r>
+        <w:rPr>
+          <w:rFonts w:ascii="Times New Roman" w:hAnsi="Times New Roman" w:cs="Times New Roman"/>
+          <w:sz w:val="28"/>
+          <w:szCs w:val="24"/>
+        </w:rPr>
+        <w:br/>
+      </w:r>
+      <w:r>
+        <w:rPr>
+          <w:rFonts w:ascii="Times New Roman" w:hAnsi="Times New Roman" w:cs="Times New Roman"/>
+          <w:b/>
+          <w:bCs/>
+          <w:sz w:val="28"/>
+          <w:szCs w:val="24"/>
+          <w:u w:val="single"/>
+        </w:rPr>
+        <w:t>NOTE:-</w:t>
+      </w:r>
+      <w:r>
+        <w:rPr>
+          <w:rFonts w:ascii="Times New Roman" w:hAnsi="Times New Roman" w:cs="Times New Roman"/>
+          <w:sz w:val="28"/>
+          <w:szCs w:val="24"/>
+        </w:rPr>
+        <w:br/>
+      </w:r>
+      <w:r>
+        <w:rPr>
+          <w:rFonts w:ascii="Times New Roman" w:hAnsi="Times New Roman" w:cs="Times New Roman"/>
+          <w:sz w:val="28"/>
+          <w:szCs w:val="24"/>
+        </w:rPr>
+        <w:sym w:font="Wingdings" w:char="F0E0"/>
+      </w:r>
+      <w:r>
+        <w:rPr>
+          <w:rFonts w:ascii="Times New Roman" w:hAnsi="Times New Roman" w:cs="Times New Roman"/>
+          <w:sz w:val="28"/>
+          <w:szCs w:val="24"/>
+        </w:rPr>
+        <w:t xml:space="preserve"> </w:t>
+      </w:r>
+      <w:r>
+        <w:rPr>
+          <w:rFonts w:ascii="Times New Roman" w:hAnsi="Times New Roman" w:cs="Times New Roman"/>
+          <w:sz w:val="28"/>
+          <w:szCs w:val="24"/>
+        </w:rPr>
+        <w:t xml:space="preserve">This Annotation </w:t>
+      </w:r>
+      <w:r>
+        <w:rPr>
+          <w:rFonts w:ascii="Times New Roman" w:hAnsi="Times New Roman" w:cs="Times New Roman"/>
+          <w:b/>
+          <w:bCs/>
+          <w:sz w:val="28"/>
+          <w:szCs w:val="24"/>
+        </w:rPr>
+        <w:t>@RestController</w:t>
+      </w:r>
+      <w:r>
+        <w:rPr>
+          <w:rFonts w:ascii="Times New Roman" w:hAnsi="Times New Roman" w:cs="Times New Roman"/>
+          <w:sz w:val="28"/>
+          <w:szCs w:val="24"/>
+        </w:rPr>
+        <w:t xml:space="preserve"> is a combination of </w:t>
+      </w:r>
+      <w:r>
+        <w:rPr>
+          <w:rFonts w:ascii="Times New Roman" w:hAnsi="Times New Roman" w:cs="Times New Roman"/>
+          <w:b/>
+          <w:bCs/>
+          <w:sz w:val="28"/>
+          <w:szCs w:val="24"/>
+        </w:rPr>
+        <w:t>@Controller</w:t>
+      </w:r>
+      <w:r>
+        <w:rPr>
+          <w:rFonts w:ascii="Times New Roman" w:hAnsi="Times New Roman" w:cs="Times New Roman"/>
+          <w:b/>
+          <w:bCs/>
+          <w:sz w:val="28"/>
+          <w:szCs w:val="24"/>
+        </w:rPr>
+        <w:t xml:space="preserve"> + @ResponseBody </w:t>
+      </w:r>
+      <w:r>
+        <w:rPr>
+          <w:rFonts w:ascii="Times New Roman" w:hAnsi="Times New Roman" w:cs="Times New Roman"/>
+          <w:b/>
+          <w:bCs/>
+          <w:sz w:val="28"/>
+          <w:szCs w:val="24"/>
+        </w:rPr>
+        <w:br/>
+      </w:r>
+      <w:r>
+        <w:rPr>
+          <w:rFonts w:ascii="Times New Roman" w:hAnsi="Times New Roman" w:cs="Times New Roman"/>
+          <w:b/>
+          <w:bCs/>
+          <w:sz w:val="28"/>
+          <w:szCs w:val="24"/>
+        </w:rPr>
+        <w:sym w:font="Wingdings" w:char="F0E0"/>
+      </w:r>
+      <w:r>
+        <w:rPr>
+          <w:rFonts w:ascii="Times New Roman" w:hAnsi="Times New Roman" w:cs="Times New Roman"/>
+          <w:b/>
+          <w:bCs/>
+          <w:sz w:val="28"/>
+          <w:szCs w:val="24"/>
+        </w:rPr>
+        <w:t xml:space="preserve"> </w:t>
+      </w:r>
+      <w:r>
+        <w:rPr>
+          <w:rFonts w:ascii="Times New Roman" w:hAnsi="Times New Roman" w:cs="Times New Roman"/>
+          <w:sz w:val="28"/>
+          <w:szCs w:val="24"/>
+        </w:rPr>
+        <w:t>This</w:t>
+      </w:r>
+      <w:r>
+        <w:rPr>
+          <w:rFonts w:ascii="Times New Roman" w:hAnsi="Times New Roman" w:cs="Times New Roman"/>
+          <w:sz w:val="28"/>
+          <w:szCs w:val="24"/>
+        </w:rPr>
+        <w:t xml:space="preserve"> </w:t>
+      </w:r>
+      <w:r>
+        <w:rPr>
+          <w:rFonts w:ascii="Times New Roman" w:hAnsi="Times New Roman" w:cs="Times New Roman"/>
+          <w:sz w:val="28"/>
+          <w:szCs w:val="24"/>
+        </w:rPr>
+        <w:t xml:space="preserve">Annotation </w:t>
+      </w:r>
+      <w:r>
+        <w:rPr>
+          <w:rFonts w:ascii="Times New Roman" w:hAnsi="Times New Roman" w:cs="Times New Roman"/>
+          <w:b/>
+          <w:bCs/>
+          <w:sz w:val="28"/>
+          <w:szCs w:val="24"/>
+        </w:rPr>
+        <w:t>@RestController</w:t>
+      </w:r>
+      <w:r>
+        <w:rPr>
+          <w:rFonts w:ascii="Times New Roman" w:hAnsi="Times New Roman" w:cs="Times New Roman"/>
+          <w:sz w:val="28"/>
+          <w:szCs w:val="24"/>
+        </w:rPr>
+        <w:t xml:space="preserve"> </w:t>
+      </w:r>
+      <w:r>
+        <w:rPr>
+          <w:rFonts w:ascii="Times New Roman" w:hAnsi="Times New Roman" w:cs="Times New Roman"/>
+          <w:sz w:val="28"/>
+          <w:szCs w:val="24"/>
+        </w:rPr>
+        <w:t>was introduced in Spring version 4</w:t>
+      </w:r>
+    </w:p>
+    <w:p>
+      <w:pPr>
+        <w:pStyle w:val="ListParagraph"/>
+        <w:numPr>
+          <w:ilvl w:val="0"/>
+          <w:numId w:val="2"/>
+        </w:numPr>
+        <w:rPr>
+          <w:rFonts w:ascii="Times New Roman" w:hAnsi="Times New Roman" w:cs="Times New Roman"/>
+          <w:sz w:val="28"/>
+          <w:szCs w:val="24"/>
+        </w:rPr>
+      </w:pPr>
+      <w:r>
+        <w:rPr>
+          <w:rFonts w:ascii="Times New Roman" w:hAnsi="Times New Roman" w:cs="Times New Roman"/>
+          <w:sz w:val="28"/>
+          <w:szCs w:val="24"/>
+        </w:rPr>
+        <w:t xml:space="preserve">What is the Difference between </w:t>
+      </w:r>
+      <w:r>
+        <w:rPr>
+          <w:rFonts w:ascii="Times New Roman" w:hAnsi="Times New Roman" w:cs="Times New Roman"/>
+          <w:b/>
+          <w:bCs/>
+          <w:sz w:val="28"/>
+          <w:szCs w:val="24"/>
+        </w:rPr>
+        <w:t>Spring Boot</w:t>
+      </w:r>
+      <w:r>
+        <w:rPr>
+          <w:rFonts w:ascii="Times New Roman" w:hAnsi="Times New Roman" w:cs="Times New Roman"/>
+          <w:sz w:val="28"/>
+          <w:szCs w:val="24"/>
+        </w:rPr>
+        <w:t xml:space="preserve"> &amp; </w:t>
+      </w:r>
+      <w:r>
+        <w:rPr>
+          <w:rFonts w:ascii="Times New Roman" w:hAnsi="Times New Roman" w:cs="Times New Roman"/>
+          <w:b/>
+          <w:bCs/>
+          <w:sz w:val="28"/>
+          <w:szCs w:val="24"/>
+        </w:rPr>
+        <w:t xml:space="preserve">Spring </w:t>
+      </w:r>
+      <w:proofErr w:type="gramStart"/>
+      <w:r>
+        <w:rPr>
+          <w:rFonts w:ascii="Times New Roman" w:hAnsi="Times New Roman" w:cs="Times New Roman"/>
+          <w:b/>
+          <w:bCs/>
+          <w:sz w:val="28"/>
+          <w:szCs w:val="24"/>
+        </w:rPr>
+        <w:t>Framework</w:t>
+      </w:r>
+      <w:r>
+        <w:rPr>
+          <w:rFonts w:ascii="Times New Roman" w:hAnsi="Times New Roman" w:cs="Times New Roman"/>
+          <w:sz w:val="28"/>
+          <w:szCs w:val="24"/>
+        </w:rPr>
+        <w:t xml:space="preserve"> ?</w:t>
+      </w:r>
+      <w:proofErr w:type="gramEnd"/>
+      <w:r>
+        <w:rPr>
+          <w:rFonts w:ascii="Times New Roman" w:hAnsi="Times New Roman" w:cs="Times New Roman"/>
+          <w:sz w:val="28"/>
+          <w:szCs w:val="24"/>
+        </w:rPr>
+        <w:t xml:space="preserve"> </w:t>
+      </w:r>
+      <w:r>
+        <w:rPr>
+          <w:rFonts w:ascii="Times New Roman" w:hAnsi="Times New Roman" w:cs="Times New Roman"/>
+          <w:sz w:val="28"/>
+          <w:szCs w:val="24"/>
+        </w:rPr>
+        <w:br/>
+      </w:r>
+      <w:r>
+        <w:rPr>
+          <w:rFonts w:ascii="Times New Roman" w:hAnsi="Times New Roman" w:cs="Times New Roman"/>
+          <w:b/>
+          <w:bCs/>
+          <w:sz w:val="28"/>
+          <w:szCs w:val="24"/>
+          <w:u w:val="single"/>
+        </w:rPr>
+        <w:t>Ans:-</w:t>
+      </w:r>
+      <w:r>
+        <w:rPr>
+          <w:rFonts w:ascii="Times New Roman" w:hAnsi="Times New Roman" w:cs="Times New Roman"/>
+          <w:b/>
+          <w:bCs/>
+          <w:sz w:val="28"/>
+          <w:szCs w:val="24"/>
+          <w:u w:val="single"/>
+        </w:rPr>
+        <w:br/>
+      </w:r>
+      <w:r>
+        <w:rPr>
+          <w:rFonts w:ascii="Times New Roman" w:hAnsi="Times New Roman" w:cs="Times New Roman"/>
+          <w:b/>
+          <w:bCs/>
+          <w:sz w:val="28"/>
+          <w:szCs w:val="24"/>
+          <w:u w:val="single"/>
+        </w:rPr>
+        <w:t>Spring</w:t>
+      </w:r>
+      <w:r>
+        <w:rPr>
+          <w:rFonts w:ascii="Times New Roman" w:hAnsi="Times New Roman" w:cs="Times New Roman"/>
+          <w:b/>
+          <w:bCs/>
+          <w:sz w:val="28"/>
+          <w:szCs w:val="24"/>
+          <w:u w:val="single"/>
+        </w:rPr>
+        <w:t xml:space="preserve"> </w:t>
+      </w:r>
+      <w:r>
+        <w:rPr>
+          <w:rFonts w:ascii="Times New Roman" w:hAnsi="Times New Roman" w:cs="Times New Roman"/>
+          <w:b/>
+          <w:bCs/>
+          <w:sz w:val="28"/>
+          <w:szCs w:val="24"/>
+          <w:u w:val="single"/>
+        </w:rPr>
+        <w:t>Boot:-</w:t>
+      </w:r>
+      <w:r>
+        <w:rPr>
+          <w:rFonts w:ascii="Times New Roman" w:hAnsi="Times New Roman" w:cs="Times New Roman"/>
+          <w:sz w:val="28"/>
+          <w:szCs w:val="24"/>
+        </w:rPr>
+        <w:t xml:space="preserve"> </w:t>
+      </w:r>
+      <w:r>
+        <w:rPr>
+          <w:rFonts w:ascii="Times New Roman" w:hAnsi="Times New Roman" w:cs="Times New Roman"/>
+          <w:sz w:val="28"/>
+          <w:szCs w:val="24"/>
+        </w:rPr>
+        <w:br/>
+      </w:r>
+      <w:r>
+        <w:rPr>
+          <w:rFonts w:ascii="Times New Roman" w:hAnsi="Times New Roman" w:cs="Times New Roman"/>
+          <w:sz w:val="28"/>
+          <w:szCs w:val="24"/>
+        </w:rPr>
+        <w:sym w:font="Wingdings" w:char="F0E0"/>
+      </w:r>
+      <w:r>
+        <w:rPr>
+          <w:rFonts w:ascii="Times New Roman" w:hAnsi="Times New Roman" w:cs="Times New Roman"/>
+          <w:sz w:val="28"/>
+          <w:szCs w:val="24"/>
+        </w:rPr>
+        <w:t xml:space="preserve"> It is a Framework for Java, where it will reduce the application configurations significantly and provides the production ready application, so that developer can reduce the configuration time and concentrate on Business logics</w:t>
+      </w:r>
+      <w:r>
+        <w:rPr>
+          <w:rFonts w:ascii="Times New Roman" w:hAnsi="Times New Roman" w:cs="Times New Roman"/>
+          <w:sz w:val="28"/>
+          <w:szCs w:val="24"/>
+        </w:rPr>
+        <w:br/>
+      </w:r>
+      <w:r>
+        <w:rPr>
+          <w:rFonts w:ascii="Times New Roman" w:hAnsi="Times New Roman" w:cs="Times New Roman"/>
+          <w:sz w:val="28"/>
+          <w:szCs w:val="24"/>
+        </w:rPr>
+        <w:sym w:font="Wingdings" w:char="F0E0"/>
+      </w:r>
+      <w:r>
+        <w:rPr>
+          <w:rFonts w:ascii="Times New Roman" w:hAnsi="Times New Roman" w:cs="Times New Roman"/>
+          <w:sz w:val="28"/>
+          <w:szCs w:val="24"/>
+        </w:rPr>
+        <w:t xml:space="preserve"> Here the configurations are taken </w:t>
+      </w:r>
+      <w:r>
+        <w:rPr>
+          <w:rFonts w:ascii="Times New Roman" w:hAnsi="Times New Roman" w:cs="Times New Roman"/>
+          <w:sz w:val="28"/>
+          <w:szCs w:val="24"/>
+        </w:rPr>
+        <w:t xml:space="preserve">care by </w:t>
+      </w:r>
+      <w:proofErr w:type="spellStart"/>
+      <w:r>
+        <w:rPr>
+          <w:rFonts w:ascii="Times New Roman" w:hAnsi="Times New Roman" w:cs="Times New Roman"/>
+          <w:sz w:val="28"/>
+          <w:szCs w:val="24"/>
+        </w:rPr>
+        <w:t>AutoConfiguration</w:t>
+      </w:r>
+      <w:proofErr w:type="spellEnd"/>
+      <w:r>
+        <w:rPr>
+          <w:rFonts w:ascii="Times New Roman" w:hAnsi="Times New Roman" w:cs="Times New Roman"/>
+          <w:sz w:val="28"/>
+          <w:szCs w:val="24"/>
+        </w:rPr>
+        <w:t xml:space="preserve"> component of Spring</w:t>
+      </w:r>
+      <w:r>
+        <w:rPr>
+          <w:rFonts w:ascii="Times New Roman" w:hAnsi="Times New Roman" w:cs="Times New Roman"/>
+          <w:sz w:val="28"/>
+          <w:szCs w:val="24"/>
+        </w:rPr>
+        <w:t xml:space="preserve"> </w:t>
+      </w:r>
+      <w:r>
+        <w:rPr>
+          <w:rFonts w:ascii="Times New Roman" w:hAnsi="Times New Roman" w:cs="Times New Roman"/>
+          <w:sz w:val="28"/>
+          <w:szCs w:val="24"/>
+        </w:rPr>
+        <w:t>Boot where it will configure based on the Dependencies that are present on the class path, Hence it will reduces the manual configuration time of a developer and allows us to focus on Business logic.</w:t>
+      </w:r>
+      <w:r>
+        <w:rPr>
+          <w:rFonts w:ascii="Times New Roman" w:hAnsi="Times New Roman" w:cs="Times New Roman"/>
+          <w:sz w:val="28"/>
+          <w:szCs w:val="24"/>
+        </w:rPr>
+        <w:br/>
+      </w:r>
+      <w:r>
+        <w:rPr>
+          <w:rFonts w:ascii="Times New Roman" w:hAnsi="Times New Roman" w:cs="Times New Roman"/>
+          <w:b/>
+          <w:bCs/>
+          <w:sz w:val="28"/>
+          <w:szCs w:val="24"/>
+          <w:u w:val="single"/>
+        </w:rPr>
+        <w:t>NOTE:-</w:t>
+      </w:r>
+      <w:r>
+        <w:rPr>
+          <w:rFonts w:ascii="Times New Roman" w:hAnsi="Times New Roman" w:cs="Times New Roman"/>
+          <w:sz w:val="28"/>
+          <w:szCs w:val="24"/>
+        </w:rPr>
+        <w:br/>
+      </w:r>
+      <w:r>
+        <w:rPr>
+          <w:rFonts w:ascii="Times New Roman" w:hAnsi="Times New Roman" w:cs="Times New Roman"/>
+          <w:sz w:val="28"/>
+          <w:szCs w:val="24"/>
+        </w:rPr>
+        <w:sym w:font="Wingdings" w:char="F0E0"/>
+      </w:r>
+      <w:r>
+        <w:rPr>
+          <w:rFonts w:ascii="Times New Roman" w:hAnsi="Times New Roman" w:cs="Times New Roman"/>
+          <w:sz w:val="28"/>
+          <w:szCs w:val="24"/>
+        </w:rPr>
+        <w:t xml:space="preserve"> </w:t>
+      </w:r>
+      <w:r>
+        <w:rPr>
+          <w:rFonts w:ascii="Times New Roman" w:hAnsi="Times New Roman" w:cs="Times New Roman"/>
+          <w:sz w:val="28"/>
+          <w:szCs w:val="24"/>
+        </w:rPr>
+        <w:t>Here</w:t>
+      </w:r>
+      <w:r>
+        <w:rPr>
+          <w:rFonts w:ascii="Times New Roman" w:hAnsi="Times New Roman" w:cs="Times New Roman"/>
+          <w:sz w:val="28"/>
+          <w:szCs w:val="24"/>
+        </w:rPr>
+        <w:t xml:space="preserve"> the </w:t>
+      </w:r>
+      <w:r>
+        <w:rPr>
+          <w:rFonts w:ascii="Times New Roman" w:hAnsi="Times New Roman" w:cs="Times New Roman"/>
+          <w:sz w:val="28"/>
+          <w:szCs w:val="24"/>
+        </w:rPr>
+        <w:t xml:space="preserve">External </w:t>
+      </w:r>
+      <w:r>
+        <w:rPr>
+          <w:rFonts w:ascii="Times New Roman" w:hAnsi="Times New Roman" w:cs="Times New Roman"/>
+          <w:sz w:val="28"/>
+          <w:szCs w:val="24"/>
+        </w:rPr>
+        <w:t>Configuration</w:t>
+      </w:r>
+      <w:r>
+        <w:rPr>
+          <w:rFonts w:ascii="Times New Roman" w:hAnsi="Times New Roman" w:cs="Times New Roman"/>
+          <w:sz w:val="28"/>
+          <w:szCs w:val="24"/>
+        </w:rPr>
+        <w:t xml:space="preserve"> </w:t>
+      </w:r>
+      <w:r>
+        <w:rPr>
+          <w:rFonts w:ascii="Times New Roman" w:hAnsi="Times New Roman" w:cs="Times New Roman"/>
+          <w:sz w:val="28"/>
+          <w:szCs w:val="24"/>
+        </w:rPr>
+        <w:t xml:space="preserve">of the application will be very limited, and majority will be taken care by Spring </w:t>
+      </w:r>
+      <w:r>
+        <w:rPr>
+          <w:rFonts w:ascii="Times New Roman" w:hAnsi="Times New Roman" w:cs="Times New Roman"/>
+          <w:sz w:val="28"/>
+          <w:szCs w:val="24"/>
+        </w:rPr>
+        <w:t>Boot itself</w:t>
+      </w:r>
+      <w:r>
+        <w:rPr>
+          <w:rFonts w:ascii="Times New Roman" w:hAnsi="Times New Roman" w:cs="Times New Roman"/>
+          <w:sz w:val="28"/>
+          <w:szCs w:val="24"/>
+        </w:rPr>
+        <w:br/>
+      </w:r>
+      <w:r>
+        <w:rPr>
+          <w:rFonts w:ascii="Times New Roman" w:hAnsi="Times New Roman" w:cs="Times New Roman"/>
+          <w:sz w:val="28"/>
+          <w:szCs w:val="24"/>
+        </w:rPr>
+        <w:lastRenderedPageBreak/>
+        <w:br/>
+      </w:r>
+      <w:r>
+        <w:rPr>
+          <w:rFonts w:ascii="Times New Roman" w:hAnsi="Times New Roman" w:cs="Times New Roman"/>
+          <w:b/>
+          <w:bCs/>
+          <w:sz w:val="28"/>
+          <w:szCs w:val="24"/>
+          <w:u w:val="single"/>
+        </w:rPr>
+        <w:t>Spring</w:t>
+      </w:r>
+      <w:r>
+        <w:rPr>
+          <w:rFonts w:ascii="Times New Roman" w:hAnsi="Times New Roman" w:cs="Times New Roman"/>
+          <w:b/>
+          <w:bCs/>
+          <w:sz w:val="28"/>
+          <w:szCs w:val="24"/>
+          <w:u w:val="single"/>
+        </w:rPr>
+        <w:t xml:space="preserve"> Framework</w:t>
+      </w:r>
+      <w:r>
+        <w:rPr>
+          <w:rFonts w:ascii="Times New Roman" w:hAnsi="Times New Roman" w:cs="Times New Roman"/>
+          <w:b/>
+          <w:bCs/>
+          <w:sz w:val="28"/>
+          <w:szCs w:val="24"/>
+          <w:u w:val="single"/>
+        </w:rPr>
+        <w:t>:-</w:t>
+      </w:r>
+      <w:r>
+        <w:rPr>
+          <w:rFonts w:ascii="Times New Roman" w:hAnsi="Times New Roman" w:cs="Times New Roman"/>
+          <w:b/>
+          <w:bCs/>
+          <w:sz w:val="28"/>
+          <w:szCs w:val="24"/>
+          <w:u w:val="single"/>
+        </w:rPr>
+        <w:br/>
+      </w:r>
+      <w:r>
+        <w:rPr>
+          <w:rFonts w:ascii="Times New Roman" w:hAnsi="Times New Roman" w:cs="Times New Roman"/>
+          <w:sz w:val="28"/>
+          <w:szCs w:val="24"/>
+        </w:rPr>
+        <w:sym w:font="Wingdings" w:char="F0E0"/>
+      </w:r>
+      <w:r>
+        <w:rPr>
+          <w:rFonts w:ascii="Times New Roman" w:hAnsi="Times New Roman" w:cs="Times New Roman"/>
+          <w:sz w:val="28"/>
+          <w:szCs w:val="24"/>
+        </w:rPr>
+        <w:t xml:space="preserve"> </w:t>
+      </w:r>
+      <w:r>
+        <w:rPr>
+          <w:rFonts w:ascii="Times New Roman" w:hAnsi="Times New Roman" w:cs="Times New Roman"/>
+          <w:sz w:val="28"/>
+          <w:szCs w:val="24"/>
+        </w:rPr>
+        <w:t>Here, the Configurations provided by the Spring Framework will be very limited</w:t>
+      </w:r>
+      <w:r>
+        <w:rPr>
+          <w:rFonts w:ascii="Times New Roman" w:hAnsi="Times New Roman" w:cs="Times New Roman"/>
+          <w:sz w:val="28"/>
+          <w:szCs w:val="24"/>
+        </w:rPr>
+        <w:br/>
+      </w:r>
+      <w:r>
+        <w:rPr>
+          <w:rFonts w:ascii="Times New Roman" w:hAnsi="Times New Roman" w:cs="Times New Roman"/>
+          <w:sz w:val="28"/>
+          <w:szCs w:val="24"/>
+        </w:rPr>
+        <w:sym w:font="Wingdings" w:char="F0E0"/>
+      </w:r>
+      <w:r>
+        <w:rPr>
+          <w:rFonts w:ascii="Times New Roman" w:hAnsi="Times New Roman" w:cs="Times New Roman"/>
+          <w:sz w:val="28"/>
+          <w:szCs w:val="24"/>
+        </w:rPr>
+        <w:t xml:space="preserve"> It provides more flexibility to the developer to configure the application as per his requirements.</w:t>
+      </w:r>
+      <w:r>
+        <w:rPr>
+          <w:rFonts w:ascii="Times New Roman" w:hAnsi="Times New Roman" w:cs="Times New Roman"/>
+          <w:sz w:val="28"/>
+          <w:szCs w:val="24"/>
+        </w:rPr>
+        <w:br/>
+      </w:r>
+      <w:r>
+        <w:rPr>
+          <w:rFonts w:ascii="Times New Roman" w:hAnsi="Times New Roman" w:cs="Times New Roman"/>
+          <w:sz w:val="28"/>
+          <w:szCs w:val="24"/>
+        </w:rPr>
+        <w:sym w:font="Wingdings" w:char="F0E0"/>
+      </w:r>
+      <w:r>
+        <w:rPr>
+          <w:rFonts w:ascii="Times New Roman" w:hAnsi="Times New Roman" w:cs="Times New Roman"/>
+          <w:sz w:val="28"/>
+          <w:szCs w:val="24"/>
+        </w:rPr>
+        <w:t xml:space="preserve"> </w:t>
+      </w:r>
+      <w:r>
+        <w:rPr>
+          <w:rFonts w:ascii="Times New Roman" w:hAnsi="Times New Roman" w:cs="Times New Roman"/>
+          <w:b/>
+          <w:bCs/>
+          <w:sz w:val="28"/>
+          <w:szCs w:val="24"/>
+        </w:rPr>
+        <w:t>web.xml</w:t>
+      </w:r>
+      <w:r>
+        <w:rPr>
+          <w:rFonts w:ascii="Times New Roman" w:hAnsi="Times New Roman" w:cs="Times New Roman"/>
+          <w:sz w:val="28"/>
+          <w:szCs w:val="24"/>
+        </w:rPr>
+        <w:t xml:space="preserve"> under </w:t>
+      </w:r>
+      <w:r>
+        <w:rPr>
+          <w:rFonts w:ascii="Times New Roman" w:hAnsi="Times New Roman" w:cs="Times New Roman"/>
+          <w:b/>
+          <w:bCs/>
+          <w:sz w:val="28"/>
+          <w:szCs w:val="24"/>
+        </w:rPr>
+        <w:t>WEB-INF/</w:t>
+      </w:r>
+      <w:r>
+        <w:rPr>
+          <w:rFonts w:ascii="Times New Roman" w:hAnsi="Times New Roman" w:cs="Times New Roman"/>
+          <w:sz w:val="28"/>
+          <w:szCs w:val="24"/>
+        </w:rPr>
+        <w:t xml:space="preserve"> directory of Spring application is used as a Configuration file, which has the Classes, Resources and Configurations of the application, and using that web server will redirect the incoming request to the respective services to map, so that respective services will handle the incoming request.</w:t>
+      </w:r>
+      <w:r>
+        <w:rPr>
+          <w:rFonts w:ascii="Times New Roman" w:hAnsi="Times New Roman" w:cs="Times New Roman"/>
+          <w:sz w:val="28"/>
+          <w:szCs w:val="24"/>
+        </w:rPr>
+        <w:br/>
+      </w:r>
+      <w:r>
+        <w:rPr>
+          <w:rFonts w:ascii="Times New Roman" w:hAnsi="Times New Roman" w:cs="Times New Roman"/>
+          <w:sz w:val="28"/>
+          <w:szCs w:val="24"/>
+        </w:rPr>
+        <w:sym w:font="Wingdings" w:char="F0E0"/>
+      </w:r>
+      <w:r>
+        <w:rPr>
+          <w:rFonts w:ascii="Times New Roman" w:hAnsi="Times New Roman" w:cs="Times New Roman"/>
+          <w:sz w:val="28"/>
+          <w:szCs w:val="24"/>
+        </w:rPr>
+        <w:t xml:space="preserve"> </w:t>
+      </w:r>
+      <w:r>
+        <w:rPr>
+          <w:rFonts w:ascii="Times New Roman" w:hAnsi="Times New Roman" w:cs="Times New Roman"/>
+          <w:b/>
+          <w:bCs/>
+          <w:sz w:val="28"/>
+          <w:szCs w:val="24"/>
+        </w:rPr>
+        <w:t>web.xml</w:t>
+      </w:r>
+      <w:r>
+        <w:rPr>
+          <w:rFonts w:ascii="Times New Roman" w:hAnsi="Times New Roman" w:cs="Times New Roman"/>
+          <w:sz w:val="28"/>
+          <w:szCs w:val="24"/>
+        </w:rPr>
+        <w:t xml:space="preserve"> is nothing but a </w:t>
+      </w:r>
+      <w:r>
+        <w:rPr>
+          <w:rFonts w:ascii="Times New Roman" w:hAnsi="Times New Roman" w:cs="Times New Roman"/>
+          <w:b/>
+          <w:bCs/>
+          <w:sz w:val="28"/>
+          <w:szCs w:val="24"/>
+        </w:rPr>
+        <w:t>Deployment Descriptor</w:t>
+      </w:r>
+      <w:r>
+        <w:rPr>
+          <w:rFonts w:ascii="Times New Roman" w:hAnsi="Times New Roman" w:cs="Times New Roman"/>
+          <w:sz w:val="28"/>
+          <w:szCs w:val="24"/>
+        </w:rPr>
+        <w:t xml:space="preserve"> file in Spring Framework</w:t>
+      </w:r>
+      <w:r>
+        <w:rPr>
+          <w:rFonts w:ascii="Times New Roman" w:hAnsi="Times New Roman" w:cs="Times New Roman"/>
+          <w:sz w:val="28"/>
+          <w:szCs w:val="24"/>
+        </w:rPr>
+        <w:br/>
+      </w:r>
+      <w:r>
+        <w:rPr>
+          <w:rFonts w:ascii="Times New Roman" w:hAnsi="Times New Roman" w:cs="Times New Roman"/>
+          <w:b/>
+          <w:bCs/>
+          <w:sz w:val="28"/>
+          <w:szCs w:val="24"/>
+          <w:u w:val="single"/>
+        </w:rPr>
+        <w:t>NOTE:-</w:t>
+      </w:r>
+      <w:r>
+        <w:rPr>
+          <w:rFonts w:ascii="Times New Roman" w:hAnsi="Times New Roman" w:cs="Times New Roman"/>
+          <w:sz w:val="28"/>
+          <w:szCs w:val="24"/>
+        </w:rPr>
+        <w:br/>
+      </w:r>
+      <w:r>
+        <w:rPr>
+          <w:rFonts w:ascii="Times New Roman" w:hAnsi="Times New Roman" w:cs="Times New Roman"/>
+          <w:sz w:val="28"/>
+          <w:szCs w:val="24"/>
+        </w:rPr>
+        <w:sym w:font="Wingdings" w:char="F0E0"/>
+      </w:r>
+      <w:r>
+        <w:rPr>
+          <w:rFonts w:ascii="Times New Roman" w:hAnsi="Times New Roman" w:cs="Times New Roman"/>
+          <w:sz w:val="28"/>
+          <w:szCs w:val="24"/>
+        </w:rPr>
+        <w:t xml:space="preserve"> Here</w:t>
+      </w:r>
+      <w:r>
+        <w:rPr>
+          <w:rFonts w:ascii="Times New Roman" w:hAnsi="Times New Roman" w:cs="Times New Roman"/>
+          <w:sz w:val="28"/>
+          <w:szCs w:val="24"/>
+        </w:rPr>
+        <w:t xml:space="preserve">, configurations can be Done in multiple ways </w:t>
+      </w:r>
+      <w:r>
+        <w:rPr>
+          <w:rFonts w:ascii="Times New Roman" w:hAnsi="Times New Roman" w:cs="Times New Roman"/>
+          <w:sz w:val="28"/>
+          <w:szCs w:val="24"/>
+        </w:rPr>
+        <w:br/>
+        <w:t>1. XML based Configurations</w:t>
+      </w:r>
+      <w:r>
+        <w:rPr>
+          <w:rFonts w:ascii="Times New Roman" w:hAnsi="Times New Roman" w:cs="Times New Roman"/>
+          <w:sz w:val="28"/>
+          <w:szCs w:val="24"/>
+        </w:rPr>
+        <w:br/>
+        <w:t>2. Java Bean configurations</w:t>
+      </w:r>
+      <w:r>
+        <w:rPr>
+          <w:rFonts w:ascii="Times New Roman" w:hAnsi="Times New Roman" w:cs="Times New Roman"/>
+          <w:sz w:val="28"/>
+          <w:szCs w:val="24"/>
+        </w:rPr>
+        <w:br/>
+        <w:t>3. Annotation based configurations</w:t>
+      </w:r>
+      <w:r>
+        <w:rPr>
+          <w:rFonts w:ascii="Times New Roman" w:hAnsi="Times New Roman" w:cs="Times New Roman"/>
+          <w:sz w:val="28"/>
+          <w:szCs w:val="24"/>
+        </w:rPr>
+        <w:br/>
+      </w:r>
+    </w:p>
+    <w:p>
+      <w:pPr>
+        <w:pStyle w:val="ListParagraph"/>
+        <w:numPr>
+          <w:ilvl w:val="0"/>
+          <w:numId w:val="2"/>
+        </w:numPr>
+        <w:rPr>
+          <w:rFonts w:ascii="Times New Roman" w:hAnsi="Times New Roman" w:cs="Times New Roman"/>
+          <w:sz w:val="28"/>
+          <w:szCs w:val="24"/>
+        </w:rPr>
+      </w:pPr>
+      <w:r>
+        <w:rPr>
+          <w:rFonts w:ascii="Times New Roman" w:hAnsi="Times New Roman" w:cs="Times New Roman"/>
+          <w:sz w:val="28"/>
+          <w:szCs w:val="24"/>
+        </w:rPr>
+        <w:t>How do you connect your Spring Boot application with the database</w:t>
+      </w:r>
+      <w:r>
+        <w:rPr>
+          <w:rFonts w:ascii="Times New Roman" w:hAnsi="Times New Roman" w:cs="Times New Roman"/>
+          <w:sz w:val="28"/>
+          <w:szCs w:val="24"/>
+        </w:rPr>
+        <w:t xml:space="preserve"> and What are the different types of connecting Spring Boot application with Database</w:t>
+      </w:r>
+      <w:r>
+        <w:rPr>
+          <w:rFonts w:ascii="Times New Roman" w:hAnsi="Times New Roman" w:cs="Times New Roman"/>
+          <w:sz w:val="28"/>
+          <w:szCs w:val="24"/>
+        </w:rPr>
+        <w:t>?</w:t>
+      </w:r>
+      <w:r>
+        <w:rPr>
+          <w:rFonts w:ascii="Times New Roman" w:hAnsi="Times New Roman" w:cs="Times New Roman"/>
+          <w:sz w:val="28"/>
+          <w:szCs w:val="24"/>
+        </w:rPr>
+        <w:br/>
+      </w:r>
+      <w:proofErr w:type="gramStart"/>
+      <w:r>
+        <w:rPr>
+          <w:rFonts w:ascii="Times New Roman" w:hAnsi="Times New Roman" w:cs="Times New Roman"/>
+          <w:b/>
+          <w:bCs/>
+          <w:sz w:val="28"/>
+          <w:szCs w:val="24"/>
+          <w:u w:val="single"/>
+        </w:rPr>
+        <w:t>Ans:-</w:t>
+      </w:r>
+      <w:proofErr w:type="gramEnd"/>
+      <w:r>
+        <w:rPr>
+          <w:rFonts w:ascii="Times New Roman" w:hAnsi="Times New Roman" w:cs="Times New Roman"/>
+          <w:sz w:val="28"/>
+          <w:szCs w:val="24"/>
+        </w:rPr>
+        <w:br/>
+      </w:r>
+    </w:p>
+    <w:p>
+      <w:pPr>
+        <w:pStyle w:val="ListParagraph"/>
+        <w:numPr>
+          <w:ilvl w:val="0"/>
+          <w:numId w:val="2"/>
+        </w:numPr>
+        <w:rPr>
+          <w:rFonts w:ascii="Times New Roman" w:hAnsi="Times New Roman" w:cs="Times New Roman"/>
+          <w:sz w:val="28"/>
+          <w:szCs w:val="24"/>
+        </w:rPr>
+      </w:pPr>
+      <w:r>
+        <w:rPr>
+          <w:rFonts w:ascii="Times New Roman" w:hAnsi="Times New Roman" w:cs="Times New Roman"/>
+          <w:sz w:val="28"/>
+          <w:szCs w:val="24"/>
+        </w:rPr>
+        <w:t>Explain elaborately about @SpringBootApplication along with the each and every annotations of its combination?</w:t>
+      </w:r>
+      <w:r>
+        <w:rPr>
+          <w:rFonts w:ascii="Times New Roman" w:hAnsi="Times New Roman" w:cs="Times New Roman"/>
+          <w:sz w:val="28"/>
+          <w:szCs w:val="24"/>
+        </w:rPr>
+        <w:br/>
+        <w:t xml:space="preserve"> </w:t>
+      </w:r>
+      <w:proofErr w:type="gramStart"/>
+      <w:r>
+        <w:rPr>
+          <w:rFonts w:ascii="Times New Roman" w:hAnsi="Times New Roman" w:cs="Times New Roman"/>
+          <w:b/>
+          <w:bCs/>
+          <w:sz w:val="28"/>
+          <w:szCs w:val="24"/>
+          <w:u w:val="single"/>
+        </w:rPr>
+        <w:t>Ans:-</w:t>
+      </w:r>
+      <w:proofErr w:type="gramEnd"/>
+      <w:r>
+        <w:rPr>
+          <w:rFonts w:ascii="Times New Roman" w:hAnsi="Times New Roman" w:cs="Times New Roman"/>
+          <w:sz w:val="28"/>
+          <w:szCs w:val="24"/>
+        </w:rPr>
+        <w:br/>
+      </w:r>
+    </w:p>
+    <w:p>
+      <w:pPr>
+        <w:pStyle w:val="ListParagraph"/>
+        <w:numPr>
+          <w:ilvl w:val="0"/>
+          <w:numId w:val="2"/>
+        </w:numPr>
+        <w:rPr>
+          <w:rFonts w:ascii="Times New Roman" w:hAnsi="Times New Roman" w:cs="Times New Roman"/>
+          <w:sz w:val="28"/>
+          <w:szCs w:val="24"/>
+        </w:rPr>
+      </w:pPr>
+      <w:r>
+        <w:rPr>
+          <w:rFonts w:ascii="Times New Roman" w:hAnsi="Times New Roman" w:cs="Times New Roman"/>
+          <w:sz w:val="28"/>
+          <w:szCs w:val="24"/>
+        </w:rPr>
+        <w:t>What is caching mechanism and what are the Types of caching available in java Spring boot framework?</w:t>
+      </w:r>
+      <w:r>
+        <w:rPr>
+          <w:rFonts w:ascii="Times New Roman" w:hAnsi="Times New Roman" w:cs="Times New Roman"/>
+          <w:sz w:val="28"/>
+          <w:szCs w:val="24"/>
+        </w:rPr>
+        <w:br/>
+      </w:r>
+      <w:proofErr w:type="gramStart"/>
+      <w:r>
+        <w:rPr>
+          <w:rFonts w:ascii="Times New Roman" w:hAnsi="Times New Roman" w:cs="Times New Roman"/>
+          <w:b/>
+          <w:bCs/>
+          <w:sz w:val="28"/>
+          <w:szCs w:val="24"/>
+          <w:u w:val="single"/>
+        </w:rPr>
+        <w:t>Ans:-</w:t>
+      </w:r>
+      <w:proofErr w:type="gramEnd"/>
+      <w:r>
+        <w:rPr>
+          <w:rFonts w:ascii="Times New Roman" w:hAnsi="Times New Roman" w:cs="Times New Roman"/>
+          <w:sz w:val="28"/>
+          <w:szCs w:val="24"/>
+        </w:rPr>
+        <w:br/>
+      </w:r>
+    </w:p>
+    <w:p>
+      <w:pPr>
+        <w:pStyle w:val="ListParagraph"/>
+        <w:numPr>
+          <w:ilvl w:val="0"/>
+          <w:numId w:val="2"/>
+        </w:numPr>
+        <w:rPr>
+          <w:rFonts w:ascii="Times New Roman" w:hAnsi="Times New Roman" w:cs="Times New Roman"/>
+          <w:sz w:val="28"/>
+          <w:szCs w:val="24"/>
+        </w:rPr>
+      </w:pPr>
+      <w:r>
+        <w:rPr>
+          <w:rFonts w:ascii="Times New Roman" w:hAnsi="Times New Roman" w:cs="Times New Roman"/>
+          <w:sz w:val="28"/>
+          <w:szCs w:val="24"/>
+        </w:rPr>
+        <w:t xml:space="preserve"> </w:t>
+      </w:r>
+      <w:r>
+        <w:rPr>
+          <w:rFonts w:ascii="Times New Roman" w:hAnsi="Times New Roman" w:cs="Times New Roman"/>
+          <w:sz w:val="28"/>
+          <w:szCs w:val="24"/>
+        </w:rPr>
+        <w:t>What is the Importance of @Autowired annotations on Spring framework?</w:t>
+      </w:r>
+      <w:r>
+        <w:rPr>
+          <w:rFonts w:ascii="Times New Roman" w:hAnsi="Times New Roman" w:cs="Times New Roman"/>
+          <w:sz w:val="28"/>
+          <w:szCs w:val="24"/>
+        </w:rPr>
+        <w:br/>
+      </w:r>
+      <w:proofErr w:type="gramStart"/>
+      <w:r>
+        <w:rPr>
+          <w:rFonts w:ascii="Times New Roman" w:hAnsi="Times New Roman" w:cs="Times New Roman"/>
+          <w:b/>
+          <w:bCs/>
+          <w:sz w:val="28"/>
+          <w:szCs w:val="24"/>
+          <w:u w:val="single"/>
+        </w:rPr>
+        <w:t>Ans:-</w:t>
+      </w:r>
+      <w:proofErr w:type="gramEnd"/>
+      <w:r>
+        <w:rPr>
+          <w:rFonts w:ascii="Times New Roman" w:hAnsi="Times New Roman" w:cs="Times New Roman"/>
+          <w:sz w:val="28"/>
+          <w:szCs w:val="24"/>
+        </w:rPr>
+        <w:br/>
+      </w:r>
+    </w:p>
+    <w:p>
+      <w:pPr>
+        <w:pStyle w:val="ListParagraph"/>
+        <w:numPr>
+          <w:ilvl w:val="0"/>
+          <w:numId w:val="2"/>
+        </w:numPr>
+        <w:rPr>
+          <w:rFonts w:ascii="Times New Roman" w:hAnsi="Times New Roman" w:cs="Times New Roman"/>
+          <w:sz w:val="28"/>
+          <w:szCs w:val="24"/>
+        </w:rPr>
+      </w:pPr>
+      <w:r>
+        <w:rPr>
+          <w:rFonts w:ascii="Times New Roman" w:hAnsi="Times New Roman" w:cs="Times New Roman"/>
+          <w:sz w:val="28"/>
+          <w:szCs w:val="24"/>
+        </w:rPr>
+        <w:t xml:space="preserve">How can you handle the Exceptions on Spring framework and its </w:t>
+      </w:r>
+      <w:proofErr w:type="gramStart"/>
+      <w:r>
+        <w:rPr>
+          <w:rFonts w:ascii="Times New Roman" w:hAnsi="Times New Roman" w:cs="Times New Roman"/>
+          <w:sz w:val="28"/>
+          <w:szCs w:val="24"/>
+        </w:rPr>
+        <w:t>types ?</w:t>
+      </w:r>
+      <w:proofErr w:type="gramEnd"/>
+      <w:r>
+        <w:rPr>
+          <w:rFonts w:ascii="Times New Roman" w:hAnsi="Times New Roman" w:cs="Times New Roman"/>
+          <w:sz w:val="28"/>
+          <w:szCs w:val="24"/>
+        </w:rPr>
+        <w:br/>
+      </w:r>
+      <w:r>
+        <w:rPr>
+          <w:rFonts w:ascii="Times New Roman" w:hAnsi="Times New Roman" w:cs="Times New Roman"/>
+          <w:b/>
+          <w:bCs/>
+          <w:sz w:val="28"/>
+          <w:szCs w:val="24"/>
+          <w:u w:val="single"/>
+        </w:rPr>
+        <w:t>Ans:-</w:t>
+      </w:r>
+      <w:r>
+        <w:rPr>
+          <w:rFonts w:ascii="Times New Roman" w:hAnsi="Times New Roman" w:cs="Times New Roman"/>
+          <w:sz w:val="28"/>
+          <w:szCs w:val="24"/>
+        </w:rPr>
+        <w:br/>
+      </w:r>
+      <w:proofErr w:type="spellStart"/>
+      <w:r>
+        <w:rPr>
+          <w:rFonts w:ascii="Times New Roman" w:hAnsi="Times New Roman" w:cs="Times New Roman"/>
+          <w:sz w:val="28"/>
+          <w:szCs w:val="24"/>
+        </w:rPr>
+        <w:t>GlobalExceptionHandler</w:t>
+      </w:r>
+      <w:proofErr w:type="spellEnd"/>
+      <w:r>
+        <w:rPr>
+          <w:rFonts w:ascii="Times New Roman" w:hAnsi="Times New Roman" w:cs="Times New Roman"/>
+          <w:sz w:val="28"/>
+          <w:szCs w:val="24"/>
+        </w:rPr>
+        <w:br/>
+      </w:r>
+      <w:proofErr w:type="spellStart"/>
+      <w:r>
+        <w:rPr>
+          <w:rFonts w:ascii="Times New Roman" w:hAnsi="Times New Roman" w:cs="Times New Roman"/>
+          <w:sz w:val="28"/>
+          <w:szCs w:val="24"/>
+        </w:rPr>
+        <w:t>CustomExceptionHandler</w:t>
+      </w:r>
+      <w:proofErr w:type="spellEnd"/>
+      <w:r>
+        <w:rPr>
+          <w:rFonts w:ascii="Times New Roman" w:hAnsi="Times New Roman" w:cs="Times New Roman"/>
+          <w:sz w:val="28"/>
+          <w:szCs w:val="24"/>
+        </w:rPr>
+        <w:br/>
+        <w:t>by Using try/catch block</w:t>
+      </w:r>
+    </w:p>
+    <w:p>
+      <w:pPr>
+        <w:pStyle w:val="ListParagraph"/>
+        <w:numPr>
+          <w:ilvl w:val="0"/>
+          <w:numId w:val="2"/>
+        </w:numPr>
+        <w:rPr>
+          <w:rFonts w:ascii="Times New Roman" w:hAnsi="Times New Roman" w:cs="Times New Roman"/>
+          <w:sz w:val="28"/>
+          <w:szCs w:val="24"/>
+        </w:rPr>
+      </w:pPr>
+      <w:r>
+        <w:rPr>
+          <w:rFonts w:ascii="Times New Roman" w:hAnsi="Times New Roman" w:cs="Times New Roman"/>
+          <w:sz w:val="28"/>
+          <w:szCs w:val="24"/>
+        </w:rPr>
+        <w:t xml:space="preserve"> Explain the concept of Profiles in </w:t>
+      </w:r>
+      <w:proofErr w:type="spellStart"/>
+      <w:r>
+        <w:rPr>
+          <w:rFonts w:ascii="Times New Roman" w:hAnsi="Times New Roman" w:cs="Times New Roman"/>
+          <w:sz w:val="28"/>
+          <w:szCs w:val="24"/>
+        </w:rPr>
+        <w:t>Springboot</w:t>
+      </w:r>
+      <w:proofErr w:type="spellEnd"/>
+      <w:r>
+        <w:rPr>
+          <w:rFonts w:ascii="Times New Roman" w:hAnsi="Times New Roman" w:cs="Times New Roman"/>
+          <w:sz w:val="28"/>
+          <w:szCs w:val="24"/>
+        </w:rPr>
+        <w:t xml:space="preserve"> and how you can use them </w:t>
+      </w:r>
+      <w:r>
+        <w:rPr>
+          <w:rFonts w:ascii="Times New Roman" w:hAnsi="Times New Roman" w:cs="Times New Roman"/>
+          <w:sz w:val="28"/>
+          <w:szCs w:val="24"/>
+        </w:rPr>
+        <w:br/>
+      </w:r>
+      <w:proofErr w:type="gramStart"/>
+      <w:r>
+        <w:rPr>
+          <w:rFonts w:ascii="Times New Roman" w:hAnsi="Times New Roman" w:cs="Times New Roman"/>
+          <w:b/>
+          <w:bCs/>
+          <w:sz w:val="28"/>
+          <w:szCs w:val="24"/>
+          <w:u w:val="single"/>
+        </w:rPr>
+        <w:t>Ans:-</w:t>
+      </w:r>
+      <w:proofErr w:type="gramEnd"/>
+      <w:r>
+        <w:rPr>
+          <w:rFonts w:ascii="Times New Roman" w:hAnsi="Times New Roman" w:cs="Times New Roman"/>
+          <w:sz w:val="28"/>
+          <w:szCs w:val="24"/>
+        </w:rPr>
+        <w:br/>
+      </w:r>
+      <w:proofErr w:type="spellStart"/>
+      <w:r>
+        <w:rPr>
+          <w:rFonts w:ascii="Times New Roman" w:hAnsi="Times New Roman" w:cs="Times New Roman"/>
+          <w:sz w:val="28"/>
+          <w:szCs w:val="24"/>
+        </w:rPr>
+        <w:t>spring.profile.active</w:t>
+      </w:r>
+      <w:proofErr w:type="spellEnd"/>
+      <w:r>
+        <w:rPr>
+          <w:rFonts w:ascii="Times New Roman" w:hAnsi="Times New Roman" w:cs="Times New Roman"/>
+          <w:sz w:val="28"/>
+          <w:szCs w:val="24"/>
+        </w:rPr>
+        <w:t xml:space="preserve"> = dev/</w:t>
+      </w:r>
+      <w:proofErr w:type="spellStart"/>
+      <w:r>
+        <w:rPr>
+          <w:rFonts w:ascii="Times New Roman" w:hAnsi="Times New Roman" w:cs="Times New Roman"/>
+          <w:sz w:val="28"/>
+          <w:szCs w:val="24"/>
+        </w:rPr>
+        <w:t>qa</w:t>
+      </w:r>
+      <w:proofErr w:type="spellEnd"/>
+      <w:r>
+        <w:rPr>
+          <w:rFonts w:ascii="Times New Roman" w:hAnsi="Times New Roman" w:cs="Times New Roman"/>
+          <w:sz w:val="28"/>
+          <w:szCs w:val="24"/>
+        </w:rPr>
+        <w:t>/prod</w:t>
+      </w:r>
+    </w:p>
+    <w:p>
+      <w:pPr>
+        <w:pStyle w:val="ListParagraph"/>
+        <w:numPr>
+          <w:ilvl w:val="0"/>
+          <w:numId w:val="2"/>
+        </w:numPr>
+        <w:rPr>
+          <w:rFonts w:ascii="Times New Roman" w:hAnsi="Times New Roman" w:cs="Times New Roman"/>
+          <w:sz w:val="28"/>
+          <w:szCs w:val="24"/>
+        </w:rPr>
+      </w:pPr>
+      <w:r>
+        <w:rPr>
+          <w:rFonts w:ascii="Times New Roman" w:hAnsi="Times New Roman" w:cs="Times New Roman"/>
+          <w:sz w:val="28"/>
+          <w:szCs w:val="24"/>
+        </w:rPr>
+        <w:lastRenderedPageBreak/>
+        <w:t>What is the role of actuator in Spring boot application</w:t>
+      </w:r>
+      <w:r>
+        <w:rPr>
+          <w:rFonts w:ascii="Times New Roman" w:hAnsi="Times New Roman" w:cs="Times New Roman"/>
+          <w:sz w:val="28"/>
+          <w:szCs w:val="24"/>
+        </w:rPr>
+        <w:t>?</w:t>
+      </w:r>
+      <w:r>
+        <w:rPr>
+          <w:rFonts w:ascii="Times New Roman" w:hAnsi="Times New Roman" w:cs="Times New Roman"/>
+          <w:sz w:val="28"/>
+          <w:szCs w:val="24"/>
+        </w:rPr>
+        <w:br/>
+      </w:r>
+      <w:proofErr w:type="gramStart"/>
+      <w:r>
+        <w:rPr>
+          <w:rFonts w:ascii="Times New Roman" w:hAnsi="Times New Roman" w:cs="Times New Roman"/>
+          <w:b/>
+          <w:bCs/>
+          <w:sz w:val="28"/>
+          <w:szCs w:val="24"/>
+          <w:u w:val="single"/>
+        </w:rPr>
+        <w:t>Ans:-</w:t>
+      </w:r>
+      <w:proofErr w:type="gramEnd"/>
+      <w:r>
+        <w:rPr>
+          <w:rFonts w:ascii="Times New Roman" w:hAnsi="Times New Roman" w:cs="Times New Roman"/>
+          <w:sz w:val="28"/>
+          <w:szCs w:val="24"/>
+        </w:rPr>
+        <w:br/>
+      </w:r>
     </w:p>
     <w:sectPr>
       <w:pgSz w:w="12240" w:h="15840"/>
@@ -4238,7 +6327,7 @@
 </file>
 
 <file path=word/numbering.xml><?xml version="1.0" encoding="utf-8"?>
-<w:numbering xmlns:wpc="http://schemas.microsoft.com/office/word/2010/wordprocessingCanvas" xmlns:cx="http://schemas.microsoft.com/office/drawing/2014/chartex" xmlns:cx1="http://schemas.microsoft.com/office/drawing/2015/9/8/chartex" xmlns:cx2="http://schemas.microsoft.com/office/drawing/2015/10/21/chartex" xmlns:cx3="http://schemas.microsoft.com/office/drawing/2016/5/9/chartex" xmlns:cx4="http://schemas.microsoft.com/office/drawing/2016/5/10/chartex" xmlns:cx5="http://schemas.microsoft.com/office/drawing/2016/5/11/chartex" xmlns:cx6="http://schemas.microsoft.com/office/drawing/2016/5/12/chartex" xmlns:cx7="http://schemas.microsoft.com/office/drawing/2016/5/13/chartex" xmlns:cx8="http://schemas.microsoft.com/office/drawing/2016/5/14/chartex" xmlns:mc="http://schemas.openxmlformats.org/markup-compatibility/2006" xmlns:aink="http://schemas.microsoft.com/office/drawing/2016/ink" xmlns:am3d="http://schemas.microsoft.com/office/drawing/2017/model3d" xmlns:o="urn:schemas-microsoft-com:office:office" xmlns:oel="http://schemas.microsoft.com/office/2019/extlst" xmlns:r="http://schemas.openxmlformats.org/officeDocument/2006/relationships" xmlns:m="http://schemas.openxmlformats.org/officeDocument/2006/math" xmlns:v="urn:schemas-microsoft-com:vml" xmlns:wp14="http://schemas.microsoft.com/office/word/2010/wordprocessingDrawing" xmlns:wp="http://schemas.openxmlformats.org/drawingml/2006/wordprocessingDrawing" xmlns:w10="urn:schemas-microsoft-com:office:word" xmlns:w="http://schemas.openxmlformats.org/wordprocessingml/2006/main" xmlns:w14="http://schemas.microsoft.com/office/word/2010/wordml" xmlns:w15="http://schemas.microsoft.com/office/word/2012/wordml" xmlns:w16cex="http://schemas.microsoft.com/office/word/2018/wordml/cex" xmlns:w16cid="http://schemas.microsoft.com/office/word/2016/wordml/cid" xmlns:w16="http://schemas.microsoft.com/office/word/2018/wordml" xmlns:w16sdtdh="http://schemas.microsoft.com/office/word/2020/wordml/sdtdatahash" xmlns:w16se="http://schemas.microsoft.com/office/word/2015/wordml/symex" xmlns:wpg="http://schemas.microsoft.com/office/word/2010/wordprocessingGroup" xmlns:wpi="http://schemas.microsoft.com/office/word/2010/wordprocessingInk" xmlns:wne="http://schemas.microsoft.com/office/word/2006/wordml" xmlns:wps="http://schemas.microsoft.com/office/word/2010/wordprocessingShape" mc:Ignorable="w14 w15 w16se w16cid w16 w16cex w16sdtdh wp14">
+<w:numbering xmlns:wpc="http://schemas.microsoft.com/office/word/2010/wordprocessingCanvas" xmlns:cx="http://schemas.microsoft.com/office/drawing/2014/chartex" xmlns:cx1="http://schemas.microsoft.com/office/drawing/2015/9/8/chartex" xmlns:cx2="http://schemas.microsoft.com/office/drawing/2015/10/21/chartex" xmlns:cx3="http://schemas.microsoft.com/office/drawing/2016/5/9/chartex" xmlns:cx4="http://schemas.microsoft.com/office/drawing/2016/5/10/chartex" xmlns:cx5="http://schemas.microsoft.com/office/drawing/2016/5/11/chartex" xmlns:cx6="http://schemas.microsoft.com/office/drawing/2016/5/12/chartex" xmlns:cx7="http://schemas.microsoft.com/office/drawing/2016/5/13/chartex" xmlns:cx8="http://schemas.microsoft.com/office/drawing/2016/5/14/chartex" xmlns:mc="http://schemas.openxmlformats.org/markup-compatibility/2006" xmlns:aink="http://schemas.microsoft.com/office/drawing/2016/ink" xmlns:am3d="http://schemas.microsoft.com/office/drawing/2017/model3d" xmlns:o="urn:schemas-microsoft-com:office:office" xmlns:oel="http://schemas.microsoft.com/office/2019/extlst" xmlns:r="http://schemas.openxmlformats.org/officeDocument/2006/relationships" xmlns:m="http://schemas.openxmlformats.org/officeDocument/2006/math" xmlns:v="urn:schemas-microsoft-com:vml" xmlns:wp14="http://schemas.microsoft.com/office/word/2010/wordprocessingDrawing" xmlns:wp="http://schemas.openxmlformats.org/drawingml/2006/wordprocessingDrawing" xmlns:w10="urn:schemas-microsoft-com:office:word" xmlns:w="http://schemas.openxmlformats.org/wordprocessingml/2006/main" xmlns:w14="http://schemas.microsoft.com/office/word/2010/wordml" xmlns:w15="http://schemas.microsoft.com/office/word/2012/wordml" xmlns:w16cex="http://schemas.microsoft.com/office/word/2018/wordml/cex" xmlns:w16cid="http://schemas.microsoft.com/office/word/2016/wordml/cid" xmlns:w16="http://schemas.microsoft.com/office/word/2018/wordml" xmlns:w16du="http://schemas.microsoft.com/office/word/2023/wordml/word16du" xmlns:w16sdtdh="http://schemas.microsoft.com/office/word/2020/wordml/sdtdatahash" xmlns:w16se="http://schemas.microsoft.com/office/word/2015/wordml/symex" xmlns:wpg="http://schemas.microsoft.com/office/word/2010/wordprocessingGroup" xmlns:wpi="http://schemas.microsoft.com/office/word/2010/wordprocessingInk" xmlns:wne="http://schemas.microsoft.com/office/word/2006/wordml" xmlns:wps="http://schemas.microsoft.com/office/word/2010/wordprocessingShape" mc:Ignorable="w14 w15 w16se w16cid w16 w16cex w16sdtdh w16du wp14">
   <w:abstractNum w:abstractNumId="0" w15:restartNumberingAfterBreak="0">
     <w:nsid w:val="25AA3614"/>
     <w:multiLevelType w:val="hybridMultilevel"/>
@@ -4329,6 +6418,155 @@
     </w:lvl>
   </w:abstractNum>
   <w:abstractNum w:abstractNumId="1" w15:restartNumberingAfterBreak="0">
+    <w:nsid w:val="4F2E6CE6"/>
+    <w:multiLevelType w:val="multilevel"/>
+    <w:tmpl w:val="ED30D308"/>
+    <w:lvl w:ilvl="0">
+      <w:start w:val="1"/>
+      <w:numFmt w:val="bullet"/>
+      <w:lvlText w:val=""/>
+      <w:lvlJc w:val="left"/>
+      <w:pPr>
+        <w:tabs>
+          <w:tab w:val="num" w:pos="720"/>
+        </w:tabs>
+        <w:ind w:left="720" w:hanging="360"/>
+      </w:pPr>
+      <w:rPr>
+        <w:rFonts w:ascii="Symbol" w:hAnsi="Symbol" w:hint="default"/>
+        <w:sz w:val="20"/>
+      </w:rPr>
+    </w:lvl>
+    <w:lvl w:ilvl="1" w:tentative="1">
+      <w:start w:val="1"/>
+      <w:numFmt w:val="bullet"/>
+      <w:lvlText w:val=""/>
+      <w:lvlJc w:val="left"/>
+      <w:pPr>
+        <w:tabs>
+          <w:tab w:val="num" w:pos="1440"/>
+        </w:tabs>
+        <w:ind w:left="1440" w:hanging="360"/>
+      </w:pPr>
+      <w:rPr>
+        <w:rFonts w:ascii="Symbol" w:hAnsi="Symbol" w:hint="default"/>
+        <w:sz w:val="20"/>
+      </w:rPr>
+    </w:lvl>
+    <w:lvl w:ilvl="2" w:tentative="1">
+      <w:start w:val="1"/>
+      <w:numFmt w:val="bullet"/>
+      <w:lvlText w:val=""/>
+      <w:lvlJc w:val="left"/>
+      <w:pPr>
+        <w:tabs>
+          <w:tab w:val="num" w:pos="2160"/>
+        </w:tabs>
+        <w:ind w:left="2160" w:hanging="360"/>
+      </w:pPr>
+      <w:rPr>
+        <w:rFonts w:ascii="Symbol" w:hAnsi="Symbol" w:hint="default"/>
+        <w:sz w:val="20"/>
+      </w:rPr>
+    </w:lvl>
+    <w:lvl w:ilvl="3" w:tentative="1">
+      <w:start w:val="1"/>
+      <w:numFmt w:val="bullet"/>
+      <w:lvlText w:val=""/>
+      <w:lvlJc w:val="left"/>
+      <w:pPr>
+        <w:tabs>
+          <w:tab w:val="num" w:pos="2880"/>
+        </w:tabs>
+        <w:ind w:left="2880" w:hanging="360"/>
+      </w:pPr>
+      <w:rPr>
+        <w:rFonts w:ascii="Symbol" w:hAnsi="Symbol" w:hint="default"/>
+        <w:sz w:val="20"/>
+      </w:rPr>
+    </w:lvl>
+    <w:lvl w:ilvl="4" w:tentative="1">
+      <w:start w:val="1"/>
+      <w:numFmt w:val="bullet"/>
+      <w:lvlText w:val=""/>
+      <w:lvlJc w:val="left"/>
+      <w:pPr>
+        <w:tabs>
+          <w:tab w:val="num" w:pos="3600"/>
+        </w:tabs>
+        <w:ind w:left="3600" w:hanging="360"/>
+      </w:pPr>
+      <w:rPr>
+        <w:rFonts w:ascii="Symbol" w:hAnsi="Symbol" w:hint="default"/>
+        <w:sz w:val="20"/>
+      </w:rPr>
+    </w:lvl>
+    <w:lvl w:ilvl="5" w:tentative="1">
+      <w:start w:val="1"/>
+      <w:numFmt w:val="bullet"/>
+      <w:lvlText w:val=""/>
+      <w:lvlJc w:val="left"/>
+      <w:pPr>
+        <w:tabs>
+          <w:tab w:val="num" w:pos="4320"/>
+        </w:tabs>
+        <w:ind w:left="4320" w:hanging="360"/>
+      </w:pPr>
+      <w:rPr>
+        <w:rFonts w:ascii="Symbol" w:hAnsi="Symbol" w:hint="default"/>
+        <w:sz w:val="20"/>
+      </w:rPr>
+    </w:lvl>
+    <w:lvl w:ilvl="6" w:tentative="1">
+      <w:start w:val="1"/>
+      <w:numFmt w:val="bullet"/>
+      <w:lvlText w:val=""/>
+      <w:lvlJc w:val="left"/>
+      <w:pPr>
+        <w:tabs>
+          <w:tab w:val="num" w:pos="5040"/>
+        </w:tabs>
+        <w:ind w:left="5040" w:hanging="360"/>
+      </w:pPr>
+      <w:rPr>
+        <w:rFonts w:ascii="Symbol" w:hAnsi="Symbol" w:hint="default"/>
+        <w:sz w:val="20"/>
+      </w:rPr>
+    </w:lvl>
+    <w:lvl w:ilvl="7" w:tentative="1">
+      <w:start w:val="1"/>
+      <w:numFmt w:val="bullet"/>
+      <w:lvlText w:val=""/>
+      <w:lvlJc w:val="left"/>
+      <w:pPr>
+        <w:tabs>
+          <w:tab w:val="num" w:pos="5760"/>
+        </w:tabs>
+        <w:ind w:left="5760" w:hanging="360"/>
+      </w:pPr>
+      <w:rPr>
+        <w:rFonts w:ascii="Symbol" w:hAnsi="Symbol" w:hint="default"/>
+        <w:sz w:val="20"/>
+      </w:rPr>
+    </w:lvl>
+    <w:lvl w:ilvl="8" w:tentative="1">
+      <w:start w:val="1"/>
+      <w:numFmt w:val="bullet"/>
+      <w:lvlText w:val=""/>
+      <w:lvlJc w:val="left"/>
+      <w:pPr>
+        <w:tabs>
+          <w:tab w:val="num" w:pos="6480"/>
+        </w:tabs>
+        <w:ind w:left="6480" w:hanging="360"/>
+      </w:pPr>
+      <w:rPr>
+        <w:rFonts w:ascii="Symbol" w:hAnsi="Symbol" w:hint="default"/>
+        <w:sz w:val="20"/>
+      </w:rPr>
+    </w:lvl>
+  </w:abstractNum>
+  <w:abstractNum w:abstractNumId="2" w15:restartNumberingAfterBreak="0">
     <w:nsid w:val="5BF460B7"/>
     <w:multiLevelType w:val="hybridMultilevel"/>
     <w:tmpl w:val="1B748518"/>
@@ -4343,6 +6581,92 @@
       <w:rPr>
         <w:rFonts w:hint="default"/>
       </w:rPr>
+    </w:lvl>
+    <w:lvl w:ilvl="1" w:tplc="04090019">
+      <w:start w:val="1"/>
+      <w:numFmt w:val="lowerLetter"/>
+      <w:lvlText w:val="%2."/>
+      <w:lvlJc w:val="left"/>
+      <w:pPr>
+        <w:ind w:left="1440" w:hanging="360"/>
+      </w:pPr>
+    </w:lvl>
+    <w:lvl w:ilvl="2" w:tplc="0409001B" w:tentative="1">
+      <w:start w:val="1"/>
+      <w:numFmt w:val="lowerRoman"/>
+      <w:lvlText w:val="%3."/>
+      <w:lvlJc w:val="right"/>
+      <w:pPr>
+        <w:ind w:left="2160" w:hanging="180"/>
+      </w:pPr>
+    </w:lvl>
+    <w:lvl w:ilvl="3" w:tplc="0409000F" w:tentative="1">
+      <w:start w:val="1"/>
+      <w:numFmt w:val="decimal"/>
+      <w:lvlText w:val="%4."/>
+      <w:lvlJc w:val="left"/>
+      <w:pPr>
+        <w:ind w:left="2880" w:hanging="360"/>
+      </w:pPr>
+    </w:lvl>
+    <w:lvl w:ilvl="4" w:tplc="04090019" w:tentative="1">
+      <w:start w:val="1"/>
+      <w:numFmt w:val="lowerLetter"/>
+      <w:lvlText w:val="%5."/>
+      <w:lvlJc w:val="left"/>
+      <w:pPr>
+        <w:ind w:left="3600" w:hanging="360"/>
+      </w:pPr>
+    </w:lvl>
+    <w:lvl w:ilvl="5" w:tplc="0409001B" w:tentative="1">
+      <w:start w:val="1"/>
+      <w:numFmt w:val="lowerRoman"/>
+      <w:lvlText w:val="%6."/>
+      <w:lvlJc w:val="right"/>
+      <w:pPr>
+        <w:ind w:left="4320" w:hanging="180"/>
+      </w:pPr>
+    </w:lvl>
+    <w:lvl w:ilvl="6" w:tplc="0409000F" w:tentative="1">
+      <w:start w:val="1"/>
+      <w:numFmt w:val="decimal"/>
+      <w:lvlText w:val="%7."/>
+      <w:lvlJc w:val="left"/>
+      <w:pPr>
+        <w:ind w:left="5040" w:hanging="360"/>
+      </w:pPr>
+    </w:lvl>
+    <w:lvl w:ilvl="7" w:tplc="04090019" w:tentative="1">
+      <w:start w:val="1"/>
+      <w:numFmt w:val="lowerLetter"/>
+      <w:lvlText w:val="%8."/>
+      <w:lvlJc w:val="left"/>
+      <w:pPr>
+        <w:ind w:left="5760" w:hanging="360"/>
+      </w:pPr>
+    </w:lvl>
+    <w:lvl w:ilvl="8" w:tplc="0409001B" w:tentative="1">
+      <w:start w:val="1"/>
+      <w:numFmt w:val="lowerRoman"/>
+      <w:lvlText w:val="%9."/>
+      <w:lvlJc w:val="right"/>
+      <w:pPr>
+        <w:ind w:left="6480" w:hanging="180"/>
+      </w:pPr>
+    </w:lvl>
+  </w:abstractNum>
+  <w:abstractNum w:abstractNumId="3" w15:restartNumberingAfterBreak="0">
+    <w:nsid w:val="65636568"/>
+    <w:multiLevelType w:val="hybridMultilevel"/>
+    <w:tmpl w:val="15EEB2BC"/>
+    <w:lvl w:ilvl="0" w:tplc="0409000F">
+      <w:start w:val="1"/>
+      <w:numFmt w:val="decimal"/>
+      <w:lvlText w:val="%1."/>
+      <w:lvlJc w:val="left"/>
+      <w:pPr>
+        <w:ind w:left="720" w:hanging="360"/>
+      </w:pPr>
     </w:lvl>
     <w:lvl w:ilvl="1" w:tplc="04090019" w:tentative="1">
       <w:start w:val="1"/>
@@ -4421,13 +6745,19 @@
     <w:abstractNumId w:val="0"/>
   </w:num>
   <w:num w:numId="2" w16cid:durableId="174925829">
+    <w:abstractNumId w:val="2"/>
+  </w:num>
+  <w:num w:numId="3" w16cid:durableId="1175534842">
     <w:abstractNumId w:val="1"/>
+  </w:num>
+  <w:num w:numId="4" w16cid:durableId="868839400">
+    <w:abstractNumId w:val="3"/>
   </w:num>
 </w:numbering>
 </file>
 
 <file path=word/styles.xml><?xml version="1.0" encoding="utf-8"?>
-<w:styles xmlns:mc="http://schemas.openxmlformats.org/markup-compatibility/2006" xmlns:r="http://schemas.openxmlformats.org/officeDocument/2006/relationships" xmlns:w="http://schemas.openxmlformats.org/wordprocessingml/2006/main" xmlns:w14="http://schemas.microsoft.com/office/word/2010/wordml" xmlns:w15="http://schemas.microsoft.com/office/word/2012/wordml" xmlns:w16cex="http://schemas.microsoft.com/office/word/2018/wordml/cex" xmlns:w16cid="http://schemas.microsoft.com/office/word/2016/wordml/cid" xmlns:w16="http://schemas.microsoft.com/office/word/2018/wordml" xmlns:w16sdtdh="http://schemas.microsoft.com/office/word/2020/wordml/sdtdatahash" xmlns:w16se="http://schemas.microsoft.com/office/word/2015/wordml/symex" mc:Ignorable="w14 w15 w16se w16cid w16 w16cex w16sdtdh">
+<w:styles xmlns:mc="http://schemas.openxmlformats.org/markup-compatibility/2006" xmlns:r="http://schemas.openxmlformats.org/officeDocument/2006/relationships" xmlns:w="http://schemas.openxmlformats.org/wordprocessingml/2006/main" xmlns:w14="http://schemas.microsoft.com/office/word/2010/wordml" xmlns:w15="http://schemas.microsoft.com/office/word/2012/wordml" xmlns:w16cex="http://schemas.microsoft.com/office/word/2018/wordml/cex" xmlns:w16cid="http://schemas.microsoft.com/office/word/2016/wordml/cid" xmlns:w16="http://schemas.microsoft.com/office/word/2018/wordml" xmlns:w16du="http://schemas.microsoft.com/office/word/2023/wordml/word16du" xmlns:w16sdtdh="http://schemas.microsoft.com/office/word/2020/wordml/sdtdatahash" xmlns:w16se="http://schemas.microsoft.com/office/word/2015/wordml/symex" mc:Ignorable="w14 w15 w16se w16cid w16 w16cex w16sdtdh w16du">
   <w:docDefaults>
     <w:rPrDefault>
       <w:rPr>
